--- a/Documentation/P4 Dezvoltarea aplicatiei Labview.docx
+++ b/Documentation/P4 Dezvoltarea aplicatiei Labview.docx
@@ -208,7 +208,14 @@
           <w:sz w:val="18"/>
           <w:lang w:val="ro-RO"/>
         </w:rPr>
-        <w:t>Urmează a se discuta despre implementarea modelului de control în LabVIEW 2013 SP1, aplicație creată de National Instruments. Aceasta este perfect integrata du DAQmx de la aceeasi companie, prescurtată NI. Se vor utiliza procedee de scalare a factorilor, calculul în timp real al puterilor dar și afișare în interfața utilizator.</w:t>
+        <w:t xml:space="preserve">Urmează a se discuta despre implementarea modelului de control în LabVIEW 2013 SP1, aplicație creată de National Instruments. Aceasta este perfect integrata du DAQmx de la aceeasi companie, prescurtată NI. Se vor utiliza procedee de scalare a factorilor, calculul în timp real al puterilor dar și </w:t>
+      </w:r>
+      <w:r>
+        <w:rPr>
+          <w:sz w:val="18"/>
+          <w:lang w:val="ro-RO"/>
+        </w:rPr>
+        <w:t>afișare în interfața utilizator dar și prezentarea modului în care interfațarea dintre senzori, cartela de achiziție și LabVIEW este efectuată.q</w:t>
       </w:r>
     </w:p>
     <w:p>
@@ -259,6 +266,78 @@
           <w:b/>
           <w:sz w:val="22"/>
           <w:lang w:val="ro-RO"/>
+        </w:rPr>
+      </w:pPr>
+      <w:r>
+        <w:rPr>
+          <w:b/>
+          <w:sz w:val="22"/>
+          <w:lang w:val="ro-RO"/>
+        </w:rPr>
+        <w:t>1</w:t>
+      </w:r>
+      <w:r>
+        <w:rPr>
+          <w:b/>
+          <w:sz w:val="22"/>
+          <w:lang w:val="ro-RO"/>
+        </w:rPr>
+        <w:t xml:space="preserve">. </w:t>
+      </w:r>
+      <w:r>
+        <w:rPr>
+          <w:b/>
+          <w:sz w:val="22"/>
+          <w:lang w:val="ro-RO"/>
+        </w:rPr>
+        <w:t>Interfațarea senzorilor cu</w:t>
+      </w:r>
+      <w:r>
+        <w:rPr>
+          <w:b/>
+          <w:sz w:val="22"/>
+          <w:lang w:val="ro-RO"/>
+        </w:rPr>
+        <w:t xml:space="preserve"> DAQmx 6009</w:t>
+      </w:r>
+      <w:r>
+        <w:rPr>
+          <w:b/>
+          <w:sz w:val="22"/>
+          <w:lang w:val="ro-RO"/>
+        </w:rPr>
+        <w:t xml:space="preserve"> și testarea în mediul de lucru LabVIEW</w:t>
+      </w:r>
+    </w:p>
+    <w:p>
+      <w:pPr>
+        <w:pStyle w:val="Normal1"/>
+      </w:pPr>
+      <w:r>
+        <w:t xml:space="preserve">Senzorul de curent a fost conectat la terminalele AI0, configurația fiind setată în modul </w:t>
+      </w:r>
+      <w:r>
+        <w:rPr>
+          <w:lang w:val="en-US"/>
+        </w:rPr>
+        <w:t>“Differential”</w:t>
+      </w:r>
+      <w:r>
+        <w:t xml:space="preserve"> întrucât tensiunea prezentă la la ieșirea senzorului de curent, prin urmare, la bornele cartelei de achiziție se regăsesc atât tensiuni pozitive cât și negative. Acest mod permite eliminarea zgomotului dar și achiziția de valori negative de către ADC astfel încât să nu afectăm în mod negativ cartela de achiziții.</w:t>
+      </w:r>
+    </w:p>
+    <w:p>
+      <w:pPr>
+        <w:pStyle w:val="Normal1"/>
+      </w:pPr>
+    </w:p>
+    <w:p>
+      <w:pPr>
+        <w:pStyle w:val="Normal1"/>
+        <w:ind w:firstLine="0"/>
+        <w:jc w:val="center"/>
+        <w:rPr>
+          <w:b/>
         </w:rPr>
       </w:pPr>
       <w:r>
@@ -318,19 +397,68 @@
     <w:p>
       <w:pPr>
         <w:pStyle w:val="Normal1"/>
-        <w:rPr>
-          <w:lang w:val="en-US"/>
-        </w:rPr>
-      </w:pPr>
-    </w:p>
-    <w:p>
-      <w:pPr>
-        <w:pStyle w:val="Normal1"/>
         <w:ind w:firstLine="0"/>
         <w:jc w:val="center"/>
-      </w:pPr>
-      <w:r>
-        <w:lastRenderedPageBreak/>
+        <w:rPr>
+          <w:lang w:val="en-US"/>
+        </w:rPr>
+      </w:pPr>
+      <w:r>
+        <w:rPr>
+          <w:lang w:val="en-US"/>
+        </w:rPr>
+        <w:t xml:space="preserve">Figura . </w:t>
+      </w:r>
+      <w:r>
+        <w:t>Tensiunea achiziționată</w:t>
+      </w:r>
+      <w:r>
+        <w:t xml:space="preserve"> prin cartela de achiziții DAQmx 6009</w:t>
+      </w:r>
+      <w:r>
+        <w:t xml:space="preserve"> folosind senzorul TALEMA – ASM 010</w:t>
+      </w:r>
+      <w:r>
+        <w:t>. Panou de testare NI-MAX.</w:t>
+      </w:r>
+    </w:p>
+    <w:p>
+      <w:pPr>
+        <w:pStyle w:val="Normal1"/>
+        <w:rPr>
+          <w:lang w:val="en-US"/>
+        </w:rPr>
+      </w:pPr>
+    </w:p>
+    <w:p>
+      <w:pPr>
+        <w:pStyle w:val="Normal1"/>
+        <w:rPr>
+          <w:lang w:val="en-US"/>
+        </w:rPr>
+      </w:pPr>
+      <w:r>
+        <w:rPr>
+          <w:lang w:val="en-US"/>
+        </w:rPr>
+        <w:t>Același procedeu este urmărit și pentru senzorul de tensiune, unde la bornele cartelei de achiziție se află o tensiune cuprină între 4.5V și -4.5V</w:t>
+      </w:r>
+    </w:p>
+    <w:p>
+      <w:pPr>
+        <w:pStyle w:val="Normal1"/>
+        <w:rPr>
+          <w:lang w:val="en-US"/>
+        </w:rPr>
+      </w:pPr>
+    </w:p>
+    <w:p>
+      <w:pPr>
+        <w:pStyle w:val="Normal1"/>
+        <w:ind w:firstLine="0"/>
+        <w:jc w:val="center"/>
+      </w:pPr>
+      <w:r>
         <w:pict>
           <v:shapetype id="_x0000_t75" coordsize="21600,21600" o:spt="75" o:preferrelative="t" path="m@4@5l@4@11@9@11@9@5xe" filled="f" stroked="f">
             <v:stroke joinstyle="miter"/>
@@ -351,7 +479,7 @@
             <v:path o:extrusionok="f" gradientshapeok="t" o:connecttype="rect"/>
             <o:lock v:ext="edit" aspectratio="t"/>
           </v:shapetype>
-          <v:shape id="_x0000_i1026" type="#_x0000_t75" style="width:356.85pt;height:234.8pt">
+          <v:shape id="_x0000_i1025" type="#_x0000_t75" style="width:356.85pt;height:234.8pt">
             <v:imagedata r:id="rId12" o:title="Screenshot_2"/>
           </v:shape>
         </w:pict>
@@ -377,15 +505,61 @@
     <w:p>
       <w:pPr>
         <w:pStyle w:val="Normal1"/>
+        <w:ind w:firstLine="720"/>
+      </w:pPr>
+      <w:r>
+        <w:t>Pentru configurarea cartelei de achiziție s-a folosit un model standard in care declarăm in variabilele interne în LabVIEW faptul că achiziția va fi una în tensiune. Blocurile valorilor minime, maxime, configurația si selectarea canalelor au fost create cu setarea de control, astfel încât utilizatorul final să le poată configura cu ușurință din interfața</w:t>
+      </w:r>
+      <w:r>
+        <w:t xml:space="preserve"> grafică. </w:t>
+      </w:r>
+    </w:p>
+    <w:p>
+      <w:pPr>
+        <w:pStyle w:val="Normal1"/>
         <w:ind w:firstLine="0"/>
         <w:jc w:val="center"/>
       </w:pPr>
       <w:r>
-        <w:pict>
-          <v:shape id="_x0000_i1027" type="#_x0000_t75" style="width:356.85pt;height:210.35pt">
-            <v:imagedata r:id="rId13" o:title="Screenshot_11"/>
-          </v:shape>
-        </w:pict>
+        <w:rPr>
+          <w:noProof/>
+        </w:rPr>
+        <w:lastRenderedPageBreak/>
+        <w:drawing>
+          <wp:inline distT="0" distB="0" distL="0" distR="0" wp14:anchorId="3CFA0EF4" wp14:editId="6005B250">
+            <wp:extent cx="4537075" cy="2430780"/>
+            <wp:effectExtent l="0" t="0" r="0" b="7620"/>
+            <wp:docPr id="33" name="Picture 33"/>
+            <wp:cNvGraphicFramePr>
+              <a:graphicFrameLocks xmlns:a="http://schemas.openxmlformats.org/drawingml/2006/main" noChangeAspect="1"/>
+            </wp:cNvGraphicFramePr>
+            <a:graphic xmlns:a="http://schemas.openxmlformats.org/drawingml/2006/main">
+              <a:graphicData uri="http://schemas.openxmlformats.org/drawingml/2006/picture">
+                <pic:pic xmlns:pic="http://schemas.openxmlformats.org/drawingml/2006/picture">
+                  <pic:nvPicPr>
+                    <pic:cNvPr id="1" name=""/>
+                    <pic:cNvPicPr/>
+                  </pic:nvPicPr>
+                  <pic:blipFill>
+                    <a:blip r:embed="rId13"/>
+                    <a:stretch>
+                      <a:fillRect/>
+                    </a:stretch>
+                  </pic:blipFill>
+                  <pic:spPr>
+                    <a:xfrm>
+                      <a:off x="0" y="0"/>
+                      <a:ext cx="4537075" cy="2430780"/>
+                    </a:xfrm>
+                    <a:prstGeom prst="rect">
+                      <a:avLst/>
+                    </a:prstGeom>
+                  </pic:spPr>
+                </pic:pic>
+              </a:graphicData>
+            </a:graphic>
+          </wp:inline>
+        </w:drawing>
       </w:r>
     </w:p>
     <w:p>
@@ -408,12 +582,15 @@
     <w:p>
       <w:pPr>
         <w:pStyle w:val="Normal1"/>
-      </w:pPr>
-      <w:r>
-        <w:t>Prin intermediul interfeței grafice cu utilizatorul (GUI), pot fi monitorizate simultan valorile brute achiziționate de către placa de achiziție de date DAQmx USB-6009.</w:t>
-      </w:r>
-      <w:r>
-        <w:t>[5]</w:t>
+        <w:ind w:firstLine="0"/>
+      </w:pPr>
+    </w:p>
+    <w:p>
+      <w:pPr>
+        <w:pStyle w:val="Normal1"/>
+      </w:pPr>
+      <w:r>
+        <w:t>Pentru o bună funcționalitate, următorul pas este validarea și calibrarea sistemului cu o referință externă. Astfel, în modelul LabVIEW introducem calculele necesare de RMS a curentului în circuit și comparăm valorile măsurate exterior cu valorile calculate. Astfel Se introduce un factor de corecție al sistemului tocmai ca datele măsurate să fie corecte.</w:t>
       </w:r>
     </w:p>
     <w:p>
@@ -421,9 +598,6 @@
         <w:pStyle w:val="Normal1"/>
         <w:ind w:firstLine="0"/>
         <w:jc w:val="center"/>
-        <w:rPr>
-          <w:lang w:val="en-US"/>
-        </w:rPr>
       </w:pPr>
     </w:p>
     <w:p>
@@ -438,10 +612,10 @@
           <w:lang w:val="en-US"/>
         </w:rPr>
         <w:drawing>
-          <wp:inline distT="0" distB="0" distL="0" distR="0" wp14:anchorId="54143797" wp14:editId="166C1D05">
-            <wp:extent cx="4537075" cy="2851785"/>
-            <wp:effectExtent l="0" t="0" r="0" b="5715"/>
-            <wp:docPr id="3" name="Picture 3"/>
+          <wp:inline distT="0" distB="0" distL="0" distR="0" wp14:anchorId="5628F3C7" wp14:editId="5FC54B98">
+            <wp:extent cx="4217159" cy="2173209"/>
+            <wp:effectExtent l="0" t="0" r="0" b="0"/>
+            <wp:docPr id="9" name="Picture 9"/>
             <wp:cNvGraphicFramePr>
               <a:graphicFrameLocks xmlns:a="http://schemas.openxmlformats.org/drawingml/2006/main" noChangeAspect="1"/>
             </wp:cNvGraphicFramePr>
@@ -461,154 +635,6 @@
                   <pic:spPr>
                     <a:xfrm>
                       <a:off x="0" y="0"/>
-                      <a:ext cx="4537075" cy="2851785"/>
-                    </a:xfrm>
-                    <a:prstGeom prst="rect">
-                      <a:avLst/>
-                    </a:prstGeom>
-                  </pic:spPr>
-                </pic:pic>
-              </a:graphicData>
-            </a:graphic>
-          </wp:inline>
-        </w:drawing>
-      </w:r>
-    </w:p>
-    <w:p>
-      <w:pPr>
-        <w:pStyle w:val="Normal1"/>
-        <w:ind w:firstLine="0"/>
-        <w:jc w:val="center"/>
-      </w:pPr>
-      <w:r>
-        <w:t>Figura 9. Osciloscop virtual construit în LabVIEW 2013 SP1.</w:t>
-      </w:r>
-    </w:p>
-    <w:p>
-      <w:pPr>
-        <w:pStyle w:val="Normal1"/>
-        <w:ind w:firstLine="0"/>
-        <w:jc w:val="center"/>
-      </w:pPr>
-    </w:p>
-    <w:p>
-      <w:pPr>
-        <w:pStyle w:val="Normal1"/>
-        <w:ind w:firstLine="0"/>
-        <w:jc w:val="center"/>
-      </w:pPr>
-      <w:r>
-        <w:rPr>
-          <w:noProof/>
-          <w:lang w:val="en-US"/>
-        </w:rPr>
-        <w:drawing>
-          <wp:inline distT="0" distB="0" distL="0" distR="0" wp14:anchorId="20A66CF1" wp14:editId="246FC352">
-            <wp:extent cx="2999232" cy="2933748"/>
-            <wp:effectExtent l="0" t="0" r="0" b="0"/>
-            <wp:docPr id="4" name="Picture 4"/>
-            <wp:cNvGraphicFramePr>
-              <a:graphicFrameLocks xmlns:a="http://schemas.openxmlformats.org/drawingml/2006/main" noChangeAspect="1"/>
-            </wp:cNvGraphicFramePr>
-            <a:graphic xmlns:a="http://schemas.openxmlformats.org/drawingml/2006/main">
-              <a:graphicData uri="http://schemas.openxmlformats.org/drawingml/2006/picture">
-                <pic:pic xmlns:pic="http://schemas.openxmlformats.org/drawingml/2006/picture">
-                  <pic:nvPicPr>
-                    <pic:cNvPr id="1" name=""/>
-                    <pic:cNvPicPr/>
-                  </pic:nvPicPr>
-                  <pic:blipFill>
-                    <a:blip r:embed="rId15"/>
-                    <a:stretch>
-                      <a:fillRect/>
-                    </a:stretch>
-                  </pic:blipFill>
-                  <pic:spPr>
-                    <a:xfrm>
-                      <a:off x="0" y="0"/>
-                      <a:ext cx="3023472" cy="2957459"/>
-                    </a:xfrm>
-                    <a:prstGeom prst="rect">
-                      <a:avLst/>
-                    </a:prstGeom>
-                  </pic:spPr>
-                </pic:pic>
-              </a:graphicData>
-            </a:graphic>
-          </wp:inline>
-        </w:drawing>
-      </w:r>
-    </w:p>
-    <w:p>
-      <w:pPr>
-        <w:pStyle w:val="Normal1"/>
-        <w:ind w:firstLine="0"/>
-        <w:jc w:val="center"/>
-      </w:pPr>
-      <w:r>
-        <w:t>Figura 10. Setările utilizate pentru tenstarea funcționalității</w:t>
-      </w:r>
-    </w:p>
-    <w:p>
-      <w:pPr>
-        <w:pStyle w:val="Normal1"/>
-        <w:ind w:firstLine="0"/>
-      </w:pPr>
-    </w:p>
-    <w:p>
-      <w:pPr>
-        <w:pStyle w:val="Normal1"/>
-      </w:pPr>
-      <w:r>
-        <w:t xml:space="preserve">Pentru o bună funcționalitate, următorul pas este validarea și calibrarea sistemului cu o referință externă. Astfel, în modelul LabVIEW introducem </w:t>
-      </w:r>
-      <w:r>
-        <w:lastRenderedPageBreak/>
-        <w:t>calculele necesare de RMS a curentului în circuit și comparăm valorile măsurate exterior cu valorile calculate. Astfel Se introduce un factor de corecție al sistemului tocmai ca datele măsurate să fie corecte.</w:t>
-      </w:r>
-    </w:p>
-    <w:p>
-      <w:pPr>
-        <w:pStyle w:val="Normal1"/>
-        <w:ind w:firstLine="0"/>
-        <w:jc w:val="center"/>
-      </w:pPr>
-    </w:p>
-    <w:p>
-      <w:pPr>
-        <w:pStyle w:val="Normal1"/>
-        <w:ind w:firstLine="0"/>
-        <w:jc w:val="center"/>
-      </w:pPr>
-      <w:r>
-        <w:rPr>
-          <w:noProof/>
-          <w:lang w:val="en-US"/>
-        </w:rPr>
-        <w:drawing>
-          <wp:inline distT="0" distB="0" distL="0" distR="0" wp14:anchorId="5628F3C7" wp14:editId="5FC54B98">
-            <wp:extent cx="4217159" cy="2173209"/>
-            <wp:effectExtent l="0" t="0" r="0" b="0"/>
-            <wp:docPr id="9" name="Picture 9"/>
-            <wp:cNvGraphicFramePr>
-              <a:graphicFrameLocks xmlns:a="http://schemas.openxmlformats.org/drawingml/2006/main" noChangeAspect="1"/>
-            </wp:cNvGraphicFramePr>
-            <a:graphic xmlns:a="http://schemas.openxmlformats.org/drawingml/2006/main">
-              <a:graphicData uri="http://schemas.openxmlformats.org/drawingml/2006/picture">
-                <pic:pic xmlns:pic="http://schemas.openxmlformats.org/drawingml/2006/picture">
-                  <pic:nvPicPr>
-                    <pic:cNvPr id="1" name=""/>
-                    <pic:cNvPicPr/>
-                  </pic:nvPicPr>
-                  <pic:blipFill>
-                    <a:blip r:embed="rId16"/>
-                    <a:stretch>
-                      <a:fillRect/>
-                    </a:stretch>
-                  </pic:blipFill>
-                  <pic:spPr>
-                    <a:xfrm>
-                      <a:off x="0" y="0"/>
                       <a:ext cx="4226364" cy="2177953"/>
                     </a:xfrm>
                     <a:prstGeom prst="rect">
@@ -643,6 +669,7 @@
           <w:noProof/>
           <w:lang w:val="en-US"/>
         </w:rPr>
+        <w:lastRenderedPageBreak/>
         <w:drawing>
           <wp:inline distT="0" distB="0" distL="0" distR="0">
             <wp:extent cx="3739515" cy="2586355"/>
@@ -661,7 +688,7 @@
                     </pic:cNvPicPr>
                   </pic:nvPicPr>
                   <pic:blipFill>
-                    <a:blip r:embed="rId17">
+                    <a:blip r:embed="rId15">
                       <a:extLst>
                         <a:ext uri="{28A0092B-C50C-407E-A947-70E740481C1C}">
                           <a14:useLocalDpi xmlns:a14="http://schemas.microsoft.com/office/drawing/2010/main" val="0"/>
@@ -721,7 +748,6 @@
           <w:noProof/>
           <w:lang w:val="en-US"/>
         </w:rPr>
-        <w:lastRenderedPageBreak/>
         <w:drawing>
           <wp:inline distT="0" distB="0" distL="0" distR="0" wp14:anchorId="0F01D3CA" wp14:editId="5426AA46">
             <wp:extent cx="4531360" cy="3398520"/>
@@ -740,7 +766,7 @@
                     </pic:cNvPicPr>
                   </pic:nvPicPr>
                   <pic:blipFill>
-                    <a:blip r:embed="rId18" cstate="print">
+                    <a:blip r:embed="rId16" cstate="print">
                       <a:extLst>
                         <a:ext uri="{28A0092B-C50C-407E-A947-70E740481C1C}">
                           <a14:useLocalDpi xmlns:a14="http://schemas.microsoft.com/office/drawing/2010/main" val="0"/>
@@ -819,7 +845,7 @@
                     </pic:cNvPicPr>
                   </pic:nvPicPr>
                   <pic:blipFill>
-                    <a:blip r:embed="rId19" cstate="print">
+                    <a:blip r:embed="rId17" cstate="print">
                       <a:extLst>
                         <a:ext uri="{28A0092B-C50C-407E-A947-70E740481C1C}">
                           <a14:useLocalDpi xmlns:a14="http://schemas.microsoft.com/office/drawing/2010/main" val="0"/>
@@ -895,7 +921,7 @@
                     <pic:cNvPicPr/>
                   </pic:nvPicPr>
                   <pic:blipFill>
-                    <a:blip r:embed="rId20"/>
+                    <a:blip r:embed="rId18"/>
                     <a:stretch>
                       <a:fillRect/>
                     </a:stretch>
@@ -932,8 +958,2929 @@
       </w:pPr>
       <w:r>
         <w:lastRenderedPageBreak/>
-        <w:t>Astfel, validarea se încheie, sistemul este calibrat și pregătit pentru următorul pas.</w:t>
-      </w:r>
+        <w:t>Astfel, validarea se încheie, sistemul este calibrat ș</w:t>
+      </w:r>
+      <w:r>
+        <w:t>i pregătit pentru următorul pas, acesta fiind createa interfeței virtuale a instrumentului în vederea utilizării cu ușurință de către utilizatorul final.</w:t>
+      </w:r>
+    </w:p>
+    <w:p>
+      <w:pPr>
+        <w:spacing w:before="400" w:after="200"/>
+        <w:ind w:right="567"/>
+        <w:jc w:val="center"/>
+        <w:rPr>
+          <w:b/>
+          <w:sz w:val="22"/>
+          <w:lang w:val="ro-RO"/>
+        </w:rPr>
+      </w:pPr>
+      <w:r>
+        <w:rPr>
+          <w:b/>
+          <w:sz w:val="22"/>
+          <w:lang w:val="ro-RO"/>
+        </w:rPr>
+        <w:t>2</w:t>
+      </w:r>
+      <w:r>
+        <w:rPr>
+          <w:b/>
+          <w:sz w:val="22"/>
+          <w:lang w:val="ro-RO"/>
+        </w:rPr>
+        <w:t xml:space="preserve">. </w:t>
+      </w:r>
+      <w:r>
+        <w:rPr>
+          <w:b/>
+          <w:sz w:val="22"/>
+          <w:lang w:val="ro-RO"/>
+        </w:rPr>
+        <w:t>Interfața utilizator în LabVIEW 2013 SP1</w:t>
+      </w:r>
+    </w:p>
+    <w:p>
+      <w:pPr>
+        <w:pStyle w:val="Normal1"/>
+        <w:rPr>
+          <w:lang w:val="en-US"/>
+        </w:rPr>
+      </w:pPr>
+      <w:r>
+        <w:t xml:space="preserve">Aplicația prezintă două meniuri, primul se numește </w:t>
+      </w:r>
+      <w:r>
+        <w:rPr>
+          <w:lang w:val="en-US"/>
+        </w:rPr>
+        <w:t>“</w:t>
+      </w:r>
+      <w:r>
+        <w:t>Hardware</w:t>
+      </w:r>
+      <w:r>
+        <w:rPr>
+          <w:lang w:val="en-US"/>
+        </w:rPr>
+        <w:t>” întrucât sub acest tab, utilizatorul are acces de a configura cartela de achiziții dar și de vizualizare a datelor brute achizitionate de cartela de achizitii DAQmx 6009. În această instanță, setările utilizate sunt:</w:t>
+      </w:r>
+    </w:p>
+    <w:p>
+      <w:pPr>
+        <w:pStyle w:val="Normal1"/>
+        <w:numPr>
+          <w:ilvl w:val="0"/>
+          <w:numId w:val="12"/>
+        </w:numPr>
+        <w:rPr>
+          <w:lang w:val="en-US"/>
+        </w:rPr>
+      </w:pPr>
+      <w:r>
+        <w:rPr>
+          <w:lang w:val="en-US"/>
+        </w:rPr>
+        <w:t xml:space="preserve">Canalele fizice sunt AI0 </w:t>
+      </w:r>
+      <w:r>
+        <w:t>și AI1.</w:t>
+      </w:r>
+    </w:p>
+    <w:p>
+      <w:pPr>
+        <w:pStyle w:val="Normal1"/>
+        <w:numPr>
+          <w:ilvl w:val="0"/>
+          <w:numId w:val="12"/>
+        </w:numPr>
+        <w:rPr>
+          <w:lang w:val="en-US"/>
+        </w:rPr>
+      </w:pPr>
+      <w:r>
+        <w:t>Timeout-ul a fost setat implicit pe 10 secunde.</w:t>
+      </w:r>
+    </w:p>
+    <w:p>
+      <w:pPr>
+        <w:pStyle w:val="Normal1"/>
+        <w:numPr>
+          <w:ilvl w:val="0"/>
+          <w:numId w:val="12"/>
+        </w:numPr>
+        <w:rPr>
+          <w:lang w:val="en-US"/>
+        </w:rPr>
+      </w:pPr>
+      <w:r>
+        <w:t xml:space="preserve">Configurarea terminalului de intrare este în modul </w:t>
+      </w:r>
+      <w:r>
+        <w:rPr>
+          <w:lang w:val="en-US"/>
+        </w:rPr>
+        <w:t>“</w:t>
+      </w:r>
+      <w:r>
+        <w:t>Differential</w:t>
+      </w:r>
+      <w:r>
+        <w:rPr>
+          <w:lang w:val="en-US"/>
+        </w:rPr>
+        <w:t>”.</w:t>
+      </w:r>
+    </w:p>
+    <w:p>
+      <w:pPr>
+        <w:pStyle w:val="Normal1"/>
+        <w:numPr>
+          <w:ilvl w:val="0"/>
+          <w:numId w:val="12"/>
+        </w:numPr>
+        <w:rPr>
+          <w:lang w:val="en-US"/>
+        </w:rPr>
+      </w:pPr>
+      <w:r>
+        <w:rPr>
+          <w:lang w:val="en-US"/>
+        </w:rPr>
+        <w:t>Valoarea minimă cât și cea maximă este de +-5V.</w:t>
+      </w:r>
+    </w:p>
+    <w:p>
+      <w:pPr>
+        <w:pStyle w:val="Normal1"/>
+        <w:numPr>
+          <w:ilvl w:val="0"/>
+          <w:numId w:val="12"/>
+        </w:numPr>
+        <w:rPr>
+          <w:lang w:val="en-US"/>
+        </w:rPr>
+      </w:pPr>
+      <w:r>
+        <w:rPr>
+          <w:lang w:val="en-US"/>
+        </w:rPr>
+        <w:t>Modul de eșantionare este “Continous Samples”.</w:t>
+      </w:r>
+    </w:p>
+    <w:p>
+      <w:pPr>
+        <w:pStyle w:val="Normal1"/>
+        <w:numPr>
+          <w:ilvl w:val="0"/>
+          <w:numId w:val="12"/>
+        </w:numPr>
+        <w:rPr>
+          <w:lang w:val="en-US"/>
+        </w:rPr>
+      </w:pPr>
+      <w:r>
+        <w:rPr>
+          <w:lang w:val="en-US"/>
+        </w:rPr>
+        <w:t>Rata de achizi</w:t>
+      </w:r>
+      <w:r>
+        <w:t>ție este de 10KHz.</w:t>
+      </w:r>
+    </w:p>
+    <w:p>
+      <w:pPr>
+        <w:pStyle w:val="Normal1"/>
+        <w:numPr>
+          <w:ilvl w:val="0"/>
+          <w:numId w:val="12"/>
+        </w:numPr>
+        <w:rPr>
+          <w:lang w:val="en-US"/>
+        </w:rPr>
+      </w:pPr>
+      <w:r>
+        <w:t>Numărul de eșantioane per canal este de 1000 eșantionane.</w:t>
+      </w:r>
+    </w:p>
+    <w:p>
+      <w:pPr>
+        <w:spacing w:before="400" w:after="200"/>
+        <w:ind w:right="567"/>
+        <w:jc w:val="center"/>
+        <w:rPr>
+          <w:b/>
+          <w:sz w:val="22"/>
+          <w:lang w:val="ro-RO"/>
+        </w:rPr>
+      </w:pPr>
+      <w:r>
+        <w:rPr>
+          <w:noProof/>
+        </w:rPr>
+        <w:drawing>
+          <wp:inline distT="0" distB="0" distL="0" distR="0" wp14:anchorId="7226C585" wp14:editId="25A32F34">
+            <wp:extent cx="4537075" cy="2847340"/>
+            <wp:effectExtent l="0" t="0" r="0" b="0"/>
+            <wp:docPr id="1" name="Picture 1"/>
+            <wp:cNvGraphicFramePr>
+              <a:graphicFrameLocks xmlns:a="http://schemas.openxmlformats.org/drawingml/2006/main" noChangeAspect="1"/>
+            </wp:cNvGraphicFramePr>
+            <a:graphic xmlns:a="http://schemas.openxmlformats.org/drawingml/2006/main">
+              <a:graphicData uri="http://schemas.openxmlformats.org/drawingml/2006/picture">
+                <pic:pic xmlns:pic="http://schemas.openxmlformats.org/drawingml/2006/picture">
+                  <pic:nvPicPr>
+                    <pic:cNvPr id="1" name=""/>
+                    <pic:cNvPicPr/>
+                  </pic:nvPicPr>
+                  <pic:blipFill>
+                    <a:blip r:embed="rId19"/>
+                    <a:stretch>
+                      <a:fillRect/>
+                    </a:stretch>
+                  </pic:blipFill>
+                  <pic:spPr>
+                    <a:xfrm>
+                      <a:off x="0" y="0"/>
+                      <a:ext cx="4537075" cy="2847340"/>
+                    </a:xfrm>
+                    <a:prstGeom prst="rect">
+                      <a:avLst/>
+                    </a:prstGeom>
+                  </pic:spPr>
+                </pic:pic>
+              </a:graphicData>
+            </a:graphic>
+          </wp:inline>
+        </w:drawing>
+      </w:r>
+    </w:p>
+    <w:p>
+      <w:pPr>
+        <w:pStyle w:val="Normal1"/>
+      </w:pPr>
+    </w:p>
+    <w:p>
+      <w:pPr>
+        <w:pStyle w:val="Normal1"/>
+      </w:pPr>
+      <w:r>
+        <w:t xml:space="preserve">În tab-ul </w:t>
+      </w:r>
+      <w:r>
+        <w:rPr>
+          <w:lang w:val="en-US"/>
+        </w:rPr>
+        <w:t>“</w:t>
+      </w:r>
+      <w:r>
+        <w:t>Analog Scopes</w:t>
+      </w:r>
+      <w:r>
+        <w:rPr>
+          <w:lang w:val="en-US"/>
+        </w:rPr>
+        <w:t>” sunt datele brute achizi</w:t>
+      </w:r>
+      <w:r>
+        <w:t>țioane de către cartela de achiziții. Aceste date nu sunt încă înmulțite cu factorul de scalare</w:t>
+      </w:r>
+      <w:r>
+        <w:t xml:space="preserve">. </w:t>
+      </w:r>
+    </w:p>
+    <w:p>
+      <w:pPr>
+        <w:pStyle w:val="Normal1"/>
+        <w:ind w:firstLine="0"/>
+        <w:jc w:val="center"/>
+      </w:pPr>
+      <w:r>
+        <w:rPr>
+          <w:noProof/>
+        </w:rPr>
+        <w:lastRenderedPageBreak/>
+        <w:drawing>
+          <wp:inline distT="0" distB="0" distL="0" distR="0" wp14:anchorId="5A0B3DA7" wp14:editId="5AF5097D">
+            <wp:extent cx="4537075" cy="2139315"/>
+            <wp:effectExtent l="0" t="0" r="0" b="0"/>
+            <wp:docPr id="34" name="Picture 34"/>
+            <wp:cNvGraphicFramePr>
+              <a:graphicFrameLocks xmlns:a="http://schemas.openxmlformats.org/drawingml/2006/main" noChangeAspect="1"/>
+            </wp:cNvGraphicFramePr>
+            <a:graphic xmlns:a="http://schemas.openxmlformats.org/drawingml/2006/main">
+              <a:graphicData uri="http://schemas.openxmlformats.org/drawingml/2006/picture">
+                <pic:pic xmlns:pic="http://schemas.openxmlformats.org/drawingml/2006/picture">
+                  <pic:nvPicPr>
+                    <pic:cNvPr id="1" name=""/>
+                    <pic:cNvPicPr/>
+                  </pic:nvPicPr>
+                  <pic:blipFill>
+                    <a:blip r:embed="rId20"/>
+                    <a:stretch>
+                      <a:fillRect/>
+                    </a:stretch>
+                  </pic:blipFill>
+                  <pic:spPr>
+                    <a:xfrm>
+                      <a:off x="0" y="0"/>
+                      <a:ext cx="4537075" cy="2139315"/>
+                    </a:xfrm>
+                    <a:prstGeom prst="rect">
+                      <a:avLst/>
+                    </a:prstGeom>
+                  </pic:spPr>
+                </pic:pic>
+              </a:graphicData>
+            </a:graphic>
+          </wp:inline>
+        </w:drawing>
+      </w:r>
+    </w:p>
+    <w:p>
+      <w:pPr>
+        <w:pStyle w:val="Normal1"/>
+        <w:ind w:firstLine="0"/>
+        <w:jc w:val="center"/>
+      </w:pPr>
+    </w:p>
+    <w:p>
+      <w:pPr>
+        <w:pStyle w:val="Normal1"/>
+      </w:pPr>
+    </w:p>
+    <w:p>
+      <w:pPr>
+        <w:pStyle w:val="Normal1"/>
+      </w:pPr>
+      <w:r>
+        <w:t xml:space="preserve">În următorul tab de sub categoria Hardware este reprezentat de tab-ul </w:t>
+      </w:r>
+      <w:r>
+        <w:rPr>
+          <w:lang w:val="en-US"/>
+        </w:rPr>
+        <w:t>“Analog Scaled Scopes” ce reprezintă exact aceleași osciloscoape digitale în care sunt redate datele achiziționate dar de această dată scalate la valorile reale.</w:t>
+      </w:r>
+    </w:p>
+    <w:p>
+      <w:pPr>
+        <w:pStyle w:val="Normal1"/>
+      </w:pPr>
+    </w:p>
+    <w:p>
+      <w:pPr>
+        <w:pStyle w:val="Normal1"/>
+        <w:ind w:firstLine="0"/>
+        <w:jc w:val="center"/>
+      </w:pPr>
+      <w:r>
+        <w:rPr>
+          <w:noProof/>
+        </w:rPr>
+        <w:drawing>
+          <wp:inline distT="0" distB="0" distL="0" distR="0" wp14:anchorId="2C5464D8" wp14:editId="366D2DDD">
+            <wp:extent cx="4537075" cy="2094865"/>
+            <wp:effectExtent l="0" t="0" r="0" b="635"/>
+            <wp:docPr id="5" name="Picture 5"/>
+            <wp:cNvGraphicFramePr>
+              <a:graphicFrameLocks xmlns:a="http://schemas.openxmlformats.org/drawingml/2006/main" noChangeAspect="1"/>
+            </wp:cNvGraphicFramePr>
+            <a:graphic xmlns:a="http://schemas.openxmlformats.org/drawingml/2006/main">
+              <a:graphicData uri="http://schemas.openxmlformats.org/drawingml/2006/picture">
+                <pic:pic xmlns:pic="http://schemas.openxmlformats.org/drawingml/2006/picture">
+                  <pic:nvPicPr>
+                    <pic:cNvPr id="1" name=""/>
+                    <pic:cNvPicPr/>
+                  </pic:nvPicPr>
+                  <pic:blipFill>
+                    <a:blip r:embed="rId21"/>
+                    <a:stretch>
+                      <a:fillRect/>
+                    </a:stretch>
+                  </pic:blipFill>
+                  <pic:spPr>
+                    <a:xfrm>
+                      <a:off x="0" y="0"/>
+                      <a:ext cx="4537075" cy="2094865"/>
+                    </a:xfrm>
+                    <a:prstGeom prst="rect">
+                      <a:avLst/>
+                    </a:prstGeom>
+                  </pic:spPr>
+                </pic:pic>
+              </a:graphicData>
+            </a:graphic>
+          </wp:inline>
+        </w:drawing>
+      </w:r>
+    </w:p>
+    <w:p>
+      <w:pPr>
+        <w:pStyle w:val="Normal1"/>
+      </w:pPr>
+    </w:p>
+    <w:p>
+      <w:pPr>
+        <w:pStyle w:val="Normal1"/>
+      </w:pPr>
+    </w:p>
+    <w:p>
+      <w:pPr>
+        <w:pStyle w:val="Normal1"/>
+      </w:pPr>
+      <w:r>
+        <w:t xml:space="preserve">În următoarea secțiune se va pune mai mult accent pe cea de-a doua mare categorie a instrumentului virtual, aceasta numindu-se </w:t>
+      </w:r>
+      <w:r>
+        <w:rPr>
+          <w:lang w:val="en-US"/>
+        </w:rPr>
+        <w:t>“Software”. Următoarele tab-uri vor prezenta grafice noi pentru utilizatorul final.</w:t>
+      </w:r>
+    </w:p>
+    <w:p>
+      <w:pPr>
+        <w:pStyle w:val="Normal1"/>
+      </w:pPr>
+    </w:p>
+    <w:p>
+      <w:pPr>
+        <w:pStyle w:val="Normal1"/>
+      </w:pPr>
+      <w:r>
+        <w:t xml:space="preserve">Întrucât această interfață ar trebui să reprezinte un osciloscop real, în practică se dorește a se putea vizualiza forma curentului și unde este aceasta situată față de forma sinusoidală a tensiunii. Aceste aspecte sunt importante întrucât se poate vizualiza în timp real defazajul dintre curent și tensiune, ce poate </w:t>
+      </w:r>
+      <w:r>
+        <w:lastRenderedPageBreak/>
+        <w:t>rezulta într-un facto</w:t>
+      </w:r>
+      <w:r>
+        <w:t>r</w:t>
+      </w:r>
+      <w:r>
+        <w:t xml:space="preserve"> de putere crescut sau scăzut.</w:t>
+      </w:r>
+      <w:r>
+        <w:t xml:space="preserve"> Pentru această diagramă s-au folosit două osciloscopae virtuale suprapuse în scopul de a avea două scale de măsură diferite, folosind acelasi osciloscop.</w:t>
+      </w:r>
+    </w:p>
+    <w:p>
+      <w:pPr>
+        <w:pStyle w:val="Normal1"/>
+      </w:pPr>
+    </w:p>
+    <w:p>
+      <w:pPr>
+        <w:pStyle w:val="Normal1"/>
+        <w:ind w:firstLine="0"/>
+      </w:pPr>
+      <w:r>
+        <w:rPr>
+          <w:noProof/>
+        </w:rPr>
+        <w:drawing>
+          <wp:inline distT="0" distB="0" distL="0" distR="0" wp14:anchorId="1D8E183D" wp14:editId="4B9FB8F2">
+            <wp:extent cx="4537075" cy="2843530"/>
+            <wp:effectExtent l="0" t="0" r="0" b="0"/>
+            <wp:docPr id="37" name="Picture 37"/>
+            <wp:cNvGraphicFramePr>
+              <a:graphicFrameLocks xmlns:a="http://schemas.openxmlformats.org/drawingml/2006/main" noChangeAspect="1"/>
+            </wp:cNvGraphicFramePr>
+            <a:graphic xmlns:a="http://schemas.openxmlformats.org/drawingml/2006/main">
+              <a:graphicData uri="http://schemas.openxmlformats.org/drawingml/2006/picture">
+                <pic:pic xmlns:pic="http://schemas.openxmlformats.org/drawingml/2006/picture">
+                  <pic:nvPicPr>
+                    <pic:cNvPr id="1" name=""/>
+                    <pic:cNvPicPr/>
+                  </pic:nvPicPr>
+                  <pic:blipFill>
+                    <a:blip r:embed="rId22"/>
+                    <a:stretch>
+                      <a:fillRect/>
+                    </a:stretch>
+                  </pic:blipFill>
+                  <pic:spPr>
+                    <a:xfrm>
+                      <a:off x="0" y="0"/>
+                      <a:ext cx="4537075" cy="2843530"/>
+                    </a:xfrm>
+                    <a:prstGeom prst="rect">
+                      <a:avLst/>
+                    </a:prstGeom>
+                  </pic:spPr>
+                </pic:pic>
+              </a:graphicData>
+            </a:graphic>
+          </wp:inline>
+        </w:drawing>
+      </w:r>
+    </w:p>
+    <w:p>
+      <w:pPr>
+        <w:pStyle w:val="Normal1"/>
+      </w:pPr>
+    </w:p>
+    <w:p>
+      <w:pPr>
+        <w:pStyle w:val="Normal1"/>
+      </w:pPr>
+      <w:r>
+        <w:t>În următoarea figură se pot observa RMS-ul tensiunii dar și RMS-ul curentului achiziționat și calculat.</w:t>
+      </w:r>
+    </w:p>
+    <w:p>
+      <w:pPr>
+        <w:pStyle w:val="Normal1"/>
+      </w:pPr>
+    </w:p>
+    <w:p>
+      <w:pPr>
+        <w:pStyle w:val="Normal1"/>
+        <w:jc w:val="center"/>
+      </w:pPr>
+      <m:oMath>
+        <m:sSub>
+          <m:sSubPr>
+            <m:ctrlPr>
+              <w:rPr>
+                <w:rFonts w:ascii="Cambria Math" w:hAnsi="Cambria Math"/>
+                <w:i/>
+              </w:rPr>
+            </m:ctrlPr>
+          </m:sSubPr>
+          <m:e>
+            <m:r>
+              <w:rPr>
+                <w:rFonts w:ascii="Cambria Math" w:hAnsi="Cambria Math"/>
+              </w:rPr>
+              <m:t>V</m:t>
+            </m:r>
+          </m:e>
+          <m:sub>
+            <m:r>
+              <w:rPr>
+                <w:rFonts w:ascii="Cambria Math" w:hAnsi="Cambria Math"/>
+              </w:rPr>
+              <m:t>rms</m:t>
+            </m:r>
+          </m:sub>
+        </m:sSub>
+        <m:r>
+          <w:rPr>
+            <w:rFonts w:ascii="Cambria Math" w:hAnsi="Cambria Math"/>
+          </w:rPr>
+          <m:t>=</m:t>
+        </m:r>
+        <m:rad>
+          <m:radPr>
+            <m:degHide m:val="1"/>
+            <m:ctrlPr>
+              <w:rPr>
+                <w:rFonts w:ascii="Cambria Math" w:hAnsi="Cambria Math"/>
+                <w:i/>
+              </w:rPr>
+            </m:ctrlPr>
+          </m:radPr>
+          <m:deg/>
+          <m:e>
+            <m:f>
+              <m:fPr>
+                <m:ctrlPr>
+                  <w:rPr>
+                    <w:rFonts w:ascii="Cambria Math" w:hAnsi="Cambria Math"/>
+                    <w:i/>
+                  </w:rPr>
+                </m:ctrlPr>
+              </m:fPr>
+              <m:num>
+                <m:r>
+                  <w:rPr>
+                    <w:rFonts w:ascii="Cambria Math" w:hAnsi="Cambria Math"/>
+                  </w:rPr>
+                  <m:t>1</m:t>
+                </m:r>
+              </m:num>
+              <m:den>
+                <m:r>
+                  <w:rPr>
+                    <w:rFonts w:ascii="Cambria Math" w:hAnsi="Cambria Math"/>
+                  </w:rPr>
+                  <m:t>N</m:t>
+                </m:r>
+              </m:den>
+            </m:f>
+            <m:r>
+              <m:rPr>
+                <m:sty m:val="p"/>
+              </m:rPr>
+              <w:rPr>
+                <w:rFonts w:ascii="Cambria Math" w:hAnsi="Cambria Math"/>
+              </w:rPr>
+              <m:t>Σ</m:t>
+            </m:r>
+            <m:sSup>
+              <m:sSupPr>
+                <m:ctrlPr>
+                  <w:rPr>
+                    <w:rFonts w:ascii="Cambria Math" w:hAnsi="Cambria Math"/>
+                    <w:i/>
+                  </w:rPr>
+                </m:ctrlPr>
+              </m:sSupPr>
+              <m:e>
+                <m:r>
+                  <w:rPr>
+                    <w:rFonts w:ascii="Cambria Math" w:hAnsi="Cambria Math"/>
+                  </w:rPr>
+                  <m:t>v[k]</m:t>
+                </m:r>
+              </m:e>
+              <m:sup>
+                <m:r>
+                  <w:rPr>
+                    <w:rFonts w:ascii="Cambria Math" w:hAnsi="Cambria Math"/>
+                  </w:rPr>
+                  <m:t>2</m:t>
+                </m:r>
+              </m:sup>
+            </m:sSup>
+          </m:e>
+        </m:rad>
+      </m:oMath>
+      <w:r>
+        <w:t>(2)</w:t>
+      </w:r>
+    </w:p>
+    <w:p>
+      <w:pPr>
+        <w:pStyle w:val="Normal1"/>
+        <w:ind w:firstLine="0"/>
+        <w:jc w:val="center"/>
+      </w:pPr>
+      <w:r>
+        <w:t>RMS Tensiune</w:t>
+      </w:r>
+    </w:p>
+    <w:p>
+      <w:pPr>
+        <w:pStyle w:val="NormalWeb"/>
+        <w:ind w:firstLine="720"/>
+        <w:jc w:val="center"/>
+      </w:pPr>
+      <m:oMath>
+        <m:sSub>
+          <m:sSubPr>
+            <m:ctrlPr>
+              <w:rPr>
+                <w:rFonts w:ascii="Cambria Math" w:hAnsi="Cambria Math"/>
+                <w:i/>
+              </w:rPr>
+            </m:ctrlPr>
+          </m:sSubPr>
+          <m:e>
+            <m:r>
+              <w:rPr>
+                <w:rFonts w:ascii="Cambria Math" w:hAnsi="Cambria Math"/>
+              </w:rPr>
+              <m:t>I</m:t>
+            </m:r>
+          </m:e>
+          <m:sub>
+            <m:r>
+              <w:rPr>
+                <w:rFonts w:ascii="Cambria Math" w:hAnsi="Cambria Math"/>
+              </w:rPr>
+              <m:t>rms</m:t>
+            </m:r>
+          </m:sub>
+        </m:sSub>
+        <m:r>
+          <w:rPr>
+            <w:rFonts w:ascii="Cambria Math" w:hAnsi="Cambria Math"/>
+          </w:rPr>
+          <m:t>=</m:t>
+        </m:r>
+        <m:rad>
+          <m:radPr>
+            <m:degHide m:val="1"/>
+            <m:ctrlPr>
+              <w:rPr>
+                <w:rFonts w:ascii="Cambria Math" w:hAnsi="Cambria Math"/>
+                <w:i/>
+              </w:rPr>
+            </m:ctrlPr>
+          </m:radPr>
+          <m:deg/>
+          <m:e>
+            <m:f>
+              <m:fPr>
+                <m:ctrlPr>
+                  <w:rPr>
+                    <w:rFonts w:ascii="Cambria Math" w:hAnsi="Cambria Math"/>
+                    <w:i/>
+                  </w:rPr>
+                </m:ctrlPr>
+              </m:fPr>
+              <m:num>
+                <m:r>
+                  <w:rPr>
+                    <w:rFonts w:ascii="Cambria Math" w:hAnsi="Cambria Math"/>
+                  </w:rPr>
+                  <m:t>1</m:t>
+                </m:r>
+              </m:num>
+              <m:den>
+                <m:r>
+                  <w:rPr>
+                    <w:rFonts w:ascii="Cambria Math" w:hAnsi="Cambria Math"/>
+                  </w:rPr>
+                  <m:t>N</m:t>
+                </m:r>
+              </m:den>
+            </m:f>
+            <m:r>
+              <m:rPr>
+                <m:sty m:val="p"/>
+              </m:rPr>
+              <w:rPr>
+                <w:rFonts w:ascii="Cambria Math" w:hAnsi="Cambria Math"/>
+              </w:rPr>
+              <m:t>Σ</m:t>
+            </m:r>
+            <m:sSup>
+              <m:sSupPr>
+                <m:ctrlPr>
+                  <w:rPr>
+                    <w:rFonts w:ascii="Cambria Math" w:hAnsi="Cambria Math"/>
+                    <w:i/>
+                  </w:rPr>
+                </m:ctrlPr>
+              </m:sSupPr>
+              <m:e>
+                <m:r>
+                  <w:rPr>
+                    <w:rFonts w:ascii="Cambria Math" w:hAnsi="Cambria Math"/>
+                  </w:rPr>
+                  <m:t>i[k]</m:t>
+                </m:r>
+              </m:e>
+              <m:sup>
+                <m:r>
+                  <w:rPr>
+                    <w:rFonts w:ascii="Cambria Math" w:hAnsi="Cambria Math"/>
+                  </w:rPr>
+                  <m:t>2</m:t>
+                </m:r>
+              </m:sup>
+            </m:sSup>
+          </m:e>
+        </m:rad>
+      </m:oMath>
+      <w:r>
+        <w:t xml:space="preserve"> </w:t>
+      </w:r>
+      <w:r>
+        <w:tab/>
+        <w:t>(3)</w:t>
+      </w:r>
+    </w:p>
+    <w:p>
+      <w:pPr>
+        <w:pStyle w:val="NormalWeb"/>
+        <w:jc w:val="center"/>
+      </w:pPr>
+      <w:r>
+        <w:t>RMS Curent</w:t>
+      </w:r>
+    </w:p>
+    <w:p>
+      <w:pPr>
+        <w:pStyle w:val="Normal1"/>
+      </w:pPr>
+    </w:p>
+    <w:p>
+      <w:pPr>
+        <w:pStyle w:val="Normal1"/>
+        <w:ind w:firstLine="0"/>
+        <w:jc w:val="center"/>
+      </w:pPr>
+      <w:r>
+        <w:rPr>
+          <w:noProof/>
+        </w:rPr>
+        <w:lastRenderedPageBreak/>
+        <w:drawing>
+          <wp:inline distT="0" distB="0" distL="0" distR="0" wp14:anchorId="0D1E42E4" wp14:editId="3C230805">
+            <wp:extent cx="4537075" cy="2849880"/>
+            <wp:effectExtent l="0" t="0" r="0" b="7620"/>
+            <wp:docPr id="8" name="Picture 8"/>
+            <wp:cNvGraphicFramePr>
+              <a:graphicFrameLocks xmlns:a="http://schemas.openxmlformats.org/drawingml/2006/main" noChangeAspect="1"/>
+            </wp:cNvGraphicFramePr>
+            <a:graphic xmlns:a="http://schemas.openxmlformats.org/drawingml/2006/main">
+              <a:graphicData uri="http://schemas.openxmlformats.org/drawingml/2006/picture">
+                <pic:pic xmlns:pic="http://schemas.openxmlformats.org/drawingml/2006/picture">
+                  <pic:nvPicPr>
+                    <pic:cNvPr id="1" name=""/>
+                    <pic:cNvPicPr/>
+                  </pic:nvPicPr>
+                  <pic:blipFill>
+                    <a:blip r:embed="rId23"/>
+                    <a:stretch>
+                      <a:fillRect/>
+                    </a:stretch>
+                  </pic:blipFill>
+                  <pic:spPr>
+                    <a:xfrm>
+                      <a:off x="0" y="0"/>
+                      <a:ext cx="4537075" cy="2849880"/>
+                    </a:xfrm>
+                    <a:prstGeom prst="rect">
+                      <a:avLst/>
+                    </a:prstGeom>
+                  </pic:spPr>
+                </pic:pic>
+              </a:graphicData>
+            </a:graphic>
+          </wp:inline>
+        </w:drawing>
+      </w:r>
+    </w:p>
+    <w:p>
+      <w:pPr>
+        <w:pStyle w:val="Normal1"/>
+      </w:pPr>
+    </w:p>
+    <w:p>
+      <w:pPr>
+        <w:pStyle w:val="Normal1"/>
+      </w:pPr>
+      <w:r>
+        <w:t>În tab-ul „Power 1</w:t>
+      </w:r>
+      <w:r>
+        <w:rPr>
+          <w:lang w:val="en-US"/>
+        </w:rPr>
+        <w:t>” sunt reprezentate forma de und</w:t>
+      </w:r>
+      <w:r>
+        <w:t>ă instantanee a puterii reale exprimate în Watt</w:t>
+      </w:r>
+      <w:r>
+        <w:t xml:space="preserve">, calculul fiind făcut pe valorile scalate de tensiune și curent </w:t>
+      </w:r>
+      <w:r>
+        <w:t xml:space="preserve"> dar și factorul de putere a celor 4 surse de tensiune în comutatie. </w:t>
+      </w:r>
+    </w:p>
+    <w:p>
+      <w:pPr>
+        <w:pStyle w:val="Normal1"/>
+      </w:pPr>
+    </w:p>
+    <w:p>
+      <w:pPr>
+        <w:pStyle w:val="Normal1"/>
+      </w:pPr>
+      <w:r>
+        <w:t>Este un lucru normal ca factorul de putere sa fie în jurul cifrei de 0.6 atunci când aceste surse nu prezintă PFC activ, ori când sarcina acestora nu a trecut de un prac semnificativ astfel încât PFC-ul activ să devină mai util decât PFC-ul pasiv. De cele mai multe ori, atunci când aceste surse primesc o cerere de curent mai mare, PFC-ul activ va face corecția potrivită, acest lucru putând fi vizualiat în timp.</w:t>
+      </w:r>
+    </w:p>
+    <w:p>
+      <w:pPr>
+        <w:pStyle w:val="Normal1"/>
+      </w:pPr>
+    </w:p>
+    <w:p>
+      <w:pPr>
+        <w:pStyle w:val="NormalWeb"/>
+        <w:ind w:firstLine="720"/>
+        <w:jc w:val="center"/>
+      </w:pPr>
+      <m:oMath>
+        <m:r>
+          <w:rPr>
+            <w:rFonts w:ascii="Cambria Math" w:hAnsi="Cambria Math"/>
+          </w:rPr>
+          <m:t>PF=</m:t>
+        </m:r>
+        <m:f>
+          <m:fPr>
+            <m:ctrlPr>
+              <w:rPr>
+                <w:rFonts w:ascii="Cambria Math" w:hAnsi="Cambria Math"/>
+                <w:i/>
+              </w:rPr>
+            </m:ctrlPr>
+          </m:fPr>
+          <m:num>
+            <m:r>
+              <w:rPr>
+                <w:rFonts w:ascii="Cambria Math" w:hAnsi="Cambria Math"/>
+              </w:rPr>
+              <m:t>P</m:t>
+            </m:r>
+          </m:num>
+          <m:den>
+            <m:r>
+              <w:rPr>
+                <w:rFonts w:ascii="Cambria Math" w:hAnsi="Cambria Math"/>
+              </w:rPr>
+              <m:t>S</m:t>
+            </m:r>
+          </m:den>
+        </m:f>
+      </m:oMath>
+      <w:r>
+        <w:t xml:space="preserve"> </w:t>
+      </w:r>
+      <w:r>
+        <w:tab/>
+      </w:r>
+      <w:r>
+        <w:tab/>
+        <w:t>(6)</w:t>
+      </w:r>
+    </w:p>
+    <w:p>
+      <w:pPr>
+        <w:pStyle w:val="NormalWeb"/>
+        <w:jc w:val="center"/>
+      </w:pPr>
+      <w:r>
+        <w:t>Factor de putere</w:t>
+      </w:r>
+    </w:p>
+    <w:p>
+      <w:pPr>
+        <w:pStyle w:val="Normal1"/>
+      </w:pPr>
+      <w:r>
+        <w:t xml:space="preserve"> </w:t>
+      </w:r>
+    </w:p>
+    <w:p>
+      <w:pPr>
+        <w:pStyle w:val="Normal1"/>
+        <w:ind w:firstLine="0"/>
+      </w:pPr>
+      <w:r>
+        <w:rPr>
+          <w:noProof/>
+        </w:rPr>
+        <w:lastRenderedPageBreak/>
+        <w:drawing>
+          <wp:inline distT="0" distB="0" distL="0" distR="0" wp14:anchorId="2AA1131E" wp14:editId="10FE3AFA">
+            <wp:extent cx="4537075" cy="2079625"/>
+            <wp:effectExtent l="0" t="0" r="0" b="0"/>
+            <wp:docPr id="11" name="Picture 11"/>
+            <wp:cNvGraphicFramePr>
+              <a:graphicFrameLocks xmlns:a="http://schemas.openxmlformats.org/drawingml/2006/main" noChangeAspect="1"/>
+            </wp:cNvGraphicFramePr>
+            <a:graphic xmlns:a="http://schemas.openxmlformats.org/drawingml/2006/main">
+              <a:graphicData uri="http://schemas.openxmlformats.org/drawingml/2006/picture">
+                <pic:pic xmlns:pic="http://schemas.openxmlformats.org/drawingml/2006/picture">
+                  <pic:nvPicPr>
+                    <pic:cNvPr id="1" name=""/>
+                    <pic:cNvPicPr/>
+                  </pic:nvPicPr>
+                  <pic:blipFill>
+                    <a:blip r:embed="rId24"/>
+                    <a:stretch>
+                      <a:fillRect/>
+                    </a:stretch>
+                  </pic:blipFill>
+                  <pic:spPr>
+                    <a:xfrm>
+                      <a:off x="0" y="0"/>
+                      <a:ext cx="4537075" cy="2079625"/>
+                    </a:xfrm>
+                    <a:prstGeom prst="rect">
+                      <a:avLst/>
+                    </a:prstGeom>
+                  </pic:spPr>
+                </pic:pic>
+              </a:graphicData>
+            </a:graphic>
+          </wp:inline>
+        </w:drawing>
+      </w:r>
+    </w:p>
+    <w:p>
+      <w:pPr>
+        <w:pStyle w:val="Normal1"/>
+      </w:pPr>
+    </w:p>
+    <w:p>
+      <w:pPr>
+        <w:pStyle w:val="Normal1"/>
+        <w:rPr>
+          <w:lang w:val="en-US"/>
+        </w:rPr>
+      </w:pPr>
+      <w:r>
+        <w:t xml:space="preserve">În tab-ul </w:t>
+      </w:r>
+      <w:r>
+        <w:t>„</w:t>
+      </w:r>
+      <w:r>
+        <w:t>Power 2</w:t>
+      </w:r>
+      <w:r>
+        <w:rPr>
+          <w:lang w:val="en-US"/>
+        </w:rPr>
+        <w:t>”</w:t>
+      </w:r>
+      <w:r>
+        <w:rPr>
+          <w:lang w:val="en-US"/>
+        </w:rPr>
+        <w:t xml:space="preserve"> sunt prezente 3 o</w:t>
+      </w:r>
+      <w:r>
+        <w:rPr>
+          <w:lang w:val="en-US"/>
+        </w:rPr>
+        <w:t>sciloscopae virtuale. Primul osciloscop virtual afișează puterea reală exprimată în Watt</w:t>
+      </w:r>
+      <w:r>
+        <w:rPr>
+          <w:lang w:val="en-US"/>
+        </w:rPr>
+        <w:t xml:space="preserve"> dar care este calculată din valoarea medie a tensiunii și a curentului. </w:t>
+      </w:r>
+    </w:p>
+    <w:p>
+      <w:pPr>
+        <w:pStyle w:val="Normal1"/>
+        <w:rPr>
+          <w:lang w:val="en-US"/>
+        </w:rPr>
+      </w:pPr>
+    </w:p>
+    <w:p>
+      <w:pPr>
+        <w:pStyle w:val="Normal1"/>
+        <w:ind w:firstLine="0"/>
+      </w:pPr>
+    </w:p>
+    <w:p>
+      <w:pPr>
+        <w:pStyle w:val="Normal1"/>
+        <w:jc w:val="center"/>
+        <w:rPr>
+          <w:lang w:val="en-US"/>
+        </w:rPr>
+      </w:pPr>
+      <m:oMath>
+        <m:r>
+          <w:rPr>
+            <w:rFonts w:ascii="Cambria Math" w:hAnsi="Cambria Math"/>
+          </w:rPr>
+          <m:t>P=</m:t>
+        </m:r>
+        <m:f>
+          <m:fPr>
+            <m:ctrlPr>
+              <w:rPr>
+                <w:rFonts w:ascii="Cambria Math" w:hAnsi="Cambria Math"/>
+                <w:i/>
+              </w:rPr>
+            </m:ctrlPr>
+          </m:fPr>
+          <m:num>
+            <m:r>
+              <w:rPr>
+                <w:rFonts w:ascii="Cambria Math" w:hAnsi="Cambria Math"/>
+              </w:rPr>
+              <m:t>1</m:t>
+            </m:r>
+          </m:num>
+          <m:den>
+            <m:r>
+              <w:rPr>
+                <w:rFonts w:ascii="Cambria Math" w:hAnsi="Cambria Math"/>
+              </w:rPr>
+              <m:t>N</m:t>
+            </m:r>
+          </m:den>
+        </m:f>
+        <m:sSubSup>
+          <m:sSubSupPr>
+            <m:ctrlPr>
+              <w:rPr>
+                <w:rFonts w:ascii="Cambria Math" w:hAnsi="Cambria Math"/>
+              </w:rPr>
+            </m:ctrlPr>
+          </m:sSubSupPr>
+          <m:e>
+            <m:r>
+              <m:rPr>
+                <m:sty m:val="p"/>
+              </m:rPr>
+              <w:rPr>
+                <w:rFonts w:ascii="Cambria Math" w:hAnsi="Cambria Math"/>
+              </w:rPr>
+              <m:t>Σ</m:t>
+            </m:r>
+          </m:e>
+          <m:sub>
+            <m:r>
+              <w:rPr>
+                <w:rFonts w:ascii="Cambria Math" w:hAnsi="Cambria Math"/>
+              </w:rPr>
+              <m:t>k=1</m:t>
+            </m:r>
+          </m:sub>
+          <m:sup>
+            <m:r>
+              <w:rPr>
+                <w:rFonts w:ascii="Cambria Math" w:hAnsi="Cambria Math"/>
+              </w:rPr>
+              <m:t>N</m:t>
+            </m:r>
+          </m:sup>
+        </m:sSubSup>
+        <m:r>
+          <w:rPr>
+            <w:rFonts w:ascii="Cambria Math" w:hAnsi="Cambria Math"/>
+          </w:rPr>
+          <m:t>v[k]∙i[k]</m:t>
+        </m:r>
+      </m:oMath>
+      <w:r>
+        <w:tab/>
+        <w:t>(1)</w:t>
+      </w:r>
+    </w:p>
+    <w:p>
+      <w:pPr>
+        <w:pStyle w:val="Normal1"/>
+        <w:ind w:firstLine="0"/>
+        <w:jc w:val="center"/>
+      </w:pPr>
+      <w:r>
+        <w:t>Putere Activă (P), medie peste N eșantioane</w:t>
+      </w:r>
+    </w:p>
+    <w:p>
+      <w:pPr>
+        <w:pStyle w:val="Normal1"/>
+        <w:rPr>
+          <w:lang w:val="en-US"/>
+        </w:rPr>
+      </w:pPr>
+    </w:p>
+    <w:p>
+      <w:pPr>
+        <w:pStyle w:val="Normal1"/>
+        <w:rPr>
+          <w:lang w:val="en-US"/>
+        </w:rPr>
+      </w:pPr>
+      <w:r>
+        <w:rPr>
+          <w:lang w:val="en-US"/>
+        </w:rPr>
+        <w:t>Puterea reactivă este calculată după următoarea formulă:</w:t>
+      </w:r>
+    </w:p>
+    <w:p>
+      <w:pPr>
+        <w:pStyle w:val="NormalWeb"/>
+        <w:ind w:firstLine="720"/>
+        <w:jc w:val="center"/>
+      </w:pPr>
+      <m:oMath>
+        <m:r>
+          <w:rPr>
+            <w:rFonts w:ascii="Cambria Math" w:hAnsi="Cambria Math"/>
+          </w:rPr>
+          <m:t xml:space="preserve">Q= </m:t>
+        </m:r>
+        <m:rad>
+          <m:radPr>
+            <m:degHide m:val="1"/>
+            <m:ctrlPr>
+              <w:rPr>
+                <w:rFonts w:ascii="Cambria Math" w:hAnsi="Cambria Math"/>
+                <w:i/>
+              </w:rPr>
+            </m:ctrlPr>
+          </m:radPr>
+          <m:deg/>
+          <m:e>
+            <m:sSup>
+              <m:sSupPr>
+                <m:ctrlPr>
+                  <w:rPr>
+                    <w:rFonts w:ascii="Cambria Math" w:hAnsi="Cambria Math"/>
+                    <w:i/>
+                  </w:rPr>
+                </m:ctrlPr>
+              </m:sSupPr>
+              <m:e>
+                <m:r>
+                  <w:rPr>
+                    <w:rFonts w:ascii="Cambria Math" w:hAnsi="Cambria Math"/>
+                  </w:rPr>
+                  <m:t>S</m:t>
+                </m:r>
+              </m:e>
+              <m:sup>
+                <m:r>
+                  <w:rPr>
+                    <w:rFonts w:ascii="Cambria Math" w:hAnsi="Cambria Math"/>
+                  </w:rPr>
+                  <m:t>2</m:t>
+                </m:r>
+              </m:sup>
+            </m:sSup>
+            <m:r>
+              <w:rPr>
+                <w:rFonts w:ascii="Cambria Math" w:hAnsi="Cambria Math"/>
+              </w:rPr>
+              <m:t>-</m:t>
+            </m:r>
+            <m:sSup>
+              <m:sSupPr>
+                <m:ctrlPr>
+                  <w:rPr>
+                    <w:rFonts w:ascii="Cambria Math" w:hAnsi="Cambria Math"/>
+                    <w:i/>
+                  </w:rPr>
+                </m:ctrlPr>
+              </m:sSupPr>
+              <m:e>
+                <m:r>
+                  <w:rPr>
+                    <w:rFonts w:ascii="Cambria Math" w:hAnsi="Cambria Math"/>
+                  </w:rPr>
+                  <m:t>P</m:t>
+                </m:r>
+              </m:e>
+              <m:sup>
+                <m:r>
+                  <w:rPr>
+                    <w:rFonts w:ascii="Cambria Math" w:hAnsi="Cambria Math"/>
+                  </w:rPr>
+                  <m:t>2</m:t>
+                </m:r>
+              </m:sup>
+            </m:sSup>
+          </m:e>
+        </m:rad>
+      </m:oMath>
+      <w:r>
+        <w:tab/>
+        <w:t>(5)</w:t>
+      </w:r>
+    </w:p>
+    <w:p>
+      <w:pPr>
+        <w:pStyle w:val="NormalWeb"/>
+        <w:jc w:val="center"/>
+      </w:pPr>
+      <w:r>
+        <w:t>Putere Reactivă</w:t>
+      </w:r>
+    </w:p>
+    <w:p>
+      <w:pPr>
+        <w:pStyle w:val="Normal1"/>
+      </w:pPr>
+    </w:p>
+    <w:p>
+      <w:pPr>
+        <w:pStyle w:val="Normal1"/>
+        <w:rPr>
+          <w:lang w:val="en-US"/>
+        </w:rPr>
+      </w:pPr>
+      <w:r>
+        <w:t>Puterea aparentă este calculată și afișată după următoarea formulă</w:t>
+      </w:r>
+      <w:r>
+        <w:rPr>
+          <w:lang w:val="en-US"/>
+        </w:rPr>
+        <w:t>:</w:t>
+      </w:r>
+    </w:p>
+    <w:p>
+      <w:pPr>
+        <w:pStyle w:val="Normal1"/>
+        <w:rPr>
+          <w:lang w:val="en-US"/>
+        </w:rPr>
+      </w:pPr>
+    </w:p>
+    <w:p>
+      <w:pPr>
+        <w:pStyle w:val="NormalWeb"/>
+        <w:ind w:firstLine="720"/>
+        <w:jc w:val="center"/>
+      </w:pPr>
+      <m:oMath>
+        <m:r>
+          <w:rPr>
+            <w:rFonts w:ascii="Cambria Math" w:hAnsi="Cambria Math"/>
+          </w:rPr>
+          <m:t>S=</m:t>
+        </m:r>
+        <m:sSub>
+          <m:sSubPr>
+            <m:ctrlPr>
+              <w:rPr>
+                <w:rFonts w:ascii="Cambria Math" w:hAnsi="Cambria Math"/>
+                <w:i/>
+              </w:rPr>
+            </m:ctrlPr>
+          </m:sSubPr>
+          <m:e>
+            <m:r>
+              <w:rPr>
+                <w:rFonts w:ascii="Cambria Math" w:hAnsi="Cambria Math"/>
+              </w:rPr>
+              <m:t>V</m:t>
+            </m:r>
+          </m:e>
+          <m:sub>
+            <m:r>
+              <w:rPr>
+                <w:rFonts w:ascii="Cambria Math" w:hAnsi="Cambria Math"/>
+              </w:rPr>
+              <m:t>rms</m:t>
+            </m:r>
+          </m:sub>
+        </m:sSub>
+        <m:r>
+          <w:rPr>
+            <w:rFonts w:ascii="Cambria Math" w:hAnsi="Cambria Math"/>
+          </w:rPr>
+          <m:t>∙</m:t>
+        </m:r>
+        <m:sSub>
+          <m:sSubPr>
+            <m:ctrlPr>
+              <w:rPr>
+                <w:rFonts w:ascii="Cambria Math" w:hAnsi="Cambria Math"/>
+                <w:i/>
+              </w:rPr>
+            </m:ctrlPr>
+          </m:sSubPr>
+          <m:e>
+            <m:r>
+              <w:rPr>
+                <w:rFonts w:ascii="Cambria Math" w:hAnsi="Cambria Math"/>
+              </w:rPr>
+              <m:t>I</m:t>
+            </m:r>
+          </m:e>
+          <m:sub>
+            <m:r>
+              <w:rPr>
+                <w:rFonts w:ascii="Cambria Math" w:hAnsi="Cambria Math"/>
+              </w:rPr>
+              <m:t>rms</m:t>
+            </m:r>
+          </m:sub>
+        </m:sSub>
+      </m:oMath>
+      <w:r>
+        <w:tab/>
+        <w:t>(4)</w:t>
+      </w:r>
+    </w:p>
+    <w:p>
+      <w:pPr>
+        <w:pStyle w:val="NormalWeb"/>
+        <w:jc w:val="center"/>
+      </w:pPr>
+      <w:r>
+        <w:t>Putere Aparentă</w:t>
+      </w:r>
+    </w:p>
+    <w:p>
+      <w:pPr>
+        <w:pStyle w:val="Normal1"/>
+        <w:rPr>
+          <w:lang w:val="en-US"/>
+        </w:rPr>
+      </w:pPr>
+    </w:p>
+    <w:p>
+      <w:pPr>
+        <w:pStyle w:val="Normal1"/>
+        <w:ind w:firstLine="0"/>
+      </w:pPr>
+      <w:r>
+        <w:rPr>
+          <w:noProof/>
+        </w:rPr>
+        <w:lastRenderedPageBreak/>
+        <w:drawing>
+          <wp:inline distT="0" distB="0" distL="0" distR="0" wp14:anchorId="336A240A" wp14:editId="12F9CEE9">
+            <wp:extent cx="4537075" cy="2080260"/>
+            <wp:effectExtent l="0" t="0" r="0" b="0"/>
+            <wp:docPr id="12" name="Picture 12"/>
+            <wp:cNvGraphicFramePr>
+              <a:graphicFrameLocks xmlns:a="http://schemas.openxmlformats.org/drawingml/2006/main" noChangeAspect="1"/>
+            </wp:cNvGraphicFramePr>
+            <a:graphic xmlns:a="http://schemas.openxmlformats.org/drawingml/2006/main">
+              <a:graphicData uri="http://schemas.openxmlformats.org/drawingml/2006/picture">
+                <pic:pic xmlns:pic="http://schemas.openxmlformats.org/drawingml/2006/picture">
+                  <pic:nvPicPr>
+                    <pic:cNvPr id="1" name=""/>
+                    <pic:cNvPicPr/>
+                  </pic:nvPicPr>
+                  <pic:blipFill>
+                    <a:blip r:embed="rId25"/>
+                    <a:stretch>
+                      <a:fillRect/>
+                    </a:stretch>
+                  </pic:blipFill>
+                  <pic:spPr>
+                    <a:xfrm>
+                      <a:off x="0" y="0"/>
+                      <a:ext cx="4537075" cy="2080260"/>
+                    </a:xfrm>
+                    <a:prstGeom prst="rect">
+                      <a:avLst/>
+                    </a:prstGeom>
+                  </pic:spPr>
+                </pic:pic>
+              </a:graphicData>
+            </a:graphic>
+          </wp:inline>
+        </w:drawing>
+      </w:r>
+    </w:p>
+    <w:p>
+      <w:pPr>
+        <w:pStyle w:val="Normal1"/>
+      </w:pPr>
+    </w:p>
+    <w:p>
+      <w:pPr>
+        <w:pStyle w:val="Normal1"/>
+      </w:pPr>
+      <w:r>
+        <w:t xml:space="preserve">Pentru afișarea diagramei Fourier s-a efectuat un calcul folosind blocul numit FFT Power Specturm and PSD. Setările efectuate pentru a putea vizualiza corect FFT-ul în tensiune sunt cele legate de modul de exportare a undei. Acest parametru trebuie să fie setat în modul </w:t>
+      </w:r>
+      <w:r>
+        <w:rPr>
+          <w:lang w:val="en-US"/>
+        </w:rPr>
+        <w:t>“Power Spectrum” iar al doilea parametru, fereastra trebuie să fie setată în modul “Rectangle” iar asta deoarece în alte moduri cum ar fi ferestre Hanning, Hamming, Flat Top nu ar reda în acest caz valoarea reală a armonicilor ce sunt cuprinse în semnalul achiziționat</w:t>
+      </w:r>
+    </w:p>
+    <w:p>
+      <w:pPr>
+        <w:pStyle w:val="Normal1"/>
+      </w:pPr>
+    </w:p>
+    <w:p>
+      <w:pPr>
+        <w:pStyle w:val="Normal1"/>
+        <w:ind w:firstLine="0"/>
+      </w:pPr>
+      <w:r>
+        <w:rPr>
+          <w:noProof/>
+        </w:rPr>
+        <w:drawing>
+          <wp:inline distT="0" distB="0" distL="0" distR="0" wp14:anchorId="3BDF81F5" wp14:editId="60215E62">
+            <wp:extent cx="4537075" cy="2204085"/>
+            <wp:effectExtent l="0" t="0" r="0" b="5715"/>
+            <wp:docPr id="15" name="Picture 15"/>
+            <wp:cNvGraphicFramePr>
+              <a:graphicFrameLocks xmlns:a="http://schemas.openxmlformats.org/drawingml/2006/main" noChangeAspect="1"/>
+            </wp:cNvGraphicFramePr>
+            <a:graphic xmlns:a="http://schemas.openxmlformats.org/drawingml/2006/main">
+              <a:graphicData uri="http://schemas.openxmlformats.org/drawingml/2006/picture">
+                <pic:pic xmlns:pic="http://schemas.openxmlformats.org/drawingml/2006/picture">
+                  <pic:nvPicPr>
+                    <pic:cNvPr id="1" name=""/>
+                    <pic:cNvPicPr/>
+                  </pic:nvPicPr>
+                  <pic:blipFill>
+                    <a:blip r:embed="rId26"/>
+                    <a:stretch>
+                      <a:fillRect/>
+                    </a:stretch>
+                  </pic:blipFill>
+                  <pic:spPr>
+                    <a:xfrm>
+                      <a:off x="0" y="0"/>
+                      <a:ext cx="4537075" cy="2204085"/>
+                    </a:xfrm>
+                    <a:prstGeom prst="rect">
+                      <a:avLst/>
+                    </a:prstGeom>
+                  </pic:spPr>
+                </pic:pic>
+              </a:graphicData>
+            </a:graphic>
+          </wp:inline>
+        </w:drawing>
+      </w:r>
+    </w:p>
+    <w:p>
+      <w:pPr>
+        <w:pStyle w:val="Normal1"/>
+      </w:pPr>
+    </w:p>
+    <w:p>
+      <w:pPr>
+        <w:pStyle w:val="Normal1"/>
+      </w:pPr>
+    </w:p>
+    <w:p>
+      <w:pPr>
+        <w:pStyle w:val="Normal1"/>
+      </w:pPr>
+      <w:r>
+        <w:t>Aceleași setări vor fi folosite și pentru a putea vizualiza armonicile rezultate din Transformata Fourier Rapidă peste forma curentului achiziionat de către cartela de achiziții.</w:t>
+      </w:r>
+    </w:p>
+    <w:p>
+      <w:pPr>
+        <w:pStyle w:val="Normal1"/>
+      </w:pPr>
+    </w:p>
+    <w:p>
+      <w:pPr>
+        <w:pStyle w:val="Normal1"/>
+      </w:pPr>
+    </w:p>
+    <w:p>
+      <w:pPr>
+        <w:pStyle w:val="Normal1"/>
+      </w:pPr>
+    </w:p>
+    <w:p>
+      <w:pPr>
+        <w:pStyle w:val="Normal1"/>
+      </w:pPr>
+      <w:r>
+        <w:t>Din următoarea figură se poate observa faptul că, curentul achiziționat prezintă mai multe armonici față de tensiunea achiziționată în sistem. Acest lucru confirmă de altfel faptul că factorul de putere nu va fi unul apropriat de 1.</w:t>
+      </w:r>
+    </w:p>
+    <w:p>
+      <w:pPr>
+        <w:pStyle w:val="Normal1"/>
+      </w:pPr>
+    </w:p>
+    <w:p>
+      <w:pPr>
+        <w:pStyle w:val="Normal1"/>
+        <w:ind w:firstLine="0"/>
+        <w:jc w:val="center"/>
+      </w:pPr>
+      <w:r>
+        <w:rPr>
+          <w:noProof/>
+        </w:rPr>
+        <w:drawing>
+          <wp:inline distT="0" distB="0" distL="0" distR="0" wp14:anchorId="0CF5167F" wp14:editId="3F8AB5EA">
+            <wp:extent cx="4537075" cy="2164715"/>
+            <wp:effectExtent l="0" t="0" r="0" b="6985"/>
+            <wp:docPr id="36" name="Picture 36"/>
+            <wp:cNvGraphicFramePr>
+              <a:graphicFrameLocks xmlns:a="http://schemas.openxmlformats.org/drawingml/2006/main" noChangeAspect="1"/>
+            </wp:cNvGraphicFramePr>
+            <a:graphic xmlns:a="http://schemas.openxmlformats.org/drawingml/2006/main">
+              <a:graphicData uri="http://schemas.openxmlformats.org/drawingml/2006/picture">
+                <pic:pic xmlns:pic="http://schemas.openxmlformats.org/drawingml/2006/picture">
+                  <pic:nvPicPr>
+                    <pic:cNvPr id="1" name=""/>
+                    <pic:cNvPicPr/>
+                  </pic:nvPicPr>
+                  <pic:blipFill>
+                    <a:blip r:embed="rId27"/>
+                    <a:stretch>
+                      <a:fillRect/>
+                    </a:stretch>
+                  </pic:blipFill>
+                  <pic:spPr>
+                    <a:xfrm>
+                      <a:off x="0" y="0"/>
+                      <a:ext cx="4537075" cy="2164715"/>
+                    </a:xfrm>
+                    <a:prstGeom prst="rect">
+                      <a:avLst/>
+                    </a:prstGeom>
+                  </pic:spPr>
+                </pic:pic>
+              </a:graphicData>
+            </a:graphic>
+          </wp:inline>
+        </w:drawing>
+      </w:r>
+    </w:p>
+    <w:p>
+      <w:pPr>
+        <w:tabs>
+          <w:tab w:val="left" w:pos="1290"/>
+        </w:tabs>
+        <w:rPr>
+          <w:lang w:val="ro-RO"/>
+        </w:rPr>
+      </w:pPr>
+      <w:r>
+        <w:rPr>
+          <w:lang w:val="ro-RO"/>
+        </w:rPr>
+        <w:tab/>
+      </w:r>
+    </w:p>
+    <w:p>
+      <w:pPr>
+        <w:tabs>
+          <w:tab w:val="left" w:pos="1290"/>
+        </w:tabs>
+        <w:rPr>
+          <w:lang w:val="ro-RO"/>
+        </w:rPr>
+      </w:pPr>
+      <w:r>
+        <w:rPr>
+          <w:lang w:val="ro-RO"/>
+        </w:rPr>
+        <w:t>În următoarea diagramă se poate vizualiza simultan puterea reală consumată de sistem, puterea reactivă dar și puterea aparentă. Această diagramă există deoarece utilizatorul poate alege dacă dorește o vizualizazre concurentă sau separată a semnalelor.</w:t>
+      </w:r>
+    </w:p>
+    <w:p>
+      <w:pPr>
+        <w:pStyle w:val="Normal1"/>
+        <w:ind w:firstLine="0"/>
+      </w:pPr>
+      <w:r>
+        <w:rPr>
+          <w:noProof/>
+        </w:rPr>
+        <w:drawing>
+          <wp:inline distT="0" distB="0" distL="0" distR="0" wp14:anchorId="5D77E630" wp14:editId="65DC0869">
+            <wp:extent cx="4537075" cy="2157095"/>
+            <wp:effectExtent l="0" t="0" r="0" b="0"/>
+            <wp:docPr id="17" name="Picture 17"/>
+            <wp:cNvGraphicFramePr>
+              <a:graphicFrameLocks xmlns:a="http://schemas.openxmlformats.org/drawingml/2006/main" noChangeAspect="1"/>
+            </wp:cNvGraphicFramePr>
+            <a:graphic xmlns:a="http://schemas.openxmlformats.org/drawingml/2006/main">
+              <a:graphicData uri="http://schemas.openxmlformats.org/drawingml/2006/picture">
+                <pic:pic xmlns:pic="http://schemas.openxmlformats.org/drawingml/2006/picture">
+                  <pic:nvPicPr>
+                    <pic:cNvPr id="1" name=""/>
+                    <pic:cNvPicPr/>
+                  </pic:nvPicPr>
+                  <pic:blipFill>
+                    <a:blip r:embed="rId28"/>
+                    <a:stretch>
+                      <a:fillRect/>
+                    </a:stretch>
+                  </pic:blipFill>
+                  <pic:spPr>
+                    <a:xfrm>
+                      <a:off x="0" y="0"/>
+                      <a:ext cx="4537075" cy="2157095"/>
+                    </a:xfrm>
+                    <a:prstGeom prst="rect">
+                      <a:avLst/>
+                    </a:prstGeom>
+                  </pic:spPr>
+                </pic:pic>
+              </a:graphicData>
+            </a:graphic>
+          </wp:inline>
+        </w:drawing>
+      </w:r>
+    </w:p>
+    <w:p>
+      <w:pPr>
+        <w:pStyle w:val="Normal1"/>
+      </w:pPr>
+    </w:p>
+    <w:p>
+      <w:pPr>
+        <w:pStyle w:val="Normal1"/>
+      </w:pPr>
+      <w:r>
+        <w:t xml:space="preserve">Acest instrument virtual înregistrează și poate salva datele achiziționate dar si datele calculate din modelul prezentat până acum. Acest lucru poate fi efectuat după ce utilizatorul declară inițial un nume de fișier în care dorește să salveze aceste date. Această opțiune se află în colțul din dreapta-sus a </w:t>
+      </w:r>
+      <w:r>
+        <w:lastRenderedPageBreak/>
+        <w:t>insturmentului virtual.</w:t>
+      </w:r>
+    </w:p>
+    <w:p>
+      <w:pPr>
+        <w:pStyle w:val="Normal1"/>
+      </w:pPr>
+    </w:p>
+    <w:p>
+      <w:pPr>
+        <w:pStyle w:val="Normal1"/>
+        <w:ind w:firstLine="0"/>
+        <w:jc w:val="center"/>
+      </w:pPr>
+      <w:r>
+        <w:rPr>
+          <w:noProof/>
+        </w:rPr>
+        <w:drawing>
+          <wp:inline distT="0" distB="0" distL="0" distR="0" wp14:anchorId="42DAA83B" wp14:editId="61FF2727">
+            <wp:extent cx="3657600" cy="447675"/>
+            <wp:effectExtent l="0" t="0" r="0" b="9525"/>
+            <wp:docPr id="18" name="Picture 18"/>
+            <wp:cNvGraphicFramePr>
+              <a:graphicFrameLocks xmlns:a="http://schemas.openxmlformats.org/drawingml/2006/main" noChangeAspect="1"/>
+            </wp:cNvGraphicFramePr>
+            <a:graphic xmlns:a="http://schemas.openxmlformats.org/drawingml/2006/main">
+              <a:graphicData uri="http://schemas.openxmlformats.org/drawingml/2006/picture">
+                <pic:pic xmlns:pic="http://schemas.openxmlformats.org/drawingml/2006/picture">
+                  <pic:nvPicPr>
+                    <pic:cNvPr id="1" name=""/>
+                    <pic:cNvPicPr/>
+                  </pic:nvPicPr>
+                  <pic:blipFill>
+                    <a:blip r:embed="rId29"/>
+                    <a:stretch>
+                      <a:fillRect/>
+                    </a:stretch>
+                  </pic:blipFill>
+                  <pic:spPr>
+                    <a:xfrm>
+                      <a:off x="0" y="0"/>
+                      <a:ext cx="3657600" cy="447675"/>
+                    </a:xfrm>
+                    <a:prstGeom prst="rect">
+                      <a:avLst/>
+                    </a:prstGeom>
+                  </pic:spPr>
+                </pic:pic>
+              </a:graphicData>
+            </a:graphic>
+          </wp:inline>
+        </w:drawing>
+      </w:r>
+    </w:p>
+    <w:p>
+      <w:pPr>
+        <w:pStyle w:val="Normal1"/>
+        <w:ind w:firstLine="0"/>
+        <w:jc w:val="center"/>
+      </w:pPr>
+    </w:p>
+    <w:p>
+      <w:pPr>
+        <w:pStyle w:val="Normal1"/>
+      </w:pPr>
+      <w:r>
+        <w:t>Această fereastră intitulată “DAQ LOGs” servește scopul de a înregistra și de a afișa problemele întâmpinate de către aplicația LabVIEW în cazul în care pot apărea probleme legate de interfațarea dintre hardware-ul fizic și componenta logică.</w:t>
+      </w:r>
+    </w:p>
+    <w:p>
+      <w:pPr>
+        <w:pStyle w:val="Normal1"/>
+        <w:ind w:firstLine="0"/>
+        <w:jc w:val="center"/>
+      </w:pPr>
+    </w:p>
+    <w:p>
+      <w:pPr>
+        <w:pStyle w:val="Normal1"/>
+        <w:ind w:firstLine="0"/>
+        <w:jc w:val="center"/>
+      </w:pPr>
+      <w:r>
+        <w:rPr>
+          <w:noProof/>
+        </w:rPr>
+        <w:drawing>
+          <wp:inline distT="0" distB="0" distL="0" distR="0" wp14:anchorId="693102AE" wp14:editId="296F3F30">
+            <wp:extent cx="4537075" cy="588645"/>
+            <wp:effectExtent l="0" t="0" r="0" b="1905"/>
+            <wp:docPr id="20" name="Picture 20"/>
+            <wp:cNvGraphicFramePr>
+              <a:graphicFrameLocks xmlns:a="http://schemas.openxmlformats.org/drawingml/2006/main" noChangeAspect="1"/>
+            </wp:cNvGraphicFramePr>
+            <a:graphic xmlns:a="http://schemas.openxmlformats.org/drawingml/2006/main">
+              <a:graphicData uri="http://schemas.openxmlformats.org/drawingml/2006/picture">
+                <pic:pic xmlns:pic="http://schemas.openxmlformats.org/drawingml/2006/picture">
+                  <pic:nvPicPr>
+                    <pic:cNvPr id="1" name=""/>
+                    <pic:cNvPicPr/>
+                  </pic:nvPicPr>
+                  <pic:blipFill>
+                    <a:blip r:embed="rId30"/>
+                    <a:stretch>
+                      <a:fillRect/>
+                    </a:stretch>
+                  </pic:blipFill>
+                  <pic:spPr>
+                    <a:xfrm>
+                      <a:off x="0" y="0"/>
+                      <a:ext cx="4537075" cy="588645"/>
+                    </a:xfrm>
+                    <a:prstGeom prst="rect">
+                      <a:avLst/>
+                    </a:prstGeom>
+                  </pic:spPr>
+                </pic:pic>
+              </a:graphicData>
+            </a:graphic>
+          </wp:inline>
+        </w:drawing>
+      </w:r>
+    </w:p>
+    <w:p>
+      <w:pPr>
+        <w:pStyle w:val="Normal1"/>
+      </w:pPr>
+    </w:p>
+    <w:p>
+      <w:pPr>
+        <w:pStyle w:val="Normal1"/>
+      </w:pPr>
+      <w:r>
+        <w:t xml:space="preserve">Elementele din următoarea figură se regăsesc în partea de jos a instrumentului virtual iar acestea, la fel ca și fereastra de </w:t>
+      </w:r>
+      <w:r>
+        <w:rPr>
+          <w:lang w:val="en-US"/>
+        </w:rPr>
+        <w:t xml:space="preserve">“DAQ LOGs”, sunt vizibile indiferent de tab-ul </w:t>
+      </w:r>
+      <w:r>
+        <w:t xml:space="preserve">în care utilizatorul se află. Acest lucru este important deoarece se redau informații elementare legate de numărul e execuții în buclă a aplicației, lucru exprimat prin </w:t>
+      </w:r>
+      <w:r>
+        <w:rPr>
+          <w:lang w:val="en-US"/>
+        </w:rPr>
+        <w:t>variabila “</w:t>
+      </w:r>
+      <w:r>
+        <w:t>Ticks</w:t>
+      </w:r>
+      <w:r>
+        <w:rPr>
+          <w:lang w:val="en-US"/>
+        </w:rPr>
+        <w:t xml:space="preserve">”, butonul de “STOP” ce va opri </w:t>
+      </w:r>
+      <w:r>
+        <w:t>execuția programului dar nu și a achiziției, iar în cele din urmă indicatorul verde care dacă acesta este aprins, semnifică faptul că rețeaua prezintă o componentă capacitivă, sau în al doilea caz, acest indicator poate fi stins pentru a indica faptul că rețeaua este de tip inductiv.</w:t>
+      </w:r>
+    </w:p>
+    <w:p>
+      <w:pPr>
+        <w:pStyle w:val="Normal1"/>
+      </w:pPr>
+    </w:p>
+    <w:p>
+      <w:pPr>
+        <w:pStyle w:val="Normal1"/>
+        <w:ind w:firstLine="0"/>
+      </w:pPr>
+      <w:r>
+        <w:rPr>
+          <w:noProof/>
+        </w:rPr>
+        <w:drawing>
+          <wp:inline distT="0" distB="0" distL="0" distR="0" wp14:anchorId="56036C16" wp14:editId="38CDB55E">
+            <wp:extent cx="4352925" cy="400050"/>
+            <wp:effectExtent l="0" t="0" r="9525" b="0"/>
+            <wp:docPr id="19" name="Picture 19"/>
+            <wp:cNvGraphicFramePr>
+              <a:graphicFrameLocks xmlns:a="http://schemas.openxmlformats.org/drawingml/2006/main" noChangeAspect="1"/>
+            </wp:cNvGraphicFramePr>
+            <a:graphic xmlns:a="http://schemas.openxmlformats.org/drawingml/2006/main">
+              <a:graphicData uri="http://schemas.openxmlformats.org/drawingml/2006/picture">
+                <pic:pic xmlns:pic="http://schemas.openxmlformats.org/drawingml/2006/picture">
+                  <pic:nvPicPr>
+                    <pic:cNvPr id="1" name=""/>
+                    <pic:cNvPicPr/>
+                  </pic:nvPicPr>
+                  <pic:blipFill>
+                    <a:blip r:embed="rId31"/>
+                    <a:stretch>
+                      <a:fillRect/>
+                    </a:stretch>
+                  </pic:blipFill>
+                  <pic:spPr>
+                    <a:xfrm>
+                      <a:off x="0" y="0"/>
+                      <a:ext cx="4352925" cy="400050"/>
+                    </a:xfrm>
+                    <a:prstGeom prst="rect">
+                      <a:avLst/>
+                    </a:prstGeom>
+                  </pic:spPr>
+                </pic:pic>
+              </a:graphicData>
+            </a:graphic>
+          </wp:inline>
+        </w:drawing>
+      </w:r>
+    </w:p>
+    <w:p>
+      <w:pPr>
+        <w:pStyle w:val="Normal1"/>
+      </w:pPr>
+    </w:p>
+    <w:p>
+      <w:pPr>
+        <w:pStyle w:val="Normal1"/>
+      </w:pPr>
+    </w:p>
+    <w:p>
+      <w:pPr>
+        <w:spacing w:before="400" w:after="200"/>
+        <w:ind w:right="567"/>
+        <w:jc w:val="center"/>
+        <w:rPr>
+          <w:b/>
+          <w:sz w:val="22"/>
+          <w:lang w:val="ro-RO"/>
+        </w:rPr>
+      </w:pPr>
+      <w:r>
+        <w:rPr>
+          <w:b/>
+          <w:sz w:val="22"/>
+          <w:lang w:val="ro-RO"/>
+        </w:rPr>
+        <w:t>3. Modelul matematic de calcul dintre DAQ si LabVIEW 2013 SP1</w:t>
+      </w:r>
+    </w:p>
+    <w:p>
+      <w:pPr>
+        <w:pStyle w:val="Normal1"/>
+        <w:ind w:firstLine="0"/>
+        <w:rPr>
+          <w:noProof/>
+        </w:rPr>
+      </w:pPr>
+    </w:p>
+    <w:p>
+      <w:pPr>
+        <w:pStyle w:val="Normal1"/>
+        <w:ind w:firstLine="720"/>
+      </w:pPr>
+      <w:r>
+        <w:rPr>
+          <w:noProof/>
+        </w:rPr>
+        <w:t xml:space="preserve">Așa cum a fost menționat și anterior, se prezintă o configurație standard a cartelei de achiziție. </w:t>
+      </w:r>
+      <w:r>
+        <w:t xml:space="preserve">Se </w:t>
+      </w:r>
+      <w:r>
+        <w:t>declară</w:t>
+      </w:r>
+      <w:r>
+        <w:t xml:space="preserve"> folosind variabilele interne din</w:t>
+      </w:r>
+      <w:r>
+        <w:t xml:space="preserve"> LabVIEW faptul că achiziția va fi una în tensiune. Blocurile valorilor minime, maxime, configurația si selectarea canalelor au fost create cu setarea de control, astfel încât utilizatorul final să le poată configura cu ușurință din interfața</w:t>
+      </w:r>
+      <w:r>
+        <w:t xml:space="preserve"> grafică. </w:t>
+      </w:r>
+    </w:p>
+    <w:p>
+      <w:pPr>
+        <w:pStyle w:val="Normal1"/>
+        <w:ind w:firstLine="0"/>
+        <w:rPr>
+          <w:noProof/>
+        </w:rPr>
+      </w:pPr>
+    </w:p>
+    <w:p>
+      <w:pPr>
+        <w:pStyle w:val="Normal1"/>
+        <w:ind w:firstLine="0"/>
+        <w:rPr>
+          <w:noProof/>
+        </w:rPr>
+      </w:pPr>
+      <w:r>
+        <w:rPr>
+          <w:noProof/>
+        </w:rPr>
+        <w:lastRenderedPageBreak/>
+        <w:drawing>
+          <wp:inline distT="0" distB="0" distL="0" distR="0" wp14:anchorId="3B3B962B" wp14:editId="3BAB9A22">
+            <wp:extent cx="4537075" cy="2353310"/>
+            <wp:effectExtent l="0" t="0" r="0" b="8890"/>
+            <wp:docPr id="22" name="Picture 22"/>
+            <wp:cNvGraphicFramePr>
+              <a:graphicFrameLocks xmlns:a="http://schemas.openxmlformats.org/drawingml/2006/main" noChangeAspect="1"/>
+            </wp:cNvGraphicFramePr>
+            <a:graphic xmlns:a="http://schemas.openxmlformats.org/drawingml/2006/main">
+              <a:graphicData uri="http://schemas.openxmlformats.org/drawingml/2006/picture">
+                <pic:pic xmlns:pic="http://schemas.openxmlformats.org/drawingml/2006/picture">
+                  <pic:nvPicPr>
+                    <pic:cNvPr id="1" name=""/>
+                    <pic:cNvPicPr/>
+                  </pic:nvPicPr>
+                  <pic:blipFill>
+                    <a:blip r:embed="rId32"/>
+                    <a:stretch>
+                      <a:fillRect/>
+                    </a:stretch>
+                  </pic:blipFill>
+                  <pic:spPr>
+                    <a:xfrm>
+                      <a:off x="0" y="0"/>
+                      <a:ext cx="4537075" cy="2353310"/>
+                    </a:xfrm>
+                    <a:prstGeom prst="rect">
+                      <a:avLst/>
+                    </a:prstGeom>
+                  </pic:spPr>
+                </pic:pic>
+              </a:graphicData>
+            </a:graphic>
+          </wp:inline>
+        </w:drawing>
+      </w:r>
+    </w:p>
+    <w:p>
+      <w:pPr>
+        <w:pStyle w:val="Normal1"/>
+        <w:ind w:firstLine="0"/>
+        <w:rPr>
+          <w:noProof/>
+        </w:rPr>
+      </w:pPr>
+    </w:p>
+    <w:p>
+      <w:pPr>
+        <w:pStyle w:val="Normal1"/>
+        <w:ind w:firstLine="0"/>
+        <w:rPr>
+          <w:noProof/>
+        </w:rPr>
+      </w:pPr>
+      <w:r>
+        <w:rPr>
+          <w:noProof/>
+        </w:rPr>
+        <w:t>Această figură reprezintă scrierea header-ului fișierului principal. Acest lucru se face în afara buclei de calcul și control întrucât dorim ca acest lucru să fie efectuat doar o singură dată.</w:t>
+      </w:r>
+    </w:p>
+    <w:p>
+      <w:pPr>
+        <w:pStyle w:val="Normal1"/>
+        <w:ind w:firstLine="0"/>
+        <w:rPr>
+          <w:noProof/>
+        </w:rPr>
+      </w:pPr>
+    </w:p>
+    <w:p>
+      <w:pPr>
+        <w:pStyle w:val="Normal1"/>
+        <w:rPr>
+          <w:noProof/>
+        </w:rPr>
+      </w:pPr>
+    </w:p>
+    <w:p>
+      <w:pPr>
+        <w:pStyle w:val="Normal1"/>
+        <w:ind w:firstLine="0"/>
+        <w:rPr>
+          <w:noProof/>
+        </w:rPr>
+      </w:pPr>
+      <w:r>
+        <w:rPr>
+          <w:noProof/>
+        </w:rPr>
+        <w:drawing>
+          <wp:inline distT="0" distB="0" distL="0" distR="0" wp14:anchorId="7C46243D" wp14:editId="1383590E">
+            <wp:extent cx="4537075" cy="1070610"/>
+            <wp:effectExtent l="0" t="0" r="0" b="0"/>
+            <wp:docPr id="23" name="Picture 23"/>
+            <wp:cNvGraphicFramePr>
+              <a:graphicFrameLocks xmlns:a="http://schemas.openxmlformats.org/drawingml/2006/main" noChangeAspect="1"/>
+            </wp:cNvGraphicFramePr>
+            <a:graphic xmlns:a="http://schemas.openxmlformats.org/drawingml/2006/main">
+              <a:graphicData uri="http://schemas.openxmlformats.org/drawingml/2006/picture">
+                <pic:pic xmlns:pic="http://schemas.openxmlformats.org/drawingml/2006/picture">
+                  <pic:nvPicPr>
+                    <pic:cNvPr id="1" name=""/>
+                    <pic:cNvPicPr/>
+                  </pic:nvPicPr>
+                  <pic:blipFill>
+                    <a:blip r:embed="rId33"/>
+                    <a:stretch>
+                      <a:fillRect/>
+                    </a:stretch>
+                  </pic:blipFill>
+                  <pic:spPr>
+                    <a:xfrm>
+                      <a:off x="0" y="0"/>
+                      <a:ext cx="4537075" cy="1070610"/>
+                    </a:xfrm>
+                    <a:prstGeom prst="rect">
+                      <a:avLst/>
+                    </a:prstGeom>
+                  </pic:spPr>
+                </pic:pic>
+              </a:graphicData>
+            </a:graphic>
+          </wp:inline>
+        </w:drawing>
+      </w:r>
+    </w:p>
+    <w:p>
+      <w:pPr>
+        <w:pStyle w:val="Normal1"/>
+        <w:ind w:firstLine="0"/>
+        <w:rPr>
+          <w:noProof/>
+        </w:rPr>
+      </w:pPr>
+    </w:p>
+    <w:p>
+      <w:pPr>
+        <w:pStyle w:val="Normal1"/>
+        <w:ind w:firstLine="0"/>
+        <w:rPr>
+          <w:noProof/>
+        </w:rPr>
+      </w:pPr>
+      <w:r>
+        <w:rPr>
+          <w:noProof/>
+        </w:rPr>
+        <w:t xml:space="preserve">În continuare s-a folosit blocul </w:t>
+      </w:r>
+      <w:r>
+        <w:rPr>
+          <w:noProof/>
+          <w:lang w:val="en-US"/>
+        </w:rPr>
+        <w:t>“Format into string”</w:t>
+      </w:r>
+      <w:r>
+        <w:rPr>
+          <w:noProof/>
+        </w:rPr>
+        <w:t xml:space="preserve"> deoarece scrierea în fișiere trebuie făcută astfel. </w:t>
+      </w:r>
+    </w:p>
+    <w:p>
+      <w:pPr>
+        <w:pStyle w:val="Normal1"/>
+        <w:ind w:firstLine="0"/>
+        <w:rPr>
+          <w:noProof/>
+        </w:rPr>
+      </w:pPr>
+    </w:p>
+    <w:p>
+      <w:pPr>
+        <w:pStyle w:val="Normal1"/>
+        <w:ind w:firstLine="0"/>
+        <w:rPr>
+          <w:noProof/>
+        </w:rPr>
+      </w:pPr>
+      <w:r>
+        <w:rPr>
+          <w:noProof/>
+        </w:rPr>
+        <w:drawing>
+          <wp:inline distT="0" distB="0" distL="0" distR="0" wp14:anchorId="51C65737" wp14:editId="64725B8B">
+            <wp:extent cx="4537075" cy="1613535"/>
+            <wp:effectExtent l="0" t="0" r="0" b="5715"/>
+            <wp:docPr id="29" name="Picture 29"/>
+            <wp:cNvGraphicFramePr>
+              <a:graphicFrameLocks xmlns:a="http://schemas.openxmlformats.org/drawingml/2006/main" noChangeAspect="1"/>
+            </wp:cNvGraphicFramePr>
+            <a:graphic xmlns:a="http://schemas.openxmlformats.org/drawingml/2006/main">
+              <a:graphicData uri="http://schemas.openxmlformats.org/drawingml/2006/picture">
+                <pic:pic xmlns:pic="http://schemas.openxmlformats.org/drawingml/2006/picture">
+                  <pic:nvPicPr>
+                    <pic:cNvPr id="1" name=""/>
+                    <pic:cNvPicPr/>
+                  </pic:nvPicPr>
+                  <pic:blipFill>
+                    <a:blip r:embed="rId34"/>
+                    <a:stretch>
+                      <a:fillRect/>
+                    </a:stretch>
+                  </pic:blipFill>
+                  <pic:spPr>
+                    <a:xfrm>
+                      <a:off x="0" y="0"/>
+                      <a:ext cx="4537075" cy="1613535"/>
+                    </a:xfrm>
+                    <a:prstGeom prst="rect">
+                      <a:avLst/>
+                    </a:prstGeom>
+                  </pic:spPr>
+                </pic:pic>
+              </a:graphicData>
+            </a:graphic>
+          </wp:inline>
+        </w:drawing>
+      </w:r>
+    </w:p>
+    <w:p>
+      <w:pPr>
+        <w:pStyle w:val="Normal1"/>
+        <w:rPr>
+          <w:noProof/>
+        </w:rPr>
+      </w:pPr>
+    </w:p>
+    <w:p>
+      <w:pPr>
+        <w:pStyle w:val="Normal1"/>
+        <w:rPr>
+          <w:noProof/>
+        </w:rPr>
+      </w:pPr>
+      <w:r>
+        <w:rPr>
+          <w:noProof/>
+        </w:rPr>
+        <w:lastRenderedPageBreak/>
+        <w:t>Se poate vizualiza fișierul și felul în care datele achiziționate au fost salvate în următoarea diagramă.</w:t>
+      </w:r>
+    </w:p>
+    <w:p>
+      <w:pPr>
+        <w:pStyle w:val="Normal1"/>
+        <w:rPr>
+          <w:noProof/>
+        </w:rPr>
+      </w:pPr>
+    </w:p>
+    <w:p>
+      <w:pPr>
+        <w:pStyle w:val="Normal1"/>
+        <w:ind w:firstLine="0"/>
+        <w:rPr>
+          <w:noProof/>
+        </w:rPr>
+      </w:pPr>
+      <w:r>
+        <w:rPr>
+          <w:noProof/>
+        </w:rPr>
+        <w:drawing>
+          <wp:inline distT="0" distB="0" distL="0" distR="0" wp14:anchorId="513DF541" wp14:editId="4EA95CE6">
+            <wp:extent cx="4537075" cy="1660525"/>
+            <wp:effectExtent l="0" t="0" r="0" b="0"/>
+            <wp:docPr id="24" name="Picture 24"/>
+            <wp:cNvGraphicFramePr>
+              <a:graphicFrameLocks xmlns:a="http://schemas.openxmlformats.org/drawingml/2006/main" noChangeAspect="1"/>
+            </wp:cNvGraphicFramePr>
+            <a:graphic xmlns:a="http://schemas.openxmlformats.org/drawingml/2006/main">
+              <a:graphicData uri="http://schemas.openxmlformats.org/drawingml/2006/picture">
+                <pic:pic xmlns:pic="http://schemas.openxmlformats.org/drawingml/2006/picture">
+                  <pic:nvPicPr>
+                    <pic:cNvPr id="1" name=""/>
+                    <pic:cNvPicPr/>
+                  </pic:nvPicPr>
+                  <pic:blipFill>
+                    <a:blip r:embed="rId35"/>
+                    <a:stretch>
+                      <a:fillRect/>
+                    </a:stretch>
+                  </pic:blipFill>
+                  <pic:spPr>
+                    <a:xfrm>
+                      <a:off x="0" y="0"/>
+                      <a:ext cx="4537075" cy="1660525"/>
+                    </a:xfrm>
+                    <a:prstGeom prst="rect">
+                      <a:avLst/>
+                    </a:prstGeom>
+                  </pic:spPr>
+                </pic:pic>
+              </a:graphicData>
+            </a:graphic>
+          </wp:inline>
+        </w:drawing>
+      </w:r>
+    </w:p>
+    <w:p>
+      <w:pPr>
+        <w:pStyle w:val="Normal1"/>
+        <w:rPr>
+          <w:noProof/>
+        </w:rPr>
+      </w:pPr>
+    </w:p>
+    <w:p>
+      <w:pPr>
+        <w:pStyle w:val="Normal1"/>
+        <w:rPr>
+          <w:noProof/>
+        </w:rPr>
+      </w:pPr>
+      <w:r>
+        <w:rPr>
+          <w:noProof/>
+        </w:rPr>
+        <w:t>Aceste elemente nu au o funcționalitate propriu zisă, fiind folosite doar pentru crearea de panouri în vederea construirii unei interfețe grafice pentru utilizatorul final.</w:t>
+      </w:r>
+    </w:p>
+    <w:p>
+      <w:pPr>
+        <w:pStyle w:val="Normal1"/>
+        <w:rPr>
+          <w:noProof/>
+        </w:rPr>
+      </w:pPr>
+    </w:p>
+    <w:p>
+      <w:pPr>
+        <w:pStyle w:val="Normal1"/>
+        <w:ind w:firstLine="0"/>
+        <w:rPr>
+          <w:noProof/>
+        </w:rPr>
+      </w:pPr>
+      <w:r>
+        <w:rPr>
+          <w:noProof/>
+        </w:rPr>
+        <w:drawing>
+          <wp:inline distT="0" distB="0" distL="0" distR="0" wp14:anchorId="1F0F5797" wp14:editId="27771CBE">
+            <wp:extent cx="2867025" cy="1905000"/>
+            <wp:effectExtent l="0" t="0" r="9525" b="0"/>
+            <wp:docPr id="25" name="Picture 25"/>
+            <wp:cNvGraphicFramePr>
+              <a:graphicFrameLocks xmlns:a="http://schemas.openxmlformats.org/drawingml/2006/main" noChangeAspect="1"/>
+            </wp:cNvGraphicFramePr>
+            <a:graphic xmlns:a="http://schemas.openxmlformats.org/drawingml/2006/main">
+              <a:graphicData uri="http://schemas.openxmlformats.org/drawingml/2006/picture">
+                <pic:pic xmlns:pic="http://schemas.openxmlformats.org/drawingml/2006/picture">
+                  <pic:nvPicPr>
+                    <pic:cNvPr id="1" name=""/>
+                    <pic:cNvPicPr/>
+                  </pic:nvPicPr>
+                  <pic:blipFill>
+                    <a:blip r:embed="rId36"/>
+                    <a:stretch>
+                      <a:fillRect/>
+                    </a:stretch>
+                  </pic:blipFill>
+                  <pic:spPr>
+                    <a:xfrm>
+                      <a:off x="0" y="0"/>
+                      <a:ext cx="2867025" cy="1905000"/>
+                    </a:xfrm>
+                    <a:prstGeom prst="rect">
+                      <a:avLst/>
+                    </a:prstGeom>
+                  </pic:spPr>
+                </pic:pic>
+              </a:graphicData>
+            </a:graphic>
+          </wp:inline>
+        </w:drawing>
+      </w:r>
+    </w:p>
+    <w:p>
+      <w:pPr>
+        <w:pStyle w:val="Normal1"/>
+        <w:ind w:firstLine="0"/>
+        <w:rPr>
+          <w:noProof/>
+        </w:rPr>
+      </w:pPr>
+    </w:p>
+    <w:p>
+      <w:pPr>
+        <w:pStyle w:val="Normal1"/>
+        <w:ind w:firstLine="720"/>
+        <w:rPr>
+          <w:noProof/>
+        </w:rPr>
+      </w:pPr>
+      <w:r>
+        <w:rPr>
+          <w:noProof/>
+        </w:rPr>
+        <w:t>Figura următoare prezintă prima parte din modelul matematic al instrumentului virtual, loc în care realizăm scalarea valorilor achiziționate astfel încât valorile acestora să fie normalizate în vederea efectuării de calcule ulterioare. Tot aici se poate observa felul în care puterea reală instantanee este calculată.</w:t>
+      </w:r>
+    </w:p>
+    <w:p>
+      <w:pPr>
+        <w:pStyle w:val="Normal1"/>
+        <w:ind w:firstLine="0"/>
+        <w:rPr>
+          <w:noProof/>
+        </w:rPr>
+      </w:pPr>
+    </w:p>
+    <w:p>
+      <w:pPr>
+        <w:pStyle w:val="Normal1"/>
+        <w:ind w:firstLine="0"/>
+        <w:rPr>
+          <w:b/>
+        </w:rPr>
+      </w:pPr>
+      <w:r>
+        <w:rPr>
+          <w:noProof/>
+        </w:rPr>
+        <w:lastRenderedPageBreak/>
+        <w:drawing>
+          <wp:inline distT="0" distB="0" distL="0" distR="0" wp14:anchorId="444AFC97" wp14:editId="788A8D71">
+            <wp:extent cx="4537075" cy="3519805"/>
+            <wp:effectExtent l="0" t="0" r="0" b="4445"/>
+            <wp:docPr id="26" name="Picture 26"/>
+            <wp:cNvGraphicFramePr>
+              <a:graphicFrameLocks xmlns:a="http://schemas.openxmlformats.org/drawingml/2006/main" noChangeAspect="1"/>
+            </wp:cNvGraphicFramePr>
+            <a:graphic xmlns:a="http://schemas.openxmlformats.org/drawingml/2006/main">
+              <a:graphicData uri="http://schemas.openxmlformats.org/drawingml/2006/picture">
+                <pic:pic xmlns:pic="http://schemas.openxmlformats.org/drawingml/2006/picture">
+                  <pic:nvPicPr>
+                    <pic:cNvPr id="1" name=""/>
+                    <pic:cNvPicPr/>
+                  </pic:nvPicPr>
+                  <pic:blipFill>
+                    <a:blip r:embed="rId37"/>
+                    <a:stretch>
+                      <a:fillRect/>
+                    </a:stretch>
+                  </pic:blipFill>
+                  <pic:spPr>
+                    <a:xfrm>
+                      <a:off x="0" y="0"/>
+                      <a:ext cx="4537075" cy="3519805"/>
+                    </a:xfrm>
+                    <a:prstGeom prst="rect">
+                      <a:avLst/>
+                    </a:prstGeom>
+                  </pic:spPr>
+                </pic:pic>
+              </a:graphicData>
+            </a:graphic>
+          </wp:inline>
+        </w:drawing>
+      </w:r>
+    </w:p>
+    <w:p>
+      <w:pPr>
+        <w:pStyle w:val="Normal1"/>
+        <w:rPr>
+          <w:b/>
+        </w:rPr>
+      </w:pPr>
+    </w:p>
+    <w:p>
+      <w:pPr>
+        <w:pStyle w:val="Normal1"/>
+        <w:rPr>
+          <w:lang w:val="en-US"/>
+        </w:rPr>
+      </w:pPr>
+      <w:r>
+        <w:t xml:space="preserve">Următoarea figură prezintă felul în care afișarea armonicilor este efectuată de către blocul </w:t>
+      </w:r>
+      <w:r>
+        <w:rPr>
+          <w:lang w:val="en-US"/>
+        </w:rPr>
+        <w:t>“FFT Power Spectrum and PSD” dar și felul în care folosim blocul “Build Waveform” tocmai pentru a crea forma de undă ce urmează a fi analizată.</w:t>
+      </w:r>
+    </w:p>
+    <w:p>
+      <w:pPr>
+        <w:pStyle w:val="Normal1"/>
+        <w:rPr>
+          <w:b/>
+        </w:rPr>
+      </w:pPr>
+    </w:p>
+    <w:p>
+      <w:pPr>
+        <w:pStyle w:val="Normal1"/>
+        <w:ind w:firstLine="0"/>
+        <w:rPr>
+          <w:b/>
+        </w:rPr>
+      </w:pPr>
+      <w:r>
+        <w:rPr>
+          <w:noProof/>
+        </w:rPr>
+        <w:drawing>
+          <wp:inline distT="0" distB="0" distL="0" distR="0" wp14:anchorId="663A91C3" wp14:editId="036BB119">
+            <wp:extent cx="4537075" cy="1295400"/>
+            <wp:effectExtent l="0" t="0" r="0" b="0"/>
+            <wp:docPr id="27" name="Picture 27"/>
+            <wp:cNvGraphicFramePr>
+              <a:graphicFrameLocks xmlns:a="http://schemas.openxmlformats.org/drawingml/2006/main" noChangeAspect="1"/>
+            </wp:cNvGraphicFramePr>
+            <a:graphic xmlns:a="http://schemas.openxmlformats.org/drawingml/2006/main">
+              <a:graphicData uri="http://schemas.openxmlformats.org/drawingml/2006/picture">
+                <pic:pic xmlns:pic="http://schemas.openxmlformats.org/drawingml/2006/picture">
+                  <pic:nvPicPr>
+                    <pic:cNvPr id="1" name=""/>
+                    <pic:cNvPicPr/>
+                  </pic:nvPicPr>
+                  <pic:blipFill>
+                    <a:blip r:embed="rId38"/>
+                    <a:stretch>
+                      <a:fillRect/>
+                    </a:stretch>
+                  </pic:blipFill>
+                  <pic:spPr>
+                    <a:xfrm>
+                      <a:off x="0" y="0"/>
+                      <a:ext cx="4537075" cy="1295400"/>
+                    </a:xfrm>
+                    <a:prstGeom prst="rect">
+                      <a:avLst/>
+                    </a:prstGeom>
+                  </pic:spPr>
+                </pic:pic>
+              </a:graphicData>
+            </a:graphic>
+          </wp:inline>
+        </w:drawing>
+      </w:r>
+    </w:p>
+    <w:p>
+      <w:pPr>
+        <w:pStyle w:val="Normal1"/>
+        <w:rPr>
+          <w:b/>
+        </w:rPr>
+      </w:pPr>
+    </w:p>
+    <w:p>
+      <w:pPr>
+        <w:pStyle w:val="Normal1"/>
+        <w:rPr>
+          <w:b/>
+        </w:rPr>
+      </w:pPr>
+    </w:p>
+    <w:p>
+      <w:pPr>
+        <w:pStyle w:val="Normal1"/>
+      </w:pPr>
+      <w:r>
+        <w:t>În continuare se prezintă calculele pentru puterea aparentă, factorul de putere, puterea reală</w:t>
+      </w:r>
+      <w:r>
+        <w:t xml:space="preserve"> dar și cele două osciloscoape virtuale utilizate pentru a afișa două scale diferite, una pentru tensiune si una pentru curent în timp ce aceste două sunt afișate folosind un singur osciloscop virtual.</w:t>
+      </w:r>
+    </w:p>
+    <w:p>
+      <w:pPr>
+        <w:pStyle w:val="Normal1"/>
+        <w:rPr>
+          <w:b/>
+        </w:rPr>
+      </w:pPr>
+    </w:p>
+    <w:p>
+      <w:pPr>
+        <w:pStyle w:val="Normal1"/>
+        <w:ind w:firstLine="0"/>
+        <w:rPr>
+          <w:b/>
+        </w:rPr>
+      </w:pPr>
+      <w:r>
+        <w:rPr>
+          <w:noProof/>
+        </w:rPr>
+        <w:lastRenderedPageBreak/>
+        <w:drawing>
+          <wp:inline distT="0" distB="0" distL="0" distR="0" wp14:anchorId="176A59E0" wp14:editId="5E1BAA0E">
+            <wp:extent cx="4537075" cy="2910840"/>
+            <wp:effectExtent l="0" t="0" r="0" b="3810"/>
+            <wp:docPr id="28" name="Picture 28"/>
+            <wp:cNvGraphicFramePr>
+              <a:graphicFrameLocks xmlns:a="http://schemas.openxmlformats.org/drawingml/2006/main" noChangeAspect="1"/>
+            </wp:cNvGraphicFramePr>
+            <a:graphic xmlns:a="http://schemas.openxmlformats.org/drawingml/2006/main">
+              <a:graphicData uri="http://schemas.openxmlformats.org/drawingml/2006/picture">
+                <pic:pic xmlns:pic="http://schemas.openxmlformats.org/drawingml/2006/picture">
+                  <pic:nvPicPr>
+                    <pic:cNvPr id="1" name=""/>
+                    <pic:cNvPicPr/>
+                  </pic:nvPicPr>
+                  <pic:blipFill>
+                    <a:blip r:embed="rId39"/>
+                    <a:stretch>
+                      <a:fillRect/>
+                    </a:stretch>
+                  </pic:blipFill>
+                  <pic:spPr>
+                    <a:xfrm>
+                      <a:off x="0" y="0"/>
+                      <a:ext cx="4537075" cy="2910840"/>
+                    </a:xfrm>
+                    <a:prstGeom prst="rect">
+                      <a:avLst/>
+                    </a:prstGeom>
+                  </pic:spPr>
+                </pic:pic>
+              </a:graphicData>
+            </a:graphic>
+          </wp:inline>
+        </w:drawing>
+      </w:r>
+    </w:p>
+    <w:p>
+      <w:pPr>
+        <w:pStyle w:val="Normal1"/>
+        <w:rPr>
+          <w:b/>
+        </w:rPr>
+      </w:pPr>
+    </w:p>
+    <w:p>
+      <w:pPr>
+        <w:pStyle w:val="Normal1"/>
+      </w:pPr>
+      <w:r>
+        <w:t>Următoarea diagramă prezintă logica din spatele indicatorului capacitiv/inductiv. Dacă puterea reactivă este pozitivă, atunci rețeaua este una capacitivă iar atunci când rezultatul acestei comparații logice este negativ, rețeaua este una de tip inductiv.</w:t>
+      </w:r>
+    </w:p>
+    <w:p>
+      <w:pPr>
+        <w:pStyle w:val="Normal1"/>
+        <w:ind w:firstLine="0"/>
+        <w:jc w:val="center"/>
+        <w:rPr>
+          <w:b/>
+        </w:rPr>
+      </w:pPr>
+      <w:r>
+        <w:rPr>
+          <w:noProof/>
+        </w:rPr>
+        <w:drawing>
+          <wp:inline distT="0" distB="0" distL="0" distR="0" wp14:anchorId="738D17DD" wp14:editId="5CEF7161">
+            <wp:extent cx="3162300" cy="2105025"/>
+            <wp:effectExtent l="0" t="0" r="0" b="9525"/>
+            <wp:docPr id="30" name="Picture 30"/>
+            <wp:cNvGraphicFramePr>
+              <a:graphicFrameLocks xmlns:a="http://schemas.openxmlformats.org/drawingml/2006/main" noChangeAspect="1"/>
+            </wp:cNvGraphicFramePr>
+            <a:graphic xmlns:a="http://schemas.openxmlformats.org/drawingml/2006/main">
+              <a:graphicData uri="http://schemas.openxmlformats.org/drawingml/2006/picture">
+                <pic:pic xmlns:pic="http://schemas.openxmlformats.org/drawingml/2006/picture">
+                  <pic:nvPicPr>
+                    <pic:cNvPr id="1" name=""/>
+                    <pic:cNvPicPr/>
+                  </pic:nvPicPr>
+                  <pic:blipFill>
+                    <a:blip r:embed="rId40"/>
+                    <a:stretch>
+                      <a:fillRect/>
+                    </a:stretch>
+                  </pic:blipFill>
+                  <pic:spPr>
+                    <a:xfrm>
+                      <a:off x="0" y="0"/>
+                      <a:ext cx="3162300" cy="2105025"/>
+                    </a:xfrm>
+                    <a:prstGeom prst="rect">
+                      <a:avLst/>
+                    </a:prstGeom>
+                  </pic:spPr>
+                </pic:pic>
+              </a:graphicData>
+            </a:graphic>
+          </wp:inline>
+        </w:drawing>
+      </w:r>
+    </w:p>
+    <w:p>
+      <w:pPr>
+        <w:pStyle w:val="Normal1"/>
+        <w:rPr>
+          <w:b/>
+        </w:rPr>
+      </w:pPr>
+    </w:p>
+    <w:p>
+      <w:pPr>
+        <w:pStyle w:val="Normal1"/>
+      </w:pPr>
+      <w:r>
+        <w:t xml:space="preserve">Reprezentarea celor 3 semnale în același osciloscop virtual a fost </w:t>
+      </w:r>
+      <w:r>
+        <w:t xml:space="preserve">realizată prin utilizarea unui bloc de tipul </w:t>
+      </w:r>
+      <w:r>
+        <w:rPr>
+          <w:lang w:val="en-US"/>
+        </w:rPr>
+        <w:t>“Bundle”</w:t>
+      </w:r>
+      <w:r>
+        <w:t xml:space="preserve"> după care în interiorul blocului</w:t>
+      </w:r>
+      <w:r>
+        <w:rPr>
+          <w:lang w:val="en-US"/>
+        </w:rPr>
+        <w:t xml:space="preserve"> “For” au fost introdus elementul de “Waveform Build” tocmai pentru a putea creea 3 semnale concurente dar reprezentabile </w:t>
+      </w:r>
+      <w:r>
+        <w:t>în același grafic.</w:t>
+      </w:r>
+    </w:p>
+    <w:p>
+      <w:pPr>
+        <w:pStyle w:val="Normal1"/>
+        <w:ind w:firstLine="0"/>
+        <w:rPr>
+          <w:b/>
+        </w:rPr>
+      </w:pPr>
+      <w:r>
+        <w:rPr>
+          <w:noProof/>
+        </w:rPr>
+        <w:lastRenderedPageBreak/>
+        <w:drawing>
+          <wp:inline distT="0" distB="0" distL="0" distR="0" wp14:anchorId="59F495C2" wp14:editId="6E4DB134">
+            <wp:extent cx="4537075" cy="1252220"/>
+            <wp:effectExtent l="0" t="0" r="0" b="5080"/>
+            <wp:docPr id="31" name="Picture 31"/>
+            <wp:cNvGraphicFramePr>
+              <a:graphicFrameLocks xmlns:a="http://schemas.openxmlformats.org/drawingml/2006/main" noChangeAspect="1"/>
+            </wp:cNvGraphicFramePr>
+            <a:graphic xmlns:a="http://schemas.openxmlformats.org/drawingml/2006/main">
+              <a:graphicData uri="http://schemas.openxmlformats.org/drawingml/2006/picture">
+                <pic:pic xmlns:pic="http://schemas.openxmlformats.org/drawingml/2006/picture">
+                  <pic:nvPicPr>
+                    <pic:cNvPr id="1" name=""/>
+                    <pic:cNvPicPr/>
+                  </pic:nvPicPr>
+                  <pic:blipFill>
+                    <a:blip r:embed="rId41"/>
+                    <a:stretch>
+                      <a:fillRect/>
+                    </a:stretch>
+                  </pic:blipFill>
+                  <pic:spPr>
+                    <a:xfrm>
+                      <a:off x="0" y="0"/>
+                      <a:ext cx="4537075" cy="1252220"/>
+                    </a:xfrm>
+                    <a:prstGeom prst="rect">
+                      <a:avLst/>
+                    </a:prstGeom>
+                  </pic:spPr>
+                </pic:pic>
+              </a:graphicData>
+            </a:graphic>
+          </wp:inline>
+        </w:drawing>
+      </w:r>
+    </w:p>
+    <w:p>
+      <w:pPr>
+        <w:pStyle w:val="Normal1"/>
+      </w:pPr>
+    </w:p>
+    <w:p>
+      <w:pPr>
+        <w:pStyle w:val="Normal1"/>
+      </w:pPr>
+      <w:bookmarkStart w:id="0" w:name="_GoBack"/>
+      <w:bookmarkEnd w:id="0"/>
+    </w:p>
+    <w:p>
+      <w:pPr>
+        <w:pStyle w:val="Normal1"/>
+        <w:rPr>
+          <w:lang w:val="en-US"/>
+        </w:rPr>
+      </w:pPr>
+      <w:r>
+        <w:t xml:space="preserve">Funcția ce returnează erorile întâmpinate de către LabVIEW în timpul utilizării cartelei de achiziție DAQ 6009 a fost deconstruita și reconstruită folosind blocurile </w:t>
+      </w:r>
+      <w:r>
+        <w:rPr>
+          <w:lang w:val="en-US"/>
+        </w:rPr>
+        <w:t>“Unbundle” și  “</w:t>
+      </w:r>
+      <w:r>
+        <w:t>Bundle</w:t>
+      </w:r>
+      <w:r>
+        <w:rPr>
+          <w:lang w:val="en-US"/>
+        </w:rPr>
+        <w:t>” în vederea realizării unei interfețe de utilizator mai ușor de folosit.</w:t>
+      </w:r>
+    </w:p>
+    <w:p>
+      <w:pPr>
+        <w:pStyle w:val="Normal1"/>
+      </w:pPr>
+    </w:p>
+    <w:p>
+      <w:pPr>
+        <w:pStyle w:val="Normal1"/>
+        <w:ind w:firstLine="0"/>
+        <w:jc w:val="center"/>
+        <w:rPr>
+          <w:b/>
+        </w:rPr>
+      </w:pPr>
+      <w:r>
+        <w:rPr>
+          <w:noProof/>
+        </w:rPr>
+        <w:drawing>
+          <wp:inline distT="0" distB="0" distL="0" distR="0" wp14:anchorId="4E459B7D" wp14:editId="5A39F521">
+            <wp:extent cx="4537075" cy="1962785"/>
+            <wp:effectExtent l="0" t="0" r="0" b="0"/>
+            <wp:docPr id="32" name="Picture 32"/>
+            <wp:cNvGraphicFramePr>
+              <a:graphicFrameLocks xmlns:a="http://schemas.openxmlformats.org/drawingml/2006/main" noChangeAspect="1"/>
+            </wp:cNvGraphicFramePr>
+            <a:graphic xmlns:a="http://schemas.openxmlformats.org/drawingml/2006/main">
+              <a:graphicData uri="http://schemas.openxmlformats.org/drawingml/2006/picture">
+                <pic:pic xmlns:pic="http://schemas.openxmlformats.org/drawingml/2006/picture">
+                  <pic:nvPicPr>
+                    <pic:cNvPr id="1" name=""/>
+                    <pic:cNvPicPr/>
+                  </pic:nvPicPr>
+                  <pic:blipFill>
+                    <a:blip r:embed="rId42"/>
+                    <a:stretch>
+                      <a:fillRect/>
+                    </a:stretch>
+                  </pic:blipFill>
+                  <pic:spPr>
+                    <a:xfrm>
+                      <a:off x="0" y="0"/>
+                      <a:ext cx="4537075" cy="1962785"/>
+                    </a:xfrm>
+                    <a:prstGeom prst="rect">
+                      <a:avLst/>
+                    </a:prstGeom>
+                  </pic:spPr>
+                </pic:pic>
+              </a:graphicData>
+            </a:graphic>
+          </wp:inline>
+        </w:drawing>
+      </w:r>
+    </w:p>
+    <w:p>
+      <w:pPr>
+        <w:pStyle w:val="Normal1"/>
+        <w:rPr>
+          <w:b/>
+        </w:rPr>
+      </w:pPr>
+    </w:p>
+    <w:p>
+      <w:pPr>
+        <w:pStyle w:val="Normal1"/>
+        <w:rPr>
+          <w:b/>
+        </w:rPr>
+      </w:pPr>
+    </w:p>
+    <w:p>
+      <w:pPr>
+        <w:spacing w:before="400" w:after="200"/>
+        <w:rPr>
+          <w:b/>
+          <w:sz w:val="22"/>
+          <w:lang w:val="ro-RO"/>
+        </w:rPr>
+      </w:pPr>
     </w:p>
     <w:p>
       <w:pPr>
@@ -1064,7 +4011,7 @@
         <w:tab/>
         <w:t xml:space="preserve">NI USB-6009 DOCUMENTATION </w:t>
       </w:r>
-      <w:hyperlink r:id="rId21" w:history="1">
+      <w:hyperlink r:id="rId43" w:history="1">
         <w:r>
           <w:rPr>
             <w:rStyle w:val="Hyperlink"/>
@@ -1101,7 +4048,7 @@
         <w:tab/>
         <w:t xml:space="preserve">FurMark – GPU Benchmark </w:t>
       </w:r>
-      <w:hyperlink r:id="rId22" w:history="1">
+      <w:hyperlink r:id="rId44" w:history="1">
         <w:r>
           <w:rPr>
             <w:rStyle w:val="Hyperlink"/>
@@ -1143,34 +4090,24 @@
           <w:szCs w:val="18"/>
           <w:lang w:val="ro-RO" w:eastAsia="ro-RO"/>
         </w:rPr>
-        <w:t>măs</w:t>
-      </w:r>
-      <w:bookmarkStart w:id="0" w:name="_GoBack"/>
-      <w:bookmarkEnd w:id="0"/>
+        <w:t xml:space="preserve">măsură </w:t>
+      </w:r>
       <w:r>
         <w:rPr>
           <w:sz w:val="18"/>
           <w:szCs w:val="18"/>
           <w:lang w:val="ro-RO" w:eastAsia="ro-RO"/>
         </w:rPr>
-        <w:t xml:space="preserve">ură </w:t>
-      </w:r>
-      <w:r>
-        <w:rPr>
-          <w:sz w:val="18"/>
-          <w:szCs w:val="18"/>
-          <w:lang w:val="ro-RO" w:eastAsia="ro-RO"/>
-        </w:rPr>
         <w:t>https://edu.tuiasi.ro/course/view.php?id=1946</w:t>
       </w:r>
     </w:p>
     <w:sectPr>
-      <w:headerReference w:type="even" r:id="rId23"/>
-      <w:headerReference w:type="default" r:id="rId24"/>
-      <w:footerReference w:type="even" r:id="rId25"/>
-      <w:footerReference w:type="default" r:id="rId26"/>
-      <w:headerReference w:type="first" r:id="rId27"/>
-      <w:footerReference w:type="first" r:id="rId28"/>
+      <w:headerReference w:type="even" r:id="rId45"/>
+      <w:headerReference w:type="default" r:id="rId46"/>
+      <w:footerReference w:type="even" r:id="rId47"/>
+      <w:footerReference w:type="default" r:id="rId48"/>
+      <w:headerReference w:type="first" r:id="rId49"/>
+      <w:footerReference w:type="first" r:id="rId50"/>
       <w:pgSz w:w="11907" w:h="16840" w:code="9"/>
       <w:pgMar w:top="2552" w:right="2381" w:bottom="2835" w:left="2381" w:header="2552" w:footer="0" w:gutter="0"/>
       <w:cols w:space="720"/>
@@ -1232,7 +4169,7 @@
         <w:rStyle w:val="PageNumber"/>
         <w:noProof/>
       </w:rPr>
-      <w:t>8</w:t>
+      <w:t>18</w:t>
     </w:r>
     <w:r>
       <w:rPr>
@@ -1282,7 +4219,7 @@
         <w:rStyle w:val="PageNumber"/>
         <w:noProof/>
       </w:rPr>
-      <w:t>7</w:t>
+      <w:t>17</w:t>
     </w:r>
     <w:r>
       <w:rPr>
@@ -1403,37 +4340,10 @@
       <w:rPr>
         <w:sz w:val="16"/>
       </w:rPr>
-      <w:t>E</w:t>
-    </w:r>
-    <w:r>
-      <w:rPr>
-        <w:sz w:val="16"/>
-      </w:rPr>
-      <w:t>TICĂ ŞI INTEGRITATE</w:t>
-    </w:r>
-    <w:r>
-      <w:rPr>
-        <w:sz w:val="16"/>
-      </w:rPr>
-      <w:t xml:space="preserve"> ACADEMIC</w:t>
-    </w:r>
-    <w:r>
-      <w:rPr>
-        <w:sz w:val="16"/>
-        <w:lang w:val="ro-RO"/>
-      </w:rPr>
-      <w:t>Ă</w:t>
+      <w:t>INSTRUMENT VIRTUAL PENTRU ANALIZA CONSUMULUI DE ENERGIE ELECTRICĂ ACTIVĂ REACTIVĂ ȘI APARENTĂ</w:t>
     </w:r>
   </w:p>
-  <w:p>
-    <w:pPr>
-      <w:pStyle w:val="Header"/>
-      <w:jc w:val="center"/>
-      <w:rPr>
-        <w:sz w:val="22"/>
-      </w:rPr>
-    </w:pPr>
-  </w:p>
+  <w:p/>
 </w:hdr>
 </file>
 
@@ -1951,6 +4861,119 @@
     </w:lvl>
   </w:abstractNum>
   <w:abstractNum w:abstractNumId="6" w15:restartNumberingAfterBreak="0">
+    <w:nsid w:val="55950E65"/>
+    <w:multiLevelType w:val="hybridMultilevel"/>
+    <w:tmpl w:val="B942BB4A"/>
+    <w:lvl w:ilvl="0" w:tplc="04090001">
+      <w:start w:val="1"/>
+      <w:numFmt w:val="bullet"/>
+      <w:lvlText w:val=""/>
+      <w:lvlJc w:val="left"/>
+      <w:pPr>
+        <w:ind w:left="1428" w:hanging="360"/>
+      </w:pPr>
+      <w:rPr>
+        <w:rFonts w:ascii="Symbol" w:hAnsi="Symbol" w:hint="default"/>
+      </w:rPr>
+    </w:lvl>
+    <w:lvl w:ilvl="1" w:tplc="04090003" w:tentative="1">
+      <w:start w:val="1"/>
+      <w:numFmt w:val="bullet"/>
+      <w:lvlText w:val="o"/>
+      <w:lvlJc w:val="left"/>
+      <w:pPr>
+        <w:ind w:left="2148" w:hanging="360"/>
+      </w:pPr>
+      <w:rPr>
+        <w:rFonts w:ascii="Courier New" w:hAnsi="Courier New" w:cs="Courier New" w:hint="default"/>
+      </w:rPr>
+    </w:lvl>
+    <w:lvl w:ilvl="2" w:tplc="04090005" w:tentative="1">
+      <w:start w:val="1"/>
+      <w:numFmt w:val="bullet"/>
+      <w:lvlText w:val=""/>
+      <w:lvlJc w:val="left"/>
+      <w:pPr>
+        <w:ind w:left="2868" w:hanging="360"/>
+      </w:pPr>
+      <w:rPr>
+        <w:rFonts w:ascii="Wingdings" w:hAnsi="Wingdings" w:hint="default"/>
+      </w:rPr>
+    </w:lvl>
+    <w:lvl w:ilvl="3" w:tplc="04090001" w:tentative="1">
+      <w:start w:val="1"/>
+      <w:numFmt w:val="bullet"/>
+      <w:lvlText w:val=""/>
+      <w:lvlJc w:val="left"/>
+      <w:pPr>
+        <w:ind w:left="3588" w:hanging="360"/>
+      </w:pPr>
+      <w:rPr>
+        <w:rFonts w:ascii="Symbol" w:hAnsi="Symbol" w:hint="default"/>
+      </w:rPr>
+    </w:lvl>
+    <w:lvl w:ilvl="4" w:tplc="04090003" w:tentative="1">
+      <w:start w:val="1"/>
+      <w:numFmt w:val="bullet"/>
+      <w:lvlText w:val="o"/>
+      <w:lvlJc w:val="left"/>
+      <w:pPr>
+        <w:ind w:left="4308" w:hanging="360"/>
+      </w:pPr>
+      <w:rPr>
+        <w:rFonts w:ascii="Courier New" w:hAnsi="Courier New" w:cs="Courier New" w:hint="default"/>
+      </w:rPr>
+    </w:lvl>
+    <w:lvl w:ilvl="5" w:tplc="04090005" w:tentative="1">
+      <w:start w:val="1"/>
+      <w:numFmt w:val="bullet"/>
+      <w:lvlText w:val=""/>
+      <w:lvlJc w:val="left"/>
+      <w:pPr>
+        <w:ind w:left="5028" w:hanging="360"/>
+      </w:pPr>
+      <w:rPr>
+        <w:rFonts w:ascii="Wingdings" w:hAnsi="Wingdings" w:hint="default"/>
+      </w:rPr>
+    </w:lvl>
+    <w:lvl w:ilvl="6" w:tplc="04090001" w:tentative="1">
+      <w:start w:val="1"/>
+      <w:numFmt w:val="bullet"/>
+      <w:lvlText w:val=""/>
+      <w:lvlJc w:val="left"/>
+      <w:pPr>
+        <w:ind w:left="5748" w:hanging="360"/>
+      </w:pPr>
+      <w:rPr>
+        <w:rFonts w:ascii="Symbol" w:hAnsi="Symbol" w:hint="default"/>
+      </w:rPr>
+    </w:lvl>
+    <w:lvl w:ilvl="7" w:tplc="04090003" w:tentative="1">
+      <w:start w:val="1"/>
+      <w:numFmt w:val="bullet"/>
+      <w:lvlText w:val="o"/>
+      <w:lvlJc w:val="left"/>
+      <w:pPr>
+        <w:ind w:left="6468" w:hanging="360"/>
+      </w:pPr>
+      <w:rPr>
+        <w:rFonts w:ascii="Courier New" w:hAnsi="Courier New" w:cs="Courier New" w:hint="default"/>
+      </w:rPr>
+    </w:lvl>
+    <w:lvl w:ilvl="8" w:tplc="04090005" w:tentative="1">
+      <w:start w:val="1"/>
+      <w:numFmt w:val="bullet"/>
+      <w:lvlText w:val=""/>
+      <w:lvlJc w:val="left"/>
+      <w:pPr>
+        <w:ind w:left="7188" w:hanging="360"/>
+      </w:pPr>
+      <w:rPr>
+        <w:rFonts w:ascii="Wingdings" w:hAnsi="Wingdings" w:hint="default"/>
+      </w:rPr>
+    </w:lvl>
+  </w:abstractNum>
+  <w:abstractNum w:abstractNumId="7" w15:restartNumberingAfterBreak="0">
     <w:nsid w:val="5A024101"/>
     <w:multiLevelType w:val="hybridMultilevel"/>
     <w:tmpl w:val="A4BEA12C"/>
@@ -2067,7 +5090,7 @@
       </w:pPr>
     </w:lvl>
   </w:abstractNum>
-  <w:abstractNum w:abstractNumId="7" w15:restartNumberingAfterBreak="0">
+  <w:abstractNum w:abstractNumId="8" w15:restartNumberingAfterBreak="0">
     <w:nsid w:val="5D7C39E5"/>
     <w:multiLevelType w:val="hybridMultilevel"/>
     <w:tmpl w:val="3EE2F97A"/>
@@ -2183,7 +5206,7 @@
       </w:pPr>
     </w:lvl>
   </w:abstractNum>
-  <w:abstractNum w:abstractNumId="8" w15:restartNumberingAfterBreak="0">
+  <w:abstractNum w:abstractNumId="9" w15:restartNumberingAfterBreak="0">
     <w:nsid w:val="764A4F44"/>
     <w:multiLevelType w:val="multilevel"/>
     <w:tmpl w:val="677C5624"/>
@@ -2332,7 +5355,7 @@
       </w:rPr>
     </w:lvl>
   </w:abstractNum>
-  <w:abstractNum w:abstractNumId="9" w15:restartNumberingAfterBreak="0">
+  <w:abstractNum w:abstractNumId="10" w15:restartNumberingAfterBreak="0">
     <w:nsid w:val="78396498"/>
     <w:multiLevelType w:val="hybridMultilevel"/>
     <w:tmpl w:val="D1A892B2"/>
@@ -2434,10 +5457,10 @@
     <w:abstractNumId w:val="0"/>
   </w:num>
   <w:num w:numId="6">
-    <w:abstractNumId w:val="6"/>
+    <w:abstractNumId w:val="7"/>
   </w:num>
   <w:num w:numId="7">
-    <w:abstractNumId w:val="7"/>
+    <w:abstractNumId w:val="8"/>
   </w:num>
   <w:num w:numId="8">
     <w:abstractNumId w:val="2"/>
@@ -2446,13 +5469,16 @@
     </w:lvlOverride>
   </w:num>
   <w:num w:numId="9">
-    <w:abstractNumId w:val="9"/>
+    <w:abstractNumId w:val="10"/>
   </w:num>
   <w:num w:numId="10">
     <w:abstractNumId w:val="4"/>
   </w:num>
   <w:num w:numId="11">
-    <w:abstractNumId w:val="8"/>
+    <w:abstractNumId w:val="9"/>
+  </w:num>
+  <w:num w:numId="12">
+    <w:abstractNumId w:val="6"/>
   </w:num>
 </w:numbering>
 </file>
@@ -2803,7 +5829,6 @@
   <w:style w:type="character" w:default="1" w:styleId="DefaultParagraphFont">
     <w:name w:val="Default Paragraph Font"/>
     <w:uiPriority w:val="1"/>
-    <w:semiHidden/>
     <w:unhideWhenUsed/>
   </w:style>
   <w:style w:type="table" w:default="1" w:styleId="TableNormal">
@@ -3466,21 +6491,6 @@
 </file>
 
 <file path=customXml/item1.xml><?xml version="1.0" encoding="utf-8"?>
-<?mso-contentType ?>
-<FormTemplates xmlns="http://schemas.microsoft.com/sharepoint/v3/contenttype/forms">
-  <Display>DocumentLibraryForm</Display>
-  <Edit>DocumentLibraryForm</Edit>
-  <New>DocumentLibraryForm</New>
-</FormTemplates>
-</file>
-
-<file path=customXml/item2.xml><?xml version="1.0" encoding="utf-8"?>
-<p:properties xmlns:p="http://schemas.microsoft.com/office/2006/metadata/properties" xmlns:xsi="http://www.w3.org/2001/XMLSchema-instance" xmlns:pc="http://schemas.microsoft.com/office/infopath/2007/PartnerControls">
-  <documentManagement/>
-</p:properties>
-</file>
-
-<file path=customXml/item3.xml><?xml version="1.0" encoding="utf-8"?>
 <ct:contentTypeSchema xmlns:ct="http://schemas.microsoft.com/office/2006/metadata/contentType" xmlns:ma="http://schemas.microsoft.com/office/2006/metadata/properties/metaAttributes" ct:_="" ma:_="" ma:contentTypeName="Document" ma:contentTypeID="0x01010048E3735DDDFF3E4B91B5712878CB80EB" ma:contentTypeVersion="3" ma:contentTypeDescription="Creați un document nou." ma:contentTypeScope="" ma:versionID="e7229b9a9307016fcc40734719034527">
   <xsd:schema xmlns:xsd="http://www.w3.org/2001/XMLSchema" xmlns:xs="http://www.w3.org/2001/XMLSchema" xmlns:p="http://schemas.microsoft.com/office/2006/metadata/properties" xmlns:ns2="50547c37-e22e-46b6-9404-40eb8f5be217" targetNamespace="http://schemas.microsoft.com/office/2006/metadata/properties" ma:root="true" ma:fieldsID="bd69766b1d9b7c461f826bef6164dd03" ns2:_="">
     <xsd:import namespace="50547c37-e22e-46b6-9404-40eb8f5be217"/>
@@ -3618,28 +6628,26 @@
 </ct:contentTypeSchema>
 </file>
 
+<file path=customXml/item2.xml><?xml version="1.0" encoding="utf-8"?>
+<p:properties xmlns:p="http://schemas.microsoft.com/office/2006/metadata/properties" xmlns:xsi="http://www.w3.org/2001/XMLSchema-instance" xmlns:pc="http://schemas.microsoft.com/office/infopath/2007/PartnerControls">
+  <documentManagement/>
+</p:properties>
+</file>
+
+<file path=customXml/item3.xml><?xml version="1.0" encoding="utf-8"?>
+<?mso-contentType ?>
+<FormTemplates xmlns="http://schemas.microsoft.com/sharepoint/v3/contenttype/forms">
+  <Display>DocumentLibraryForm</Display>
+  <Edit>DocumentLibraryForm</Edit>
+  <New>DocumentLibraryForm</New>
+</FormTemplates>
+</file>
+
 <file path=customXml/item4.xml><?xml version="1.0" encoding="utf-8"?>
 <b:Sources xmlns:b="http://schemas.openxmlformats.org/officeDocument/2006/bibliography" xmlns="http://schemas.openxmlformats.org/officeDocument/2006/bibliography" SelectedStyle="\IEEE2006OfficeOnline.xsl" StyleName="IEEE" Version="2006"/>
 </file>
 
 <file path=customXml/itemProps1.xml><?xml version="1.0" encoding="utf-8"?>
-<ds:datastoreItem xmlns:ds="http://schemas.openxmlformats.org/officeDocument/2006/customXml" ds:itemID="{43379135-5C40-429C-BBA3-04337B5464B5}">
-  <ds:schemaRefs>
-    <ds:schemaRef ds:uri="http://schemas.microsoft.com/sharepoint/v3/contenttype/forms"/>
-  </ds:schemaRefs>
-</ds:datastoreItem>
-</file>
-
-<file path=customXml/itemProps2.xml><?xml version="1.0" encoding="utf-8"?>
-<ds:datastoreItem xmlns:ds="http://schemas.openxmlformats.org/officeDocument/2006/customXml" ds:itemID="{55AF1944-BE18-435F-825F-717B22BD9BA8}">
-  <ds:schemaRefs>
-    <ds:schemaRef ds:uri="http://schemas.microsoft.com/office/2006/metadata/properties"/>
-    <ds:schemaRef ds:uri="http://schemas.microsoft.com/office/infopath/2007/PartnerControls"/>
-  </ds:schemaRefs>
-</ds:datastoreItem>
-</file>
-
-<file path=customXml/itemProps3.xml><?xml version="1.0" encoding="utf-8"?>
 <ds:datastoreItem xmlns:ds="http://schemas.openxmlformats.org/officeDocument/2006/customXml" ds:itemID="{8D823B3D-862A-4194-8AF8-DCE2E7A66A99}">
   <ds:schemaRefs>
     <ds:schemaRef ds:uri="http://schemas.microsoft.com/office/2006/metadata/contentType"/>
@@ -3657,8 +6665,25 @@
 </ds:datastoreItem>
 </file>
 
+<file path=customXml/itemProps2.xml><?xml version="1.0" encoding="utf-8"?>
+<ds:datastoreItem xmlns:ds="http://schemas.openxmlformats.org/officeDocument/2006/customXml" ds:itemID="{55AF1944-BE18-435F-825F-717B22BD9BA8}">
+  <ds:schemaRefs>
+    <ds:schemaRef ds:uri="http://schemas.microsoft.com/office/2006/metadata/properties"/>
+    <ds:schemaRef ds:uri="http://schemas.microsoft.com/office/infopath/2007/PartnerControls"/>
+  </ds:schemaRefs>
+</ds:datastoreItem>
+</file>
+
+<file path=customXml/itemProps3.xml><?xml version="1.0" encoding="utf-8"?>
+<ds:datastoreItem xmlns:ds="http://schemas.openxmlformats.org/officeDocument/2006/customXml" ds:itemID="{43379135-5C40-429C-BBA3-04337B5464B5}">
+  <ds:schemaRefs>
+    <ds:schemaRef ds:uri="http://schemas.microsoft.com/sharepoint/v3/contenttype/forms"/>
+  </ds:schemaRefs>
+</ds:datastoreItem>
+</file>
+
 <file path=customXml/itemProps4.xml><?xml version="1.0" encoding="utf-8"?>
-<ds:datastoreItem xmlns:ds="http://schemas.openxmlformats.org/officeDocument/2006/customXml" ds:itemID="{FF3A05B9-B8CC-4BED-A150-DABB642DF1BB}">
+<ds:datastoreItem xmlns:ds="http://schemas.openxmlformats.org/officeDocument/2006/customXml" ds:itemID="{77DE24C0-9D43-496B-AACA-2BC61BC4B4AB}">
   <ds:schemaRefs>
     <ds:schemaRef ds:uri="http://schemas.openxmlformats.org/officeDocument/2006/bibliography"/>
   </ds:schemaRefs>

--- a/Documentation/P4 Dezvoltarea aplicatiei Labview.docx
+++ b/Documentation/P4 Dezvoltarea aplicatiei Labview.docx
@@ -215,7 +215,14 @@
           <w:sz w:val="18"/>
           <w:lang w:val="ro-RO"/>
         </w:rPr>
-        <w:t>afișare în interfața utilizator dar și prezentarea modului în care interfațarea dintre senzori, cartela de achiziție și LabVIEW este efectuată.q</w:t>
+        <w:t xml:space="preserve">afișare în interfața utilizator dar și prezentarea modului în care interfațarea dintre senzori, cartela de achiziție și LabVIEW </w:t>
+      </w:r>
+      <w:r>
+        <w:rPr>
+          <w:sz w:val="18"/>
+          <w:lang w:val="ro-RO"/>
+        </w:rPr>
+        <w:t>este efectuată.</w:t>
       </w:r>
     </w:p>
     <w:p>
@@ -256,6 +263,13 @@
         </w:rPr>
         <w:t>Putere Reactivă, Waveform Chart, Osciloscop</w:t>
       </w:r>
+      <w:r>
+        <w:rPr>
+          <w:sz w:val="18"/>
+          <w:lang w:val="ro-RO"/>
+        </w:rPr>
+        <w:t>, FFT, Flat Top, Hanning, Factor de scalare</w:t>
+      </w:r>
     </w:p>
     <w:p>
       <w:pPr>
@@ -312,6 +326,9 @@
     <w:p>
       <w:pPr>
         <w:pStyle w:val="Normal1"/>
+        <w:rPr>
+          <w:lang w:val="en-US"/>
+        </w:rPr>
       </w:pPr>
       <w:r>
         <w:t xml:space="preserve">Senzorul de curent a fost conectat la terminalele AI0, configurația fiind setată în modul </w:t>
@@ -325,6 +342,12 @@
       <w:r>
         <w:t xml:space="preserve"> întrucât tensiunea prezentă la la ieșirea senzorului de curent, prin urmare, la bornele cartelei de achiziție se regăsesc atât tensiuni pozitive cât și negative. Acest mod permite eliminarea zgomotului dar și achiziția de valori negative de către ADC astfel încât să nu afectăm în mod negativ cartela de achiziții.</w:t>
       </w:r>
+      <w:r>
+        <w:rPr>
+          <w:lang w:val="en-US"/>
+        </w:rPr>
+        <w:t>[1][3]</w:t>
+      </w:r>
     </w:p>
     <w:p>
       <w:pPr>
@@ -343,6 +366,7 @@
       <w:r>
         <w:rPr>
           <w:noProof/>
+          <w:lang w:val="en-US"/>
         </w:rPr>
         <w:drawing>
           <wp:inline distT="0" distB="0" distL="0" distR="0">
@@ -407,28 +431,36 @@
         <w:rPr>
           <w:lang w:val="en-US"/>
         </w:rPr>
-        <w:t xml:space="preserve">Figura . </w:t>
-      </w:r>
-      <w:r>
-        <w:t>Tensiunea achiziționată</w:t>
-      </w:r>
-      <w:r>
-        <w:t xml:space="preserve"> prin cartela de achiziții DAQmx 6009</w:t>
-      </w:r>
-      <w:r>
-        <w:t xml:space="preserve"> folosind senzorul TALEMA – ASM 010</w:t>
-      </w:r>
-      <w:r>
-        <w:t>. Panou de testare NI-MAX.</w:t>
-      </w:r>
-    </w:p>
-    <w:p>
-      <w:pPr>
-        <w:pStyle w:val="Normal1"/>
-        <w:rPr>
-          <w:lang w:val="en-US"/>
-        </w:rPr>
-      </w:pPr>
+        <w:t xml:space="preserve">Figura </w:t>
+      </w:r>
+      <w:r>
+        <w:rPr>
+          <w:lang w:val="en-US"/>
+        </w:rPr>
+        <w:t>1</w:t>
+      </w:r>
+      <w:r>
+        <w:rPr>
+          <w:lang w:val="en-US"/>
+        </w:rPr>
+        <w:t xml:space="preserve">. </w:t>
+      </w:r>
+      <w:r>
+        <w:t xml:space="preserve">Tensiunea achiziționată prin cartela de achiziții DAQmx 6009 folosind </w:t>
+      </w:r>
+      <w:r>
+        <w:lastRenderedPageBreak/>
+        <w:t xml:space="preserve">senzorul TALEMA </w:t>
+      </w:r>
+      <w:r>
+        <w:t>-</w:t>
+      </w:r>
+      <w:r>
+        <w:t xml:space="preserve"> ASM 010. Panou de testare NI-MAX.</w:t>
+      </w:r>
+      <w:r>
+        <w:t>[7][3]</w:t>
+      </w:r>
     </w:p>
     <w:p>
       <w:pPr>
@@ -492,7 +524,16 @@
         <w:jc w:val="center"/>
       </w:pPr>
       <w:r>
-        <w:t>Figura 7. Vizualizarea tensiunii achiziționate prin cartela de achiziții DAQmx 6009. Panou de testare NI-MAX.</w:t>
+        <w:t xml:space="preserve">Figura </w:t>
+      </w:r>
+      <w:r>
+        <w:t>2</w:t>
+      </w:r>
+      <w:r>
+        <w:t>. Vizualizarea tensiunii achiziționate prin cartela de achiziții DAQmx 6009. Panou de testare NI-MAX.</w:t>
+      </w:r>
+      <w:r>
+        <w:t>[7][3]</w:t>
       </w:r>
     </w:p>
     <w:p>
@@ -513,6 +554,9 @@
       <w:r>
         <w:t xml:space="preserve"> grafică. </w:t>
       </w:r>
+      <w:r>
+        <w:t>[1][3]</w:t>
+      </w:r>
     </w:p>
     <w:p>
       <w:pPr>
@@ -523,6 +567,7 @@
       <w:r>
         <w:rPr>
           <w:noProof/>
+          <w:lang w:val="en-US"/>
         </w:rPr>
         <w:lastRenderedPageBreak/>
         <w:drawing>
@@ -569,20 +614,26 @@
         <w:jc w:val="center"/>
       </w:pPr>
       <w:r>
-        <w:t>Figura 8. Model VI de testare și vizualizare a semnalului achiziționat</w:t>
-      </w:r>
-    </w:p>
-    <w:p>
-      <w:pPr>
-        <w:pStyle w:val="Normal1"/>
-        <w:ind w:firstLine="0"/>
-        <w:jc w:val="center"/>
-      </w:pPr>
-    </w:p>
-    <w:p>
-      <w:pPr>
-        <w:pStyle w:val="Normal1"/>
-        <w:ind w:firstLine="0"/>
+        <w:t xml:space="preserve">Figura </w:t>
+      </w:r>
+      <w:r>
+        <w:t>3</w:t>
+      </w:r>
+      <w:r>
+        <w:t>. Model VI de testare și vizualizare a semnalului achiziționat</w:t>
+      </w:r>
+      <w:r>
+        <w:t>.</w:t>
+      </w:r>
+      <w:r>
+        <w:t>[7][3]</w:t>
+      </w:r>
+    </w:p>
+    <w:p>
+      <w:pPr>
+        <w:pStyle w:val="Normal1"/>
+        <w:ind w:firstLine="0"/>
+        <w:jc w:val="center"/>
       </w:pPr>
     </w:p>
     <w:p>
@@ -591,6 +642,9 @@
       </w:pPr>
       <w:r>
         <w:t>Pentru o bună funcționalitate, următorul pas este validarea și calibrarea sistemului cu o referință externă. Astfel, în modelul LabVIEW introducem calculele necesare de RMS a curentului în circuit și comparăm valorile măsurate exterior cu valorile calculate. Astfel Se introduce un factor de corecție al sistemului tocmai ca datele măsurate să fie corecte.</w:t>
+      </w:r>
+      <w:r>
+        <w:t>[4]</w:t>
       </w:r>
     </w:p>
     <w:p>
@@ -655,15 +709,17 @@
         <w:jc w:val="center"/>
       </w:pPr>
       <w:r>
-        <w:t>Figura 11. Parametrizarea și calibrarea modelului de măsură.</w:t>
-      </w:r>
-    </w:p>
-    <w:p>
-      <w:pPr>
-        <w:pStyle w:val="Normal1"/>
-        <w:ind w:firstLine="0"/>
-        <w:jc w:val="center"/>
-      </w:pPr>
+        <w:t xml:space="preserve">Figura </w:t>
+      </w:r>
+      <w:r>
+        <w:t>4</w:t>
+      </w:r>
+      <w:r>
+        <w:t>. Parametrizarea și calibrarea modelului de măsură.</w:t>
+      </w:r>
+      <w:r>
+        <w:t>[7][3]</w:t>
+      </w:r>
       <w:r>
         <w:rPr>
           <w:noProof/>
@@ -727,7 +783,29 @@
         <w:jc w:val="center"/>
       </w:pPr>
       <w:r>
-        <w:t>Figura 12. Măsurarea I RMS în timpul testului de placă video (LOAD State, LabVIEW)</w:t>
+        <w:t xml:space="preserve">Figura </w:t>
+      </w:r>
+      <w:r>
+        <w:t>5</w:t>
+      </w:r>
+      <w:r>
+        <w:t xml:space="preserve">. Măsurarea I RMS în timpul testului de placă video </w:t>
+      </w:r>
+    </w:p>
+    <w:p>
+      <w:pPr>
+        <w:pStyle w:val="Normal1"/>
+        <w:ind w:firstLine="0"/>
+        <w:jc w:val="center"/>
+      </w:pPr>
+      <w:r>
+        <w:t>(LOAD State, LabVIEW)</w:t>
+      </w:r>
+      <w:r>
+        <w:t>.</w:t>
+      </w:r>
+      <w:r>
+        <w:t>[7][6]</w:t>
       </w:r>
     </w:p>
     <w:p>
@@ -805,7 +883,19 @@
         <w:jc w:val="center"/>
       </w:pPr>
       <w:r>
-        <w:t>Figura 13. Măsurarea I RMS în LOAD State</w:t>
+        <w:t xml:space="preserve">Figura </w:t>
+      </w:r>
+      <w:r>
+        <w:t>6</w:t>
+      </w:r>
+      <w:r>
+        <w:t>. Măsurarea I RMS în LOAD State</w:t>
+      </w:r>
+      <w:r>
+        <w:t>.</w:t>
+      </w:r>
+      <w:r>
+        <w:t>[6][7]</w:t>
       </w:r>
     </w:p>
     <w:p>
@@ -884,7 +974,19 @@
         <w:jc w:val="center"/>
       </w:pPr>
       <w:r>
-        <w:t>Figura 14. Măsurarea I RMS în Idle State</w:t>
+        <w:t xml:space="preserve">Figura </w:t>
+      </w:r>
+      <w:r>
+        <w:t>7</w:t>
+      </w:r>
+      <w:r>
+        <w:t>. Măsurarea I RMS în Idle State</w:t>
+      </w:r>
+      <w:r>
+        <w:t>.</w:t>
+      </w:r>
+      <w:r>
+        <w:t>[6][7]</w:t>
       </w:r>
     </w:p>
     <w:p>
@@ -949,7 +1051,19 @@
         <w:jc w:val="center"/>
       </w:pPr>
       <w:r>
-        <w:t>Figura 15. Măsurarea I RMS în Idle State (LabVIEW)</w:t>
+        <w:t xml:space="preserve">Figura </w:t>
+      </w:r>
+      <w:r>
+        <w:t>8</w:t>
+      </w:r>
+      <w:r>
+        <w:t>. Măsurarea I RMS în Idle State (LabVIEW)</w:t>
+      </w:r>
+      <w:r>
+        <w:t>.</w:t>
+      </w:r>
+      <w:r>
+        <w:t>[7][6]</w:t>
       </w:r>
     </w:p>
     <w:p>
@@ -1023,7 +1137,19 @@
         <w:rPr>
           <w:lang w:val="en-US"/>
         </w:rPr>
-        <w:t>” întrucât sub acest tab, utilizatorul are acces de a configura cartela de achiziții dar și de vizualizare a datelor brute achizitionate de cartela de achizitii DAQmx 6009. În această instanță, setările utilizate sunt:</w:t>
+        <w:t>” întrucât sub acest tab, utilizatorul are acces de a configura cartela de achiziții dar și de vizualizare a datelor brute achizitionate de cartela de achizitii DAQmx 6009</w:t>
+      </w:r>
+      <w:r>
+        <w:rPr>
+          <w:lang w:val="en-US"/>
+        </w:rPr>
+        <w:t>[2]</w:t>
+      </w:r>
+      <w:r>
+        <w:rPr>
+          <w:lang w:val="en-US"/>
+        </w:rPr>
+        <w:t>. În această instanță, setările utilizate sunt:</w:t>
       </w:r>
     </w:p>
     <w:p>
@@ -1166,18 +1292,26 @@
     </w:p>
     <w:p>
       <w:pPr>
-        <w:spacing w:before="400" w:after="200"/>
-        <w:ind w:right="567"/>
-        <w:jc w:val="center"/>
-        <w:rPr>
-          <w:b/>
-          <w:sz w:val="22"/>
-          <w:lang w:val="ro-RO"/>
+        <w:pStyle w:val="Normal1"/>
+        <w:ind w:left="1428" w:firstLine="0"/>
+        <w:rPr>
+          <w:lang w:val="en-US"/>
+        </w:rPr>
+      </w:pPr>
+    </w:p>
+    <w:p>
+      <w:pPr>
+        <w:pStyle w:val="Normal1"/>
+        <w:ind w:firstLine="0"/>
+        <w:jc w:val="center"/>
+        <w:rPr>
+          <w:lang w:val="en-US"/>
         </w:rPr>
       </w:pPr>
       <w:r>
         <w:rPr>
           <w:noProof/>
+          <w:lang w:val="en-US"/>
         </w:rPr>
         <w:drawing>
           <wp:inline distT="0" distB="0" distL="0" distR="0" wp14:anchorId="7226C585" wp14:editId="25A32F34">
@@ -1219,6 +1353,22 @@
     <w:p>
       <w:pPr>
         <w:pStyle w:val="Normal1"/>
+        <w:ind w:firstLine="0"/>
+        <w:jc w:val="center"/>
+      </w:pPr>
+      <w:r>
+        <w:t>Figura9</w:t>
+      </w:r>
+      <w:r>
+        <w:t>. Măsurarea I RMS în Idle State (LabVIEW)</w:t>
+      </w:r>
+      <w:r>
+        <w:t>.</w:t>
+      </w:r>
+    </w:p>
+    <w:p>
+      <w:pPr>
+        <w:pStyle w:val="Normal1"/>
       </w:pPr>
     </w:p>
     <w:p>
@@ -1259,6 +1409,7 @@
       <w:r>
         <w:rPr>
           <w:noProof/>
+          <w:lang w:val="en-US"/>
         </w:rPr>
         <w:lastRenderedPageBreak/>
         <w:drawing>
@@ -1304,6 +1455,15 @@
         <w:ind w:firstLine="0"/>
         <w:jc w:val="center"/>
       </w:pPr>
+      <w:r>
+        <w:t>Figura 10</w:t>
+      </w:r>
+      <w:r>
+        <w:t>. Vizualizarea valorilor brute achiziționate</w:t>
+      </w:r>
+      <w:r>
+        <w:t>.</w:t>
+      </w:r>
     </w:p>
     <w:p>
       <w:pPr>
@@ -1338,6 +1498,7 @@
       <w:r>
         <w:rPr>
           <w:noProof/>
+          <w:lang w:val="en-US"/>
         </w:rPr>
         <w:drawing>
           <wp:inline distT="0" distB="0" distL="0" distR="0" wp14:anchorId="2C5464D8" wp14:editId="366D2DDD">
@@ -1379,7 +1540,15 @@
     <w:p>
       <w:pPr>
         <w:pStyle w:val="Normal1"/>
-      </w:pPr>
+        <w:ind w:firstLine="0"/>
+        <w:jc w:val="center"/>
+      </w:pPr>
+      <w:r>
+        <w:t>Figura 11</w:t>
+      </w:r>
+      <w:r>
+        <w:t>. Vizualizarea valorilor normalizate de tensiune si curent.</w:t>
+      </w:r>
     </w:p>
     <w:p>
       <w:pPr>
@@ -1439,6 +1608,7 @@
       <w:r>
         <w:rPr>
           <w:noProof/>
+          <w:lang w:val="en-US"/>
         </w:rPr>
         <w:drawing>
           <wp:inline distT="0" distB="0" distL="0" distR="0" wp14:anchorId="1D8E183D" wp14:editId="4B9FB8F2">
@@ -1480,6 +1650,22 @@
     <w:p>
       <w:pPr>
         <w:pStyle w:val="Normal1"/>
+        <w:ind w:firstLine="0"/>
+        <w:jc w:val="center"/>
+      </w:pPr>
+      <w:r>
+        <w:t>Figura 12</w:t>
+      </w:r>
+      <w:r>
+        <w:t>. Vizualizarea semnalelor suprapuse</w:t>
+      </w:r>
+      <w:r>
+        <w:t>.</w:t>
+      </w:r>
+    </w:p>
+    <w:p>
+      <w:pPr>
+        <w:pStyle w:val="Normal1"/>
       </w:pPr>
     </w:p>
     <w:p>
@@ -1488,6 +1674,9 @@
       </w:pPr>
       <w:r>
         <w:t>În următoarea figură se pot observa RMS-ul tensiunii dar și RMS-ul curentului achiziționat și calculat.</w:t>
+      </w:r>
+      <w:r>
+        <w:t>[4][5]</w:t>
       </w:r>
     </w:p>
     <w:p>
@@ -1610,7 +1799,11 @@
         </m:rad>
       </m:oMath>
       <w:r>
-        <w:t>(2)</w:t>
+        <w:tab/>
+        <w:t>(1</w:t>
+      </w:r>
+      <w:r>
+        <w:t>)</w:t>
       </w:r>
     </w:p>
     <w:p>
@@ -1622,6 +1815,13 @@
       <w:r>
         <w:t>RMS Tensiune</w:t>
       </w:r>
+    </w:p>
+    <w:p>
+      <w:pPr>
+        <w:pStyle w:val="Normal1"/>
+        <w:ind w:firstLine="0"/>
+        <w:jc w:val="center"/>
+      </w:pPr>
     </w:p>
     <w:p>
       <w:pPr>
@@ -1743,7 +1943,10 @@
       </w:r>
       <w:r>
         <w:tab/>
-        <w:t>(3)</w:t>
+        <w:t>(2</w:t>
+      </w:r>
+      <w:r>
+        <w:t>)</w:t>
       </w:r>
     </w:p>
     <w:p>
@@ -1758,17 +1961,13 @@
     <w:p>
       <w:pPr>
         <w:pStyle w:val="Normal1"/>
-      </w:pPr>
-    </w:p>
-    <w:p>
-      <w:pPr>
-        <w:pStyle w:val="Normal1"/>
         <w:ind w:firstLine="0"/>
         <w:jc w:val="center"/>
       </w:pPr>
       <w:r>
         <w:rPr>
           <w:noProof/>
+          <w:lang w:val="en-US"/>
         </w:rPr>
         <w:lastRenderedPageBreak/>
         <w:drawing>
@@ -1811,6 +2010,25 @@
     <w:p>
       <w:pPr>
         <w:pStyle w:val="Normal1"/>
+        <w:ind w:firstLine="0"/>
+        <w:jc w:val="center"/>
+      </w:pPr>
+      <w:r>
+        <w:t>Figura 1</w:t>
+      </w:r>
+      <w:r>
+        <w:t>3</w:t>
+      </w:r>
+      <w:r>
+        <w:t>. Vizualizarea valorilor de RMS calculate</w:t>
+      </w:r>
+      <w:r>
+        <w:t>.</w:t>
+      </w:r>
+    </w:p>
+    <w:p>
+      <w:pPr>
+        <w:pStyle w:val="Normal1"/>
       </w:pPr>
     </w:p>
     <w:p>
@@ -1844,15 +2062,117 @@
     <w:p>
       <w:pPr>
         <w:pStyle w:val="Normal1"/>
+        <w:ind w:firstLine="0"/>
+        <w:jc w:val="center"/>
+      </w:pPr>
+      <w:r>
+        <w:rPr>
+          <w:noProof/>
+        </w:rPr>
+        <w:drawing>
+          <wp:inline distT="0" distB="0" distL="0" distR="0" wp14:anchorId="7A6EB6DB" wp14:editId="75F48A4E">
+            <wp:extent cx="4537075" cy="847090"/>
+            <wp:effectExtent l="0" t="0" r="0" b="0"/>
+            <wp:docPr id="39" name="Picture 39"/>
+            <wp:cNvGraphicFramePr>
+              <a:graphicFrameLocks xmlns:a="http://schemas.openxmlformats.org/drawingml/2006/main" noChangeAspect="1"/>
+            </wp:cNvGraphicFramePr>
+            <a:graphic xmlns:a="http://schemas.openxmlformats.org/drawingml/2006/main">
+              <a:graphicData uri="http://schemas.openxmlformats.org/drawingml/2006/picture">
+                <pic:pic xmlns:pic="http://schemas.openxmlformats.org/drawingml/2006/picture">
+                  <pic:nvPicPr>
+                    <pic:cNvPr id="1" name=""/>
+                    <pic:cNvPicPr/>
+                  </pic:nvPicPr>
+                  <pic:blipFill>
+                    <a:blip r:embed="rId24"/>
+                    <a:stretch>
+                      <a:fillRect/>
+                    </a:stretch>
+                  </pic:blipFill>
+                  <pic:spPr>
+                    <a:xfrm>
+                      <a:off x="0" y="0"/>
+                      <a:ext cx="4537075" cy="847090"/>
+                    </a:xfrm>
+                    <a:prstGeom prst="rect">
+                      <a:avLst/>
+                    </a:prstGeom>
+                  </pic:spPr>
+                </pic:pic>
+              </a:graphicData>
+            </a:graphic>
+          </wp:inline>
+        </w:drawing>
+      </w:r>
+    </w:p>
+    <w:p>
+      <w:pPr>
+        <w:pStyle w:val="Normal1"/>
+        <w:ind w:firstLine="0"/>
+        <w:jc w:val="center"/>
+      </w:pPr>
+      <w:r>
+        <w:t>Figura 1</w:t>
+      </w:r>
+      <w:r>
+        <w:t>4</w:t>
+      </w:r>
+      <w:r>
+        <w:t xml:space="preserve">. </w:t>
+      </w:r>
+      <w:r>
+        <w:t>Calcularea valorilor de RMS.</w:t>
+      </w:r>
+      <w:r>
+        <w:rPr>
+          <w:bCs/>
+          <w:sz w:val="18"/>
+          <w:szCs w:val="18"/>
+          <w:lang w:eastAsia="ro-RO"/>
+        </w:rPr>
+        <w:t xml:space="preserve"> </w:t>
+      </w:r>
+      <w:r>
+        <w:rPr>
+          <w:bCs/>
+          <w:sz w:val="18"/>
+          <w:szCs w:val="18"/>
+          <w:lang w:eastAsia="ro-RO"/>
+        </w:rPr>
+        <w:t>[</w:t>
+      </w:r>
+      <w:r>
+        <w:rPr>
+          <w:bCs/>
+          <w:sz w:val="18"/>
+          <w:szCs w:val="18"/>
+          <w:lang w:eastAsia="ro-RO"/>
+        </w:rPr>
+        <w:t>4</w:t>
+      </w:r>
+      <w:r>
+        <w:rPr>
+          <w:bCs/>
+          <w:sz w:val="18"/>
+          <w:szCs w:val="18"/>
+          <w:lang w:eastAsia="ro-RO"/>
+        </w:rPr>
+        <w:t>]</w:t>
+      </w:r>
+    </w:p>
+    <w:p>
+      <w:pPr>
+        <w:pStyle w:val="Normal1"/>
+      </w:pPr>
+    </w:p>
+    <w:p>
+      <w:pPr>
+        <w:pStyle w:val="Normal1"/>
       </w:pPr>
       <w:r>
         <w:t>Este un lucru normal ca factorul de putere sa fie în jurul cifrei de 0.6 atunci când aceste surse nu prezintă PFC activ, ori când sarcina acestora nu a trecut de un prac semnificativ astfel încât PFC-ul activ să devină mai util decât PFC-ul pasiv. De cele mai multe ori, atunci când aceste surse primesc o cerere de curent mai mare, PFC-ul activ va face corecția potrivită, acest lucru putând fi vizualiat în timp.</w:t>
       </w:r>
-    </w:p>
-    <w:p>
-      <w:pPr>
-        <w:pStyle w:val="Normal1"/>
-      </w:pPr>
     </w:p>
     <w:p>
       <w:pPr>
@@ -1899,10 +2219,13 @@
       </w:r>
       <w:r>
         <w:tab/>
-      </w:r>
-      <w:r>
-        <w:tab/>
-        <w:t>(6)</w:t>
+        <w:t>(</w:t>
+      </w:r>
+      <w:r>
+        <w:t>3</w:t>
+      </w:r>
+      <w:r>
+        <w:t>)</w:t>
       </w:r>
     </w:p>
     <w:p>
@@ -1913,6 +2236,9 @@
       <w:r>
         <w:t>Factor de putere</w:t>
       </w:r>
+      <w:r>
+        <w:t>[4][5]</w:t>
+      </w:r>
     </w:p>
     <w:p>
       <w:pPr>
@@ -1921,17 +2247,120 @@
       <w:r>
         <w:t xml:space="preserve"> </w:t>
       </w:r>
-    </w:p>
-    <w:p>
-      <w:pPr>
-        <w:pStyle w:val="Normal1"/>
-        <w:ind w:firstLine="0"/>
-      </w:pPr>
       <w:r>
         <w:rPr>
           <w:noProof/>
         </w:rPr>
         <w:lastRenderedPageBreak/>
+        <w:drawing>
+          <wp:inline distT="0" distB="0" distL="0" distR="0" wp14:anchorId="2A356E74" wp14:editId="532F4D6D">
+            <wp:extent cx="4537075" cy="948690"/>
+            <wp:effectExtent l="0" t="0" r="0" b="3810"/>
+            <wp:docPr id="3" name="Picture 3"/>
+            <wp:cNvGraphicFramePr>
+              <a:graphicFrameLocks xmlns:a="http://schemas.openxmlformats.org/drawingml/2006/main" noChangeAspect="1"/>
+            </wp:cNvGraphicFramePr>
+            <a:graphic xmlns:a="http://schemas.openxmlformats.org/drawingml/2006/main">
+              <a:graphicData uri="http://schemas.openxmlformats.org/drawingml/2006/picture">
+                <pic:pic xmlns:pic="http://schemas.openxmlformats.org/drawingml/2006/picture">
+                  <pic:nvPicPr>
+                    <pic:cNvPr id="1" name=""/>
+                    <pic:cNvPicPr/>
+                  </pic:nvPicPr>
+                  <pic:blipFill>
+                    <a:blip r:embed="rId25"/>
+                    <a:stretch>
+                      <a:fillRect/>
+                    </a:stretch>
+                  </pic:blipFill>
+                  <pic:spPr>
+                    <a:xfrm>
+                      <a:off x="0" y="0"/>
+                      <a:ext cx="4537075" cy="948690"/>
+                    </a:xfrm>
+                    <a:prstGeom prst="rect">
+                      <a:avLst/>
+                    </a:prstGeom>
+                  </pic:spPr>
+                </pic:pic>
+              </a:graphicData>
+            </a:graphic>
+          </wp:inline>
+        </w:drawing>
+      </w:r>
+    </w:p>
+    <w:p>
+      <w:pPr>
+        <w:pStyle w:val="Normal1"/>
+        <w:ind w:firstLine="0"/>
+        <w:jc w:val="center"/>
+      </w:pPr>
+      <w:r>
+        <w:t>Figura 1</w:t>
+      </w:r>
+      <w:r>
+        <w:t>5</w:t>
+      </w:r>
+      <w:r>
+        <w:t xml:space="preserve">. </w:t>
+      </w:r>
+      <w:r>
+        <w:t>Calcularea puterii instantanee.</w:t>
+      </w:r>
+      <w:r>
+        <w:rPr>
+          <w:bCs/>
+          <w:sz w:val="18"/>
+          <w:szCs w:val="18"/>
+          <w:lang w:eastAsia="ro-RO"/>
+        </w:rPr>
+        <w:t xml:space="preserve"> </w:t>
+      </w:r>
+      <w:r>
+        <w:rPr>
+          <w:bCs/>
+          <w:sz w:val="18"/>
+          <w:szCs w:val="18"/>
+          <w:lang w:eastAsia="ro-RO"/>
+        </w:rPr>
+        <w:t>[</w:t>
+      </w:r>
+      <w:r>
+        <w:rPr>
+          <w:bCs/>
+          <w:sz w:val="18"/>
+          <w:szCs w:val="18"/>
+          <w:lang w:eastAsia="ro-RO"/>
+        </w:rPr>
+        <w:t>4</w:t>
+      </w:r>
+      <w:r>
+        <w:rPr>
+          <w:bCs/>
+          <w:sz w:val="18"/>
+          <w:szCs w:val="18"/>
+          <w:lang w:eastAsia="ro-RO"/>
+        </w:rPr>
+        <w:t>]</w:t>
+      </w:r>
+    </w:p>
+    <w:p>
+      <w:pPr>
+        <w:pStyle w:val="Normal1"/>
+        <w:ind w:firstLine="0"/>
+        <w:jc w:val="center"/>
+      </w:pPr>
+    </w:p>
+    <w:p>
+      <w:pPr>
+        <w:pStyle w:val="Normal1"/>
+        <w:ind w:firstLine="0"/>
+      </w:pPr>
+      <w:r>
+        <w:rPr>
+          <w:noProof/>
+          <w:lang w:val="en-US"/>
+        </w:rPr>
         <w:drawing>
           <wp:inline distT="0" distB="0" distL="0" distR="0" wp14:anchorId="2AA1131E" wp14:editId="10FE3AFA">
             <wp:extent cx="4537075" cy="2079625"/>
@@ -1948,7 +2377,7 @@
                     <pic:cNvPicPr/>
                   </pic:nvPicPr>
                   <pic:blipFill>
-                    <a:blip r:embed="rId24"/>
+                    <a:blip r:embed="rId26"/>
                     <a:stretch>
                       <a:fillRect/>
                     </a:stretch>
@@ -1972,6 +2401,22 @@
     <w:p>
       <w:pPr>
         <w:pStyle w:val="Normal1"/>
+        <w:ind w:firstLine="0"/>
+        <w:jc w:val="center"/>
+      </w:pPr>
+      <w:r>
+        <w:t>Figura 1</w:t>
+      </w:r>
+      <w:r>
+        <w:t>6</w:t>
+      </w:r>
+      <w:r>
+        <w:t>. Vizualizarea graficelor de putere 1.</w:t>
+      </w:r>
+    </w:p>
+    <w:p>
+      <w:pPr>
+        <w:pStyle w:val="Normal1"/>
       </w:pPr>
     </w:p>
     <w:p>
@@ -2014,19 +2459,126 @@
         </w:rPr>
         <w:t xml:space="preserve"> dar care este calculată din valoarea medie a tensiunii și a curentului. </w:t>
       </w:r>
-    </w:p>
-    <w:p>
-      <w:pPr>
-        <w:pStyle w:val="Normal1"/>
-        <w:rPr>
-          <w:lang w:val="en-US"/>
-        </w:rPr>
-      </w:pPr>
-    </w:p>
-    <w:p>
-      <w:pPr>
-        <w:pStyle w:val="Normal1"/>
-        <w:ind w:firstLine="0"/>
+      <w:r>
+        <w:rPr>
+          <w:lang w:val="en-US"/>
+        </w:rPr>
+        <w:t>[4][5]</w:t>
+      </w:r>
+    </w:p>
+    <w:p>
+      <w:pPr>
+        <w:pStyle w:val="Normal1"/>
+        <w:ind w:firstLine="0"/>
+        <w:jc w:val="center"/>
+        <w:rPr>
+          <w:lang w:val="en-US"/>
+        </w:rPr>
+      </w:pPr>
+      <w:r>
+        <w:rPr>
+          <w:noProof/>
+        </w:rPr>
+        <w:drawing>
+          <wp:inline distT="0" distB="0" distL="0" distR="0" wp14:anchorId="52FDF158" wp14:editId="3F22F378">
+            <wp:extent cx="4537075" cy="666750"/>
+            <wp:effectExtent l="0" t="0" r="0" b="0"/>
+            <wp:docPr id="7" name="Picture 7"/>
+            <wp:cNvGraphicFramePr>
+              <a:graphicFrameLocks xmlns:a="http://schemas.openxmlformats.org/drawingml/2006/main" noChangeAspect="1"/>
+            </wp:cNvGraphicFramePr>
+            <a:graphic xmlns:a="http://schemas.openxmlformats.org/drawingml/2006/main">
+              <a:graphicData uri="http://schemas.openxmlformats.org/drawingml/2006/picture">
+                <pic:pic xmlns:pic="http://schemas.openxmlformats.org/drawingml/2006/picture">
+                  <pic:nvPicPr>
+                    <pic:cNvPr id="1" name=""/>
+                    <pic:cNvPicPr/>
+                  </pic:nvPicPr>
+                  <pic:blipFill>
+                    <a:blip r:embed="rId27"/>
+                    <a:stretch>
+                      <a:fillRect/>
+                    </a:stretch>
+                  </pic:blipFill>
+                  <pic:spPr>
+                    <a:xfrm>
+                      <a:off x="0" y="0"/>
+                      <a:ext cx="4537075" cy="666750"/>
+                    </a:xfrm>
+                    <a:prstGeom prst="rect">
+                      <a:avLst/>
+                    </a:prstGeom>
+                  </pic:spPr>
+                </pic:pic>
+              </a:graphicData>
+            </a:graphic>
+          </wp:inline>
+        </w:drawing>
+      </w:r>
+    </w:p>
+    <w:p>
+      <w:pPr>
+        <w:pStyle w:val="Normal1"/>
+        <w:ind w:firstLine="0"/>
+        <w:jc w:val="center"/>
+      </w:pPr>
+      <w:r>
+        <w:t>Figura 1</w:t>
+      </w:r>
+      <w:r>
+        <w:t>7</w:t>
+      </w:r>
+      <w:r>
+        <w:t xml:space="preserve">. </w:t>
+      </w:r>
+      <w:r>
+        <w:t>Calcularea factorului de putere.</w:t>
+      </w:r>
+      <w:r>
+        <w:rPr>
+          <w:bCs/>
+          <w:sz w:val="18"/>
+          <w:szCs w:val="18"/>
+          <w:lang w:eastAsia="ro-RO"/>
+        </w:rPr>
+        <w:t xml:space="preserve"> </w:t>
+      </w:r>
+      <w:r>
+        <w:rPr>
+          <w:bCs/>
+          <w:sz w:val="18"/>
+          <w:szCs w:val="18"/>
+          <w:lang w:eastAsia="ro-RO"/>
+        </w:rPr>
+        <w:t>[</w:t>
+      </w:r>
+      <w:r>
+        <w:rPr>
+          <w:bCs/>
+          <w:sz w:val="18"/>
+          <w:szCs w:val="18"/>
+          <w:lang w:eastAsia="ro-RO"/>
+        </w:rPr>
+        <w:t>4</w:t>
+      </w:r>
+      <w:r>
+        <w:rPr>
+          <w:bCs/>
+          <w:sz w:val="18"/>
+          <w:szCs w:val="18"/>
+          <w:lang w:eastAsia="ro-RO"/>
+        </w:rPr>
+        <w:t>]</w:t>
+      </w:r>
+    </w:p>
+    <w:p>
+      <w:pPr>
+        <w:pStyle w:val="Normal1"/>
+        <w:ind w:firstLine="0"/>
+        <w:jc w:val="center"/>
+        <w:rPr>
+          <w:lang w:val="en-US"/>
+        </w:rPr>
       </w:pPr>
     </w:p>
     <w:p>
@@ -2115,7 +2667,13 @@
       </m:oMath>
       <w:r>
         <w:tab/>
-        <w:t>(1)</w:t>
+        <w:t>(</w:t>
+      </w:r>
+      <w:r>
+        <w:t>4</w:t>
+      </w:r>
+      <w:r>
+        <w:t>)</w:t>
       </w:r>
     </w:p>
     <w:p>
@@ -2139,6 +2697,7 @@
     <w:p>
       <w:pPr>
         <w:pStyle w:val="Normal1"/>
+        <w:ind w:firstLine="0"/>
         <w:rPr>
           <w:lang w:val="en-US"/>
         </w:rPr>
@@ -2243,7 +2802,8 @@
     </w:p>
     <w:p>
       <w:pPr>
-        <w:pStyle w:val="NormalWeb"/>
+        <w:pStyle w:val="Normal1"/>
+        <w:ind w:firstLine="0"/>
         <w:jc w:val="center"/>
       </w:pPr>
       <w:r>
@@ -2253,16 +2813,25 @@
     <w:p>
       <w:pPr>
         <w:pStyle w:val="Normal1"/>
-      </w:pPr>
-    </w:p>
-    <w:p>
-      <w:pPr>
-        <w:pStyle w:val="Normal1"/>
-        <w:rPr>
-          <w:lang w:val="en-US"/>
-        </w:rPr>
-      </w:pPr>
-      <w:r>
+        <w:ind w:firstLine="0"/>
+      </w:pPr>
+    </w:p>
+    <w:p>
+      <w:pPr>
+        <w:pStyle w:val="Normal1"/>
+        <w:ind w:firstLine="0"/>
+      </w:pPr>
+    </w:p>
+    <w:p>
+      <w:pPr>
+        <w:pStyle w:val="Normal1"/>
+        <w:ind w:firstLine="0"/>
+        <w:rPr>
+          <w:lang w:val="en-US"/>
+        </w:rPr>
+      </w:pPr>
+      <w:r>
+        <w:lastRenderedPageBreak/>
         <w:t>Puterea aparentă este calculată și afișată după următoarea formulă</w:t>
       </w:r>
       <w:r>
@@ -2271,14 +2840,6 @@
         </w:rPr>
         <w:t>:</w:t>
       </w:r>
-    </w:p>
-    <w:p>
-      <w:pPr>
-        <w:pStyle w:val="Normal1"/>
-        <w:rPr>
-          <w:lang w:val="en-US"/>
-        </w:rPr>
-      </w:pPr>
     </w:p>
     <w:p>
       <w:pPr>
@@ -2354,12 +2915,16 @@
       </m:oMath>
       <w:r>
         <w:tab/>
-        <w:t>(4)</w:t>
-      </w:r>
-    </w:p>
-    <w:p>
-      <w:pPr>
-        <w:pStyle w:val="NormalWeb"/>
+        <w:t>(6</w:t>
+      </w:r>
+      <w:r>
+        <w:t>)</w:t>
+      </w:r>
+    </w:p>
+    <w:p>
+      <w:pPr>
+        <w:pStyle w:val="Normal1"/>
+        <w:ind w:firstLine="0"/>
         <w:jc w:val="center"/>
       </w:pPr>
       <w:r>
@@ -2382,254 +2947,13 @@
       <w:r>
         <w:rPr>
           <w:noProof/>
-        </w:rPr>
-        <w:lastRenderedPageBreak/>
+          <w:lang w:val="en-US"/>
+        </w:rPr>
         <w:drawing>
           <wp:inline distT="0" distB="0" distL="0" distR="0" wp14:anchorId="336A240A" wp14:editId="12F9CEE9">
             <wp:extent cx="4537075" cy="2080260"/>
             <wp:effectExtent l="0" t="0" r="0" b="0"/>
             <wp:docPr id="12" name="Picture 12"/>
-            <wp:cNvGraphicFramePr>
-              <a:graphicFrameLocks xmlns:a="http://schemas.openxmlformats.org/drawingml/2006/main" noChangeAspect="1"/>
-            </wp:cNvGraphicFramePr>
-            <a:graphic xmlns:a="http://schemas.openxmlformats.org/drawingml/2006/main">
-              <a:graphicData uri="http://schemas.openxmlformats.org/drawingml/2006/picture">
-                <pic:pic xmlns:pic="http://schemas.openxmlformats.org/drawingml/2006/picture">
-                  <pic:nvPicPr>
-                    <pic:cNvPr id="1" name=""/>
-                    <pic:cNvPicPr/>
-                  </pic:nvPicPr>
-                  <pic:blipFill>
-                    <a:blip r:embed="rId25"/>
-                    <a:stretch>
-                      <a:fillRect/>
-                    </a:stretch>
-                  </pic:blipFill>
-                  <pic:spPr>
-                    <a:xfrm>
-                      <a:off x="0" y="0"/>
-                      <a:ext cx="4537075" cy="2080260"/>
-                    </a:xfrm>
-                    <a:prstGeom prst="rect">
-                      <a:avLst/>
-                    </a:prstGeom>
-                  </pic:spPr>
-                </pic:pic>
-              </a:graphicData>
-            </a:graphic>
-          </wp:inline>
-        </w:drawing>
-      </w:r>
-    </w:p>
-    <w:p>
-      <w:pPr>
-        <w:pStyle w:val="Normal1"/>
-      </w:pPr>
-    </w:p>
-    <w:p>
-      <w:pPr>
-        <w:pStyle w:val="Normal1"/>
-      </w:pPr>
-      <w:r>
-        <w:t xml:space="preserve">Pentru afișarea diagramei Fourier s-a efectuat un calcul folosind blocul numit FFT Power Specturm and PSD. Setările efectuate pentru a putea vizualiza corect FFT-ul în tensiune sunt cele legate de modul de exportare a undei. Acest parametru trebuie să fie setat în modul </w:t>
-      </w:r>
-      <w:r>
-        <w:rPr>
-          <w:lang w:val="en-US"/>
-        </w:rPr>
-        <w:t>“Power Spectrum” iar al doilea parametru, fereastra trebuie să fie setată în modul “Rectangle” iar asta deoarece în alte moduri cum ar fi ferestre Hanning, Hamming, Flat Top nu ar reda în acest caz valoarea reală a armonicilor ce sunt cuprinse în semnalul achiziționat</w:t>
-      </w:r>
-    </w:p>
-    <w:p>
-      <w:pPr>
-        <w:pStyle w:val="Normal1"/>
-      </w:pPr>
-    </w:p>
-    <w:p>
-      <w:pPr>
-        <w:pStyle w:val="Normal1"/>
-        <w:ind w:firstLine="0"/>
-      </w:pPr>
-      <w:r>
-        <w:rPr>
-          <w:noProof/>
-        </w:rPr>
-        <w:drawing>
-          <wp:inline distT="0" distB="0" distL="0" distR="0" wp14:anchorId="3BDF81F5" wp14:editId="60215E62">
-            <wp:extent cx="4537075" cy="2204085"/>
-            <wp:effectExtent l="0" t="0" r="0" b="5715"/>
-            <wp:docPr id="15" name="Picture 15"/>
-            <wp:cNvGraphicFramePr>
-              <a:graphicFrameLocks xmlns:a="http://schemas.openxmlformats.org/drawingml/2006/main" noChangeAspect="1"/>
-            </wp:cNvGraphicFramePr>
-            <a:graphic xmlns:a="http://schemas.openxmlformats.org/drawingml/2006/main">
-              <a:graphicData uri="http://schemas.openxmlformats.org/drawingml/2006/picture">
-                <pic:pic xmlns:pic="http://schemas.openxmlformats.org/drawingml/2006/picture">
-                  <pic:nvPicPr>
-                    <pic:cNvPr id="1" name=""/>
-                    <pic:cNvPicPr/>
-                  </pic:nvPicPr>
-                  <pic:blipFill>
-                    <a:blip r:embed="rId26"/>
-                    <a:stretch>
-                      <a:fillRect/>
-                    </a:stretch>
-                  </pic:blipFill>
-                  <pic:spPr>
-                    <a:xfrm>
-                      <a:off x="0" y="0"/>
-                      <a:ext cx="4537075" cy="2204085"/>
-                    </a:xfrm>
-                    <a:prstGeom prst="rect">
-                      <a:avLst/>
-                    </a:prstGeom>
-                  </pic:spPr>
-                </pic:pic>
-              </a:graphicData>
-            </a:graphic>
-          </wp:inline>
-        </w:drawing>
-      </w:r>
-    </w:p>
-    <w:p>
-      <w:pPr>
-        <w:pStyle w:val="Normal1"/>
-      </w:pPr>
-    </w:p>
-    <w:p>
-      <w:pPr>
-        <w:pStyle w:val="Normal1"/>
-      </w:pPr>
-    </w:p>
-    <w:p>
-      <w:pPr>
-        <w:pStyle w:val="Normal1"/>
-      </w:pPr>
-      <w:r>
-        <w:t>Aceleași setări vor fi folosite și pentru a putea vizualiza armonicile rezultate din Transformata Fourier Rapidă peste forma curentului achiziionat de către cartela de achiziții.</w:t>
-      </w:r>
-    </w:p>
-    <w:p>
-      <w:pPr>
-        <w:pStyle w:val="Normal1"/>
-      </w:pPr>
-    </w:p>
-    <w:p>
-      <w:pPr>
-        <w:pStyle w:val="Normal1"/>
-      </w:pPr>
-    </w:p>
-    <w:p>
-      <w:pPr>
-        <w:pStyle w:val="Normal1"/>
-      </w:pPr>
-    </w:p>
-    <w:p>
-      <w:pPr>
-        <w:pStyle w:val="Normal1"/>
-      </w:pPr>
-      <w:r>
-        <w:t>Din următoarea figură se poate observa faptul că, curentul achiziționat prezintă mai multe armonici față de tensiunea achiziționată în sistem. Acest lucru confirmă de altfel faptul că factorul de putere nu va fi unul apropriat de 1.</w:t>
-      </w:r>
-    </w:p>
-    <w:p>
-      <w:pPr>
-        <w:pStyle w:val="Normal1"/>
-      </w:pPr>
-    </w:p>
-    <w:p>
-      <w:pPr>
-        <w:pStyle w:val="Normal1"/>
-        <w:ind w:firstLine="0"/>
-        <w:jc w:val="center"/>
-      </w:pPr>
-      <w:r>
-        <w:rPr>
-          <w:noProof/>
-        </w:rPr>
-        <w:drawing>
-          <wp:inline distT="0" distB="0" distL="0" distR="0" wp14:anchorId="0CF5167F" wp14:editId="3F8AB5EA">
-            <wp:extent cx="4537075" cy="2164715"/>
-            <wp:effectExtent l="0" t="0" r="0" b="6985"/>
-            <wp:docPr id="36" name="Picture 36"/>
-            <wp:cNvGraphicFramePr>
-              <a:graphicFrameLocks xmlns:a="http://schemas.openxmlformats.org/drawingml/2006/main" noChangeAspect="1"/>
-            </wp:cNvGraphicFramePr>
-            <a:graphic xmlns:a="http://schemas.openxmlformats.org/drawingml/2006/main">
-              <a:graphicData uri="http://schemas.openxmlformats.org/drawingml/2006/picture">
-                <pic:pic xmlns:pic="http://schemas.openxmlformats.org/drawingml/2006/picture">
-                  <pic:nvPicPr>
-                    <pic:cNvPr id="1" name=""/>
-                    <pic:cNvPicPr/>
-                  </pic:nvPicPr>
-                  <pic:blipFill>
-                    <a:blip r:embed="rId27"/>
-                    <a:stretch>
-                      <a:fillRect/>
-                    </a:stretch>
-                  </pic:blipFill>
-                  <pic:spPr>
-                    <a:xfrm>
-                      <a:off x="0" y="0"/>
-                      <a:ext cx="4537075" cy="2164715"/>
-                    </a:xfrm>
-                    <a:prstGeom prst="rect">
-                      <a:avLst/>
-                    </a:prstGeom>
-                  </pic:spPr>
-                </pic:pic>
-              </a:graphicData>
-            </a:graphic>
-          </wp:inline>
-        </w:drawing>
-      </w:r>
-    </w:p>
-    <w:p>
-      <w:pPr>
-        <w:tabs>
-          <w:tab w:val="left" w:pos="1290"/>
-        </w:tabs>
-        <w:rPr>
-          <w:lang w:val="ro-RO"/>
-        </w:rPr>
-      </w:pPr>
-      <w:r>
-        <w:rPr>
-          <w:lang w:val="ro-RO"/>
-        </w:rPr>
-        <w:tab/>
-      </w:r>
-    </w:p>
-    <w:p>
-      <w:pPr>
-        <w:tabs>
-          <w:tab w:val="left" w:pos="1290"/>
-        </w:tabs>
-        <w:rPr>
-          <w:lang w:val="ro-RO"/>
-        </w:rPr>
-      </w:pPr>
-      <w:r>
-        <w:rPr>
-          <w:lang w:val="ro-RO"/>
-        </w:rPr>
-        <w:t>În următoarea diagramă se poate vizualiza simultan puterea reală consumată de sistem, puterea reactivă dar și puterea aparentă. Această diagramă există deoarece utilizatorul poate alege dacă dorește o vizualizazre concurentă sau separată a semnalelor.</w:t>
-      </w:r>
-    </w:p>
-    <w:p>
-      <w:pPr>
-        <w:pStyle w:val="Normal1"/>
-        <w:ind w:firstLine="0"/>
-      </w:pPr>
-      <w:r>
-        <w:rPr>
-          <w:noProof/>
-        </w:rPr>
-        <w:drawing>
-          <wp:inline distT="0" distB="0" distL="0" distR="0" wp14:anchorId="5D77E630" wp14:editId="65DC0869">
-            <wp:extent cx="4537075" cy="2157095"/>
-            <wp:effectExtent l="0" t="0" r="0" b="0"/>
-            <wp:docPr id="17" name="Picture 17"/>
             <wp:cNvGraphicFramePr>
               <a:graphicFrameLocks xmlns:a="http://schemas.openxmlformats.org/drawingml/2006/main" noChangeAspect="1"/>
             </wp:cNvGraphicFramePr>
@@ -2649,7 +2973,7 @@
                   <pic:spPr>
                     <a:xfrm>
                       <a:off x="0" y="0"/>
-                      <a:ext cx="4537075" cy="2157095"/>
+                      <a:ext cx="4537075" cy="2080260"/>
                     </a:xfrm>
                     <a:prstGeom prst="rect">
                       <a:avLst/>
@@ -2665,24 +2989,18 @@
     <w:p>
       <w:pPr>
         <w:pStyle w:val="Normal1"/>
-      </w:pPr>
-    </w:p>
-    <w:p>
-      <w:pPr>
-        <w:pStyle w:val="Normal1"/>
-      </w:pPr>
-      <w:r>
-        <w:t xml:space="preserve">Acest instrument virtual înregistrează și poate salva datele achiziționate dar si datele calculate din modelul prezentat până acum. Acest lucru poate fi efectuat după ce utilizatorul declară inițial un nume de fișier în care dorește să salveze aceste date. Această opțiune se află în colțul din dreapta-sus a </w:t>
-      </w:r>
-      <w:r>
-        <w:lastRenderedPageBreak/>
-        <w:t>insturmentului virtual.</w:t>
-      </w:r>
-    </w:p>
-    <w:p>
-      <w:pPr>
-        <w:pStyle w:val="Normal1"/>
-      </w:pPr>
+        <w:ind w:firstLine="0"/>
+        <w:jc w:val="center"/>
+      </w:pPr>
+      <w:r>
+        <w:t>Figura 1</w:t>
+      </w:r>
+      <w:r>
+        <w:t>8</w:t>
+      </w:r>
+      <w:r>
+        <w:t>. Vizualizarea graficelor de putere 2.</w:t>
+      </w:r>
     </w:p>
     <w:p>
       <w:pPr>
@@ -2695,10 +3013,10 @@
           <w:noProof/>
         </w:rPr>
         <w:drawing>
-          <wp:inline distT="0" distB="0" distL="0" distR="0" wp14:anchorId="42DAA83B" wp14:editId="61FF2727">
-            <wp:extent cx="3657600" cy="447675"/>
-            <wp:effectExtent l="0" t="0" r="0" b="9525"/>
-            <wp:docPr id="18" name="Picture 18"/>
+          <wp:inline distT="0" distB="0" distL="0" distR="0" wp14:anchorId="79BB2FFA" wp14:editId="4FD9D619">
+            <wp:extent cx="4683318" cy="914400"/>
+            <wp:effectExtent l="0" t="0" r="3175" b="0"/>
+            <wp:docPr id="15" name="Picture 15"/>
             <wp:cNvGraphicFramePr>
               <a:graphicFrameLocks xmlns:a="http://schemas.openxmlformats.org/drawingml/2006/main" noChangeAspect="1"/>
             </wp:cNvGraphicFramePr>
@@ -2718,7 +3036,7 @@
                   <pic:spPr>
                     <a:xfrm>
                       <a:off x="0" y="0"/>
-                      <a:ext cx="3657600" cy="447675"/>
+                      <a:ext cx="4692058" cy="916107"/>
                     </a:xfrm>
                     <a:prstGeom prst="rect">
                       <a:avLst/>
@@ -2737,37 +3055,15 @@
         <w:ind w:firstLine="0"/>
         <w:jc w:val="center"/>
       </w:pPr>
-    </w:p>
-    <w:p>
-      <w:pPr>
-        <w:pStyle w:val="Normal1"/>
-      </w:pPr>
-      <w:r>
-        <w:t>Această fereastră intitulată “DAQ LOGs” servește scopul de a înregistra și de a afișa problemele întâmpinate de către aplicația LabVIEW în cazul în care pot apărea probleme legate de interfațarea dintre hardware-ul fizic și componenta logică.</w:t>
-      </w:r>
-    </w:p>
-    <w:p>
-      <w:pPr>
-        <w:pStyle w:val="Normal1"/>
-        <w:ind w:firstLine="0"/>
-        <w:jc w:val="center"/>
-      </w:pPr>
-    </w:p>
-    <w:p>
-      <w:pPr>
-        <w:pStyle w:val="Normal1"/>
-        <w:ind w:firstLine="0"/>
-        <w:jc w:val="center"/>
-      </w:pPr>
       <w:r>
         <w:rPr>
           <w:noProof/>
         </w:rPr>
         <w:drawing>
-          <wp:inline distT="0" distB="0" distL="0" distR="0" wp14:anchorId="693102AE" wp14:editId="296F3F30">
-            <wp:extent cx="4537075" cy="588645"/>
-            <wp:effectExtent l="0" t="0" r="0" b="1905"/>
-            <wp:docPr id="20" name="Picture 20"/>
+          <wp:inline distT="0" distB="0" distL="0" distR="0" wp14:anchorId="23921F48" wp14:editId="6ED3EAAB">
+            <wp:extent cx="4537075" cy="1166495"/>
+            <wp:effectExtent l="0" t="0" r="0" b="0"/>
+            <wp:docPr id="21" name="Picture 21"/>
             <wp:cNvGraphicFramePr>
               <a:graphicFrameLocks xmlns:a="http://schemas.openxmlformats.org/drawingml/2006/main" noChangeAspect="1"/>
             </wp:cNvGraphicFramePr>
@@ -2787,7 +3083,7 @@
                   <pic:spPr>
                     <a:xfrm>
                       <a:off x="0" y="0"/>
-                      <a:ext cx="4537075" cy="588645"/>
+                      <a:ext cx="4537075" cy="1166495"/>
                     </a:xfrm>
                     <a:prstGeom prst="rect">
                       <a:avLst/>
@@ -2803,62 +3099,18 @@
     <w:p>
       <w:pPr>
         <w:pStyle w:val="Normal1"/>
-      </w:pPr>
-    </w:p>
-    <w:p>
-      <w:pPr>
-        <w:pStyle w:val="Normal1"/>
-      </w:pPr>
-      <w:r>
-        <w:t xml:space="preserve">Elementele din următoarea figură se regăsesc în partea de jos a instrumentului virtual iar acestea, la fel ca și fereastra de </w:t>
-      </w:r>
-      <w:r>
-        <w:rPr>
-          <w:lang w:val="en-US"/>
-        </w:rPr>
-        <w:t xml:space="preserve">“DAQ LOGs”, sunt vizibile indiferent de tab-ul </w:t>
-      </w:r>
-      <w:r>
-        <w:t xml:space="preserve">în care utilizatorul se află. Acest lucru este important deoarece se redau informații elementare legate de numărul e execuții în buclă a aplicației, lucru exprimat prin </w:t>
-      </w:r>
-      <w:r>
-        <w:rPr>
-          <w:lang w:val="en-US"/>
-        </w:rPr>
-        <w:t>variabila “</w:t>
-      </w:r>
-      <w:r>
-        <w:t>Ticks</w:t>
-      </w:r>
-      <w:r>
-        <w:rPr>
-          <w:lang w:val="en-US"/>
-        </w:rPr>
-        <w:t xml:space="preserve">”, butonul de “STOP” ce va opri </w:t>
-      </w:r>
-      <w:r>
-        <w:t>execuția programului dar nu și a achiziției, iar în cele din urmă indicatorul verde care dacă acesta este aprins, semnifică faptul că rețeaua prezintă o componentă capacitivă, sau în al doilea caz, acest indicator poate fi stins pentru a indica faptul că rețeaua este de tip inductiv.</w:t>
-      </w:r>
-    </w:p>
-    <w:p>
-      <w:pPr>
-        <w:pStyle w:val="Normal1"/>
-      </w:pPr>
-    </w:p>
-    <w:p>
-      <w:pPr>
-        <w:pStyle w:val="Normal1"/>
-        <w:ind w:firstLine="0"/>
+        <w:ind w:firstLine="0"/>
+        <w:jc w:val="center"/>
       </w:pPr>
       <w:r>
         <w:rPr>
           <w:noProof/>
         </w:rPr>
         <w:drawing>
-          <wp:inline distT="0" distB="0" distL="0" distR="0" wp14:anchorId="56036C16" wp14:editId="38CDB55E">
-            <wp:extent cx="4352925" cy="400050"/>
-            <wp:effectExtent l="0" t="0" r="9525" b="0"/>
-            <wp:docPr id="19" name="Picture 19"/>
+          <wp:inline distT="0" distB="0" distL="0" distR="0" wp14:anchorId="06CEECE8" wp14:editId="4F47FAE8">
+            <wp:extent cx="4667415" cy="760095"/>
+            <wp:effectExtent l="0" t="0" r="0" b="1905"/>
+            <wp:docPr id="35" name="Picture 35"/>
             <wp:cNvGraphicFramePr>
               <a:graphicFrameLocks xmlns:a="http://schemas.openxmlformats.org/drawingml/2006/main" noChangeAspect="1"/>
             </wp:cNvGraphicFramePr>
@@ -2878,7 +3130,7 @@
                   <pic:spPr>
                     <a:xfrm>
                       <a:off x="0" y="0"/>
-                      <a:ext cx="4352925" cy="400050"/>
+                      <a:ext cx="4675585" cy="761426"/>
                     </a:xfrm>
                     <a:prstGeom prst="rect">
                       <a:avLst/>
@@ -2894,96 +3146,106 @@
     <w:p>
       <w:pPr>
         <w:pStyle w:val="Normal1"/>
-      </w:pPr>
-    </w:p>
-    <w:p>
-      <w:pPr>
-        <w:pStyle w:val="Normal1"/>
-      </w:pPr>
-    </w:p>
-    <w:p>
-      <w:pPr>
-        <w:spacing w:before="400" w:after="200"/>
-        <w:ind w:right="567"/>
-        <w:jc w:val="center"/>
-        <w:rPr>
-          <w:b/>
-          <w:sz w:val="22"/>
-          <w:lang w:val="ro-RO"/>
-        </w:rPr>
-      </w:pPr>
-      <w:r>
-        <w:rPr>
-          <w:b/>
-          <w:sz w:val="22"/>
-          <w:lang w:val="ro-RO"/>
-        </w:rPr>
-        <w:t>3. Modelul matematic de calcul dintre DAQ si LabVIEW 2013 SP1</w:t>
-      </w:r>
-    </w:p>
-    <w:p>
-      <w:pPr>
-        <w:pStyle w:val="Normal1"/>
-        <w:ind w:firstLine="0"/>
+        <w:ind w:firstLine="0"/>
+        <w:jc w:val="center"/>
+      </w:pPr>
+      <w:r>
+        <w:t>Figura 1</w:t>
+      </w:r>
+      <w:r>
+        <w:t>9. Calcularea valorilor de putere reală, reactivă și aparentă.</w:t>
+      </w:r>
+      <w:r>
+        <w:rPr>
+          <w:bCs/>
+          <w:sz w:val="18"/>
+          <w:szCs w:val="18"/>
+          <w:lang w:eastAsia="ro-RO"/>
+        </w:rPr>
+        <w:t xml:space="preserve"> </w:t>
+      </w:r>
+      <w:r>
+        <w:rPr>
+          <w:bCs/>
+          <w:sz w:val="18"/>
+          <w:szCs w:val="18"/>
+          <w:lang w:eastAsia="ro-RO"/>
+        </w:rPr>
+        <w:t>[</w:t>
+      </w:r>
+      <w:r>
+        <w:rPr>
+          <w:bCs/>
+          <w:sz w:val="18"/>
+          <w:szCs w:val="18"/>
+          <w:lang w:eastAsia="ro-RO"/>
+        </w:rPr>
+        <w:t>4</w:t>
+      </w:r>
+      <w:r>
+        <w:rPr>
+          <w:bCs/>
+          <w:sz w:val="18"/>
+          <w:szCs w:val="18"/>
+          <w:lang w:eastAsia="ro-RO"/>
+        </w:rPr>
+        <w:t>]</w:t>
+      </w:r>
+    </w:p>
+    <w:p>
+      <w:pPr>
+        <w:pStyle w:val="Normal1"/>
+        <w:ind w:firstLine="0"/>
+        <w:jc w:val="center"/>
+      </w:pPr>
+    </w:p>
+    <w:p>
+      <w:pPr>
+        <w:pStyle w:val="Normal1"/>
+      </w:pPr>
+      <w:r>
+        <w:t xml:space="preserve">Pentru afișarea diagramei Fourier s-a efectuat un calcul folosind blocul numit FFT Power Specturm and PSD. Setările efectuate pentru a putea vizualiza corect FFT-ul în tensiune sunt cele legate de modul de exportare a undei. Acest parametru trebuie să fie setat în modul </w:t>
+      </w:r>
+      <w:r>
+        <w:rPr>
+          <w:lang w:val="en-US"/>
+        </w:rPr>
+        <w:t xml:space="preserve">“Power Spectrum” iar al doilea parametru, </w:t>
+      </w:r>
+      <w:r>
+        <w:rPr>
+          <w:lang w:val="en-US"/>
+        </w:rPr>
+        <w:lastRenderedPageBreak/>
+        <w:t>fereastra trebuie să fie setată în modul “Rectangle” iar asta deoarece în alte moduri cum ar fi ferestre Hanning, Hamming, Flat Top nu ar reda în acest caz valoarea reală a armonicilor ce sunt cuprinse în semnalul achiziționat</w:t>
+      </w:r>
+      <w:r>
+        <w:rPr>
+          <w:lang w:val="en-US"/>
+        </w:rPr>
+        <w:t>[1]</w:t>
+      </w:r>
+    </w:p>
+    <w:p>
+      <w:pPr>
+        <w:pStyle w:val="Normal1"/>
+      </w:pPr>
+    </w:p>
+    <w:p>
+      <w:pPr>
+        <w:pStyle w:val="Normal1"/>
+        <w:ind w:firstLine="0"/>
+      </w:pPr>
+      <w:r>
         <w:rPr>
           <w:noProof/>
-        </w:rPr>
-      </w:pPr>
-    </w:p>
-    <w:p>
-      <w:pPr>
-        <w:pStyle w:val="Normal1"/>
-        <w:ind w:firstLine="720"/>
-      </w:pPr>
-      <w:r>
-        <w:rPr>
-          <w:noProof/>
-        </w:rPr>
-        <w:t xml:space="preserve">Așa cum a fost menționat și anterior, se prezintă o configurație standard a cartelei de achiziție. </w:t>
-      </w:r>
-      <w:r>
-        <w:t xml:space="preserve">Se </w:t>
-      </w:r>
-      <w:r>
-        <w:t>declară</w:t>
-      </w:r>
-      <w:r>
-        <w:t xml:space="preserve"> folosind variabilele interne din</w:t>
-      </w:r>
-      <w:r>
-        <w:t xml:space="preserve"> LabVIEW faptul că achiziția va fi una în tensiune. Blocurile valorilor minime, maxime, configurația si selectarea canalelor au fost create cu setarea de control, astfel încât utilizatorul final să le poată configura cu ușurință din interfața</w:t>
-      </w:r>
-      <w:r>
-        <w:t xml:space="preserve"> grafică. </w:t>
-      </w:r>
-    </w:p>
-    <w:p>
-      <w:pPr>
-        <w:pStyle w:val="Normal1"/>
-        <w:ind w:firstLine="0"/>
-        <w:rPr>
-          <w:noProof/>
-        </w:rPr>
-      </w:pPr>
-    </w:p>
-    <w:p>
-      <w:pPr>
-        <w:pStyle w:val="Normal1"/>
-        <w:ind w:firstLine="0"/>
-        <w:rPr>
-          <w:noProof/>
-        </w:rPr>
-      </w:pPr>
-      <w:r>
-        <w:rPr>
-          <w:noProof/>
-        </w:rPr>
-        <w:lastRenderedPageBreak/>
+          <w:lang w:val="en-US"/>
+        </w:rPr>
         <w:drawing>
-          <wp:inline distT="0" distB="0" distL="0" distR="0" wp14:anchorId="3B3B962B" wp14:editId="3BAB9A22">
-            <wp:extent cx="4537075" cy="2353310"/>
-            <wp:effectExtent l="0" t="0" r="0" b="8890"/>
-            <wp:docPr id="22" name="Picture 22"/>
+          <wp:inline distT="0" distB="0" distL="0" distR="0" wp14:anchorId="024482B1" wp14:editId="76D1FBEA">
+            <wp:extent cx="4537075" cy="2200275"/>
+            <wp:effectExtent l="0" t="0" r="0" b="9525"/>
+            <wp:docPr id="38" name="Picture 38"/>
             <wp:cNvGraphicFramePr>
               <a:graphicFrameLocks xmlns:a="http://schemas.openxmlformats.org/drawingml/2006/main" noChangeAspect="1"/>
             </wp:cNvGraphicFramePr>
@@ -3003,7 +3265,7 @@
                   <pic:spPr>
                     <a:xfrm>
                       <a:off x="0" y="0"/>
-                      <a:ext cx="4537075" cy="2353310"/>
+                      <a:ext cx="4537075" cy="2200275"/>
                     </a:xfrm>
                     <a:prstGeom prst="rect">
                       <a:avLst/>
@@ -3020,60 +3282,43 @@
       <w:pPr>
         <w:pStyle w:val="Normal1"/>
         <w:ind w:firstLine="0"/>
+        <w:jc w:val="center"/>
+      </w:pPr>
+      <w:r>
+        <w:t>Figura 20</w:t>
+      </w:r>
+      <w:r>
+        <w:t>. Vizualizarea armonicelor în tensiune</w:t>
+      </w:r>
+    </w:p>
+    <w:p>
+      <w:pPr>
+        <w:pStyle w:val="Normal1"/>
+      </w:pPr>
+    </w:p>
+    <w:p>
+      <w:pPr>
+        <w:pStyle w:val="Normal1"/>
+      </w:pPr>
+      <w:r>
+        <w:t>Aceleași setări vor fi folosite și pentru a putea vizualiza armonicile rezultate din Transformata Fourier Rapidă peste forma curentului achiziionat de către cartela de achiziții.</w:t>
+      </w:r>
+    </w:p>
+    <w:p>
+      <w:pPr>
+        <w:pStyle w:val="Normal1"/>
+        <w:ind w:firstLine="0"/>
+        <w:jc w:val="center"/>
+      </w:pPr>
+      <w:r>
         <w:rPr>
           <w:noProof/>
         </w:rPr>
-      </w:pPr>
-    </w:p>
-    <w:p>
-      <w:pPr>
-        <w:pStyle w:val="Normal1"/>
-        <w:ind w:firstLine="0"/>
-        <w:rPr>
-          <w:noProof/>
-        </w:rPr>
-      </w:pPr>
-      <w:r>
-        <w:rPr>
-          <w:noProof/>
-        </w:rPr>
-        <w:t>Această figură reprezintă scrierea header-ului fișierului principal. Acest lucru se face în afara buclei de calcul și control întrucât dorim ca acest lucru să fie efectuat doar o singură dată.</w:t>
-      </w:r>
-    </w:p>
-    <w:p>
-      <w:pPr>
-        <w:pStyle w:val="Normal1"/>
-        <w:ind w:firstLine="0"/>
-        <w:rPr>
-          <w:noProof/>
-        </w:rPr>
-      </w:pPr>
-    </w:p>
-    <w:p>
-      <w:pPr>
-        <w:pStyle w:val="Normal1"/>
-        <w:rPr>
-          <w:noProof/>
-        </w:rPr>
-      </w:pPr>
-    </w:p>
-    <w:p>
-      <w:pPr>
-        <w:pStyle w:val="Normal1"/>
-        <w:ind w:firstLine="0"/>
-        <w:rPr>
-          <w:noProof/>
-        </w:rPr>
-      </w:pPr>
-      <w:r>
-        <w:rPr>
-          <w:noProof/>
-        </w:rPr>
         <w:drawing>
-          <wp:inline distT="0" distB="0" distL="0" distR="0" wp14:anchorId="7C46243D" wp14:editId="1383590E">
-            <wp:extent cx="4537075" cy="1070610"/>
-            <wp:effectExtent l="0" t="0" r="0" b="0"/>
-            <wp:docPr id="23" name="Picture 23"/>
+          <wp:inline distT="0" distB="0" distL="0" distR="0" wp14:anchorId="3D453EB1" wp14:editId="39A3CBAB">
+            <wp:extent cx="4537075" cy="1250950"/>
+            <wp:effectExtent l="0" t="0" r="0" b="6350"/>
+            <wp:docPr id="2" name="Picture 2"/>
             <wp:cNvGraphicFramePr>
               <a:graphicFrameLocks xmlns:a="http://schemas.openxmlformats.org/drawingml/2006/main" noChangeAspect="1"/>
             </wp:cNvGraphicFramePr>
@@ -3093,7 +3338,7 @@
                   <pic:spPr>
                     <a:xfrm>
                       <a:off x="0" y="0"/>
-                      <a:ext cx="4537075" cy="1070610"/>
+                      <a:ext cx="4537075" cy="1250950"/>
                     </a:xfrm>
                     <a:prstGeom prst="rect">
                       <a:avLst/>
@@ -3110,65 +3355,92 @@
       <w:pPr>
         <w:pStyle w:val="Normal1"/>
         <w:ind w:firstLine="0"/>
+        <w:jc w:val="center"/>
+      </w:pPr>
+      <w:r>
+        <w:t>Figura 21</w:t>
+      </w:r>
+      <w:r>
+        <w:t xml:space="preserve">. </w:t>
+      </w:r>
+      <w:r>
+        <w:t>Schemă bloc pentru crearea FFT-ului.</w:t>
+      </w:r>
+      <w:r>
+        <w:rPr>
+          <w:bCs/>
+          <w:sz w:val="18"/>
+          <w:szCs w:val="18"/>
+          <w:lang w:eastAsia="ro-RO"/>
+        </w:rPr>
+        <w:t xml:space="preserve"> </w:t>
+      </w:r>
+      <w:r>
+        <w:rPr>
+          <w:bCs/>
+          <w:sz w:val="18"/>
+          <w:szCs w:val="18"/>
+          <w:lang w:eastAsia="ro-RO"/>
+        </w:rPr>
+        <w:t>[</w:t>
+      </w:r>
+      <w:r>
+        <w:rPr>
+          <w:bCs/>
+          <w:sz w:val="18"/>
+          <w:szCs w:val="18"/>
+          <w:lang w:eastAsia="ro-RO"/>
+        </w:rPr>
+        <w:t>4</w:t>
+      </w:r>
+      <w:r>
+        <w:rPr>
+          <w:bCs/>
+          <w:sz w:val="18"/>
+          <w:szCs w:val="18"/>
+          <w:lang w:eastAsia="ro-RO"/>
+        </w:rPr>
+        <w:t>]</w:t>
+      </w:r>
+      <w:bookmarkStart w:id="0" w:name="_GoBack"/>
+      <w:bookmarkEnd w:id="0"/>
+    </w:p>
+    <w:p>
+      <w:pPr>
+        <w:pStyle w:val="Normal1"/>
+      </w:pPr>
+    </w:p>
+    <w:p>
+      <w:pPr>
+        <w:pStyle w:val="Normal1"/>
+      </w:pPr>
+      <w:r>
+        <w:t>Din următoarea figură se poate observa faptul că, curentul achiziționat prezintă mai multe armonici față de tensiunea achiziționată în sistem. Acest lucru confirmă de altfel faptul că factorul de putere nu va fi unul apropriat de 1.</w:t>
+      </w:r>
+    </w:p>
+    <w:p>
+      <w:pPr>
+        <w:pStyle w:val="Normal1"/>
+        <w:ind w:firstLine="0"/>
+      </w:pPr>
+    </w:p>
+    <w:p>
+      <w:pPr>
+        <w:pStyle w:val="Normal1"/>
+        <w:ind w:firstLine="0"/>
+        <w:jc w:val="center"/>
+      </w:pPr>
+      <w:r>
         <w:rPr>
           <w:noProof/>
-        </w:rPr>
-      </w:pPr>
-    </w:p>
-    <w:p>
-      <w:pPr>
-        <w:pStyle w:val="Normal1"/>
-        <w:ind w:firstLine="0"/>
-        <w:rPr>
-          <w:noProof/>
-        </w:rPr>
-      </w:pPr>
-      <w:r>
-        <w:rPr>
-          <w:noProof/>
-        </w:rPr>
-        <w:t xml:space="preserve">În continuare s-a folosit blocul </w:t>
-      </w:r>
-      <w:r>
-        <w:rPr>
-          <w:noProof/>
-          <w:lang w:val="en-US"/>
-        </w:rPr>
-        <w:t>“Format into string”</w:t>
-      </w:r>
-      <w:r>
-        <w:rPr>
-          <w:noProof/>
-        </w:rPr>
-        <w:t xml:space="preserve"> deoarece scrierea în fișiere trebuie făcută astfel. </w:t>
-      </w:r>
-    </w:p>
-    <w:p>
-      <w:pPr>
-        <w:pStyle w:val="Normal1"/>
-        <w:ind w:firstLine="0"/>
-        <w:rPr>
-          <w:noProof/>
-        </w:rPr>
-      </w:pPr>
-    </w:p>
-    <w:p>
-      <w:pPr>
-        <w:pStyle w:val="Normal1"/>
-        <w:ind w:firstLine="0"/>
-        <w:rPr>
-          <w:noProof/>
-        </w:rPr>
-      </w:pPr>
-      <w:r>
-        <w:rPr>
-          <w:noProof/>
-        </w:rPr>
+          <w:lang w:val="en-US"/>
+        </w:rPr>
+        <w:lastRenderedPageBreak/>
         <w:drawing>
-          <wp:inline distT="0" distB="0" distL="0" distR="0" wp14:anchorId="51C65737" wp14:editId="64725B8B">
-            <wp:extent cx="4537075" cy="1613535"/>
-            <wp:effectExtent l="0" t="0" r="0" b="5715"/>
-            <wp:docPr id="29" name="Picture 29"/>
+          <wp:inline distT="0" distB="0" distL="0" distR="0" wp14:anchorId="0CF5167F" wp14:editId="3F8AB5EA">
+            <wp:extent cx="4537075" cy="2164715"/>
+            <wp:effectExtent l="0" t="0" r="0" b="6985"/>
+            <wp:docPr id="36" name="Picture 36"/>
             <wp:cNvGraphicFramePr>
               <a:graphicFrameLocks xmlns:a="http://schemas.openxmlformats.org/drawingml/2006/main" noChangeAspect="1"/>
             </wp:cNvGraphicFramePr>
@@ -3188,7 +3460,7 @@
                   <pic:spPr>
                     <a:xfrm>
                       <a:off x="0" y="0"/>
-                      <a:ext cx="4537075" cy="1613535"/>
+                      <a:ext cx="4537075" cy="2164715"/>
                     </a:xfrm>
                     <a:prstGeom prst="rect">
                       <a:avLst/>
@@ -3204,51 +3476,65 @@
     <w:p>
       <w:pPr>
         <w:pStyle w:val="Normal1"/>
+        <w:ind w:firstLine="0"/>
+        <w:jc w:val="center"/>
+      </w:pPr>
+      <w:r>
+        <w:t xml:space="preserve">Figura </w:t>
+      </w:r>
+      <w:r>
+        <w:t>22</w:t>
+      </w:r>
+      <w:r>
+        <w:t>. Vizualizarea armonicelor în curent</w:t>
+      </w:r>
+      <w:r>
+        <w:t>.</w:t>
+      </w:r>
+    </w:p>
+    <w:p>
+      <w:pPr>
+        <w:tabs>
+          <w:tab w:val="left" w:pos="1290"/>
+        </w:tabs>
+        <w:rPr>
+          <w:lang w:val="ro-RO"/>
+        </w:rPr>
+      </w:pPr>
+    </w:p>
+    <w:p>
+      <w:pPr>
+        <w:pStyle w:val="Normal1"/>
+      </w:pPr>
+      <w:r>
+        <w:t>În următoarea diagramă se poate vizualiza simultan puterea reală consumată de sistem, puterea reactivă dar și puterea aparentă. Această diagramă există deoarece utilizatorul poate alege dacă dorește o vizualizazre concurentă sau separată a semnalelor.</w:t>
+      </w:r>
+    </w:p>
+    <w:p>
+      <w:pPr>
+        <w:tabs>
+          <w:tab w:val="left" w:pos="1290"/>
+        </w:tabs>
+        <w:rPr>
+          <w:lang w:val="ro-RO"/>
+        </w:rPr>
+      </w:pPr>
+    </w:p>
+    <w:p>
+      <w:pPr>
+        <w:pStyle w:val="Normal1"/>
+        <w:ind w:firstLine="0"/>
+      </w:pPr>
+      <w:r>
         <w:rPr>
           <w:noProof/>
-        </w:rPr>
-      </w:pPr>
-    </w:p>
-    <w:p>
-      <w:pPr>
-        <w:pStyle w:val="Normal1"/>
-        <w:rPr>
-          <w:noProof/>
-        </w:rPr>
-      </w:pPr>
-      <w:r>
-        <w:rPr>
-          <w:noProof/>
-        </w:rPr>
-        <w:lastRenderedPageBreak/>
-        <w:t>Se poate vizualiza fișierul și felul în care datele achiziționate au fost salvate în următoarea diagramă.</w:t>
-      </w:r>
-    </w:p>
-    <w:p>
-      <w:pPr>
-        <w:pStyle w:val="Normal1"/>
-        <w:rPr>
-          <w:noProof/>
-        </w:rPr>
-      </w:pPr>
-    </w:p>
-    <w:p>
-      <w:pPr>
-        <w:pStyle w:val="Normal1"/>
-        <w:ind w:firstLine="0"/>
-        <w:rPr>
-          <w:noProof/>
-        </w:rPr>
-      </w:pPr>
-      <w:r>
-        <w:rPr>
-          <w:noProof/>
+          <w:lang w:val="en-US"/>
         </w:rPr>
         <w:drawing>
-          <wp:inline distT="0" distB="0" distL="0" distR="0" wp14:anchorId="513DF541" wp14:editId="4EA95CE6">
-            <wp:extent cx="4537075" cy="1660525"/>
+          <wp:inline distT="0" distB="0" distL="0" distR="0" wp14:anchorId="5D77E630" wp14:editId="65DC0869">
+            <wp:extent cx="4537075" cy="2157095"/>
             <wp:effectExtent l="0" t="0" r="0" b="0"/>
-            <wp:docPr id="24" name="Picture 24"/>
+            <wp:docPr id="17" name="Picture 17"/>
             <wp:cNvGraphicFramePr>
               <a:graphicFrameLocks xmlns:a="http://schemas.openxmlformats.org/drawingml/2006/main" noChangeAspect="1"/>
             </wp:cNvGraphicFramePr>
@@ -3268,7 +3554,7 @@
                   <pic:spPr>
                     <a:xfrm>
                       <a:off x="0" y="0"/>
-                      <a:ext cx="4537075" cy="1660525"/>
+                      <a:ext cx="4537075" cy="2157095"/>
                     </a:xfrm>
                     <a:prstGeom prst="rect">
                       <a:avLst/>
@@ -3284,50 +3570,55 @@
     <w:p>
       <w:pPr>
         <w:pStyle w:val="Normal1"/>
+        <w:ind w:firstLine="0"/>
+        <w:jc w:val="center"/>
+      </w:pPr>
+      <w:r>
+        <w:t>Figura 23</w:t>
+      </w:r>
+      <w:r>
+        <w:t>. Vizualizarea armonicelor în tensiune</w:t>
+      </w:r>
+      <w:r>
+        <w:t>.</w:t>
+      </w:r>
+    </w:p>
+    <w:p>
+      <w:pPr>
+        <w:pStyle w:val="Normal1"/>
+        <w:ind w:firstLine="0"/>
+      </w:pPr>
+    </w:p>
+    <w:p>
+      <w:pPr>
+        <w:pStyle w:val="Normal1"/>
+      </w:pPr>
+      <w:r>
+        <w:t>Acest instrument virtual înregistrează și poate salva datele achiziționate dar si datele calculate din modelul prezentat până acum. Acest lucru poate fi efectuat după ce utilizatorul declară inițial un nume de fișier în care dorește să salveze aceste date. Această opțiune se află în colțul din dreapta-sus a insturmentului virtual.</w:t>
+      </w:r>
+    </w:p>
+    <w:p>
+      <w:pPr>
+        <w:pStyle w:val="Normal1"/>
+      </w:pPr>
+    </w:p>
+    <w:p>
+      <w:pPr>
+        <w:pStyle w:val="Normal1"/>
+        <w:ind w:firstLine="0"/>
+        <w:jc w:val="center"/>
+      </w:pPr>
+      <w:r>
         <w:rPr>
           <w:noProof/>
-        </w:rPr>
-      </w:pPr>
-    </w:p>
-    <w:p>
-      <w:pPr>
-        <w:pStyle w:val="Normal1"/>
-        <w:rPr>
-          <w:noProof/>
-        </w:rPr>
-      </w:pPr>
-      <w:r>
-        <w:rPr>
-          <w:noProof/>
-        </w:rPr>
-        <w:t>Aceste elemente nu au o funcționalitate propriu zisă, fiind folosite doar pentru crearea de panouri în vederea construirii unei interfețe grafice pentru utilizatorul final.</w:t>
-      </w:r>
-    </w:p>
-    <w:p>
-      <w:pPr>
-        <w:pStyle w:val="Normal1"/>
-        <w:rPr>
-          <w:noProof/>
-        </w:rPr>
-      </w:pPr>
-    </w:p>
-    <w:p>
-      <w:pPr>
-        <w:pStyle w:val="Normal1"/>
-        <w:ind w:firstLine="0"/>
-        <w:rPr>
-          <w:noProof/>
-        </w:rPr>
-      </w:pPr>
-      <w:r>
-        <w:rPr>
-          <w:noProof/>
-        </w:rPr>
+          <w:lang w:val="en-US"/>
+        </w:rPr>
+        <w:lastRenderedPageBreak/>
         <w:drawing>
-          <wp:inline distT="0" distB="0" distL="0" distR="0" wp14:anchorId="1F0F5797" wp14:editId="27771CBE">
-            <wp:extent cx="2867025" cy="1905000"/>
-            <wp:effectExtent l="0" t="0" r="9525" b="0"/>
-            <wp:docPr id="25" name="Picture 25"/>
+          <wp:inline distT="0" distB="0" distL="0" distR="0" wp14:anchorId="42DAA83B" wp14:editId="61FF2727">
+            <wp:extent cx="3657600" cy="447675"/>
+            <wp:effectExtent l="0" t="0" r="0" b="9525"/>
+            <wp:docPr id="18" name="Picture 18"/>
             <wp:cNvGraphicFramePr>
               <a:graphicFrameLocks xmlns:a="http://schemas.openxmlformats.org/drawingml/2006/main" noChangeAspect="1"/>
             </wp:cNvGraphicFramePr>
@@ -3347,7 +3638,7 @@
                   <pic:spPr>
                     <a:xfrm>
                       <a:off x="0" y="0"/>
-                      <a:ext cx="2867025" cy="1905000"/>
+                      <a:ext cx="3657600" cy="447675"/>
                     </a:xfrm>
                     <a:prstGeom prst="rect">
                       <a:avLst/>
@@ -3364,53 +3655,56 @@
       <w:pPr>
         <w:pStyle w:val="Normal1"/>
         <w:ind w:firstLine="0"/>
+        <w:jc w:val="center"/>
+      </w:pPr>
+      <w:r>
+        <w:t>Figura 24</w:t>
+      </w:r>
+      <w:r>
+        <w:t>. Meniul de salvare a datelor</w:t>
+      </w:r>
+      <w:r>
+        <w:t>.</w:t>
+      </w:r>
+    </w:p>
+    <w:p>
+      <w:pPr>
+        <w:pStyle w:val="Normal1"/>
+        <w:ind w:firstLine="0"/>
+        <w:jc w:val="center"/>
+      </w:pPr>
+    </w:p>
+    <w:p>
+      <w:pPr>
+        <w:pStyle w:val="Normal1"/>
+      </w:pPr>
+      <w:r>
+        <w:t>Această fereastră intitulată “DAQ LOGs” servește scopul de a înregistra și de a afișa problemele întâmpinate de către aplicația LabVIEW în cazul în care pot apărea probleme legate de interfațarea dintre hardware-ul fizic și componenta logică.</w:t>
+      </w:r>
+    </w:p>
+    <w:p>
+      <w:pPr>
+        <w:pStyle w:val="Normal1"/>
+        <w:ind w:firstLine="0"/>
+        <w:jc w:val="center"/>
+      </w:pPr>
+    </w:p>
+    <w:p>
+      <w:pPr>
+        <w:pStyle w:val="Normal1"/>
+        <w:ind w:firstLine="0"/>
+        <w:jc w:val="center"/>
+      </w:pPr>
+      <w:r>
         <w:rPr>
           <w:noProof/>
-        </w:rPr>
-      </w:pPr>
-    </w:p>
-    <w:p>
-      <w:pPr>
-        <w:pStyle w:val="Normal1"/>
-        <w:ind w:firstLine="720"/>
-        <w:rPr>
-          <w:noProof/>
-        </w:rPr>
-      </w:pPr>
-      <w:r>
-        <w:rPr>
-          <w:noProof/>
-        </w:rPr>
-        <w:t>Figura următoare prezintă prima parte din modelul matematic al instrumentului virtual, loc în care realizăm scalarea valorilor achiziționate astfel încât valorile acestora să fie normalizate în vederea efectuării de calcule ulterioare. Tot aici se poate observa felul în care puterea reală instantanee este calculată.</w:t>
-      </w:r>
-    </w:p>
-    <w:p>
-      <w:pPr>
-        <w:pStyle w:val="Normal1"/>
-        <w:ind w:firstLine="0"/>
-        <w:rPr>
-          <w:noProof/>
-        </w:rPr>
-      </w:pPr>
-    </w:p>
-    <w:p>
-      <w:pPr>
-        <w:pStyle w:val="Normal1"/>
-        <w:ind w:firstLine="0"/>
-        <w:rPr>
-          <w:b/>
-        </w:rPr>
-      </w:pPr>
-      <w:r>
-        <w:rPr>
-          <w:noProof/>
-        </w:rPr>
-        <w:lastRenderedPageBreak/>
+          <w:lang w:val="en-US"/>
+        </w:rPr>
         <w:drawing>
-          <wp:inline distT="0" distB="0" distL="0" distR="0" wp14:anchorId="444AFC97" wp14:editId="788A8D71">
-            <wp:extent cx="4537075" cy="3519805"/>
-            <wp:effectExtent l="0" t="0" r="0" b="4445"/>
-            <wp:docPr id="26" name="Picture 26"/>
+          <wp:inline distT="0" distB="0" distL="0" distR="0" wp14:anchorId="693102AE" wp14:editId="296F3F30">
+            <wp:extent cx="4537075" cy="588645"/>
+            <wp:effectExtent l="0" t="0" r="0" b="1905"/>
+            <wp:docPr id="20" name="Picture 20"/>
             <wp:cNvGraphicFramePr>
               <a:graphicFrameLocks xmlns:a="http://schemas.openxmlformats.org/drawingml/2006/main" noChangeAspect="1"/>
             </wp:cNvGraphicFramePr>
@@ -3430,7 +3724,7 @@
                   <pic:spPr>
                     <a:xfrm>
                       <a:off x="0" y="0"/>
-                      <a:ext cx="4537075" cy="3519805"/>
+                      <a:ext cx="4537075" cy="588645"/>
                     </a:xfrm>
                     <a:prstGeom prst="rect">
                       <a:avLst/>
@@ -3446,53 +3740,80 @@
     <w:p>
       <w:pPr>
         <w:pStyle w:val="Normal1"/>
-        <w:rPr>
-          <w:b/>
-        </w:rPr>
-      </w:pPr>
-    </w:p>
-    <w:p>
-      <w:pPr>
-        <w:pStyle w:val="Normal1"/>
-        <w:rPr>
-          <w:lang w:val="en-US"/>
-        </w:rPr>
-      </w:pPr>
-      <w:r>
-        <w:t xml:space="preserve">Următoarea figură prezintă felul în care afișarea armonicilor este efectuată de către blocul </w:t>
-      </w:r>
-      <w:r>
-        <w:rPr>
-          <w:lang w:val="en-US"/>
-        </w:rPr>
-        <w:t>“FFT Power Spectrum and PSD” dar și felul în care folosim blocul “Build Waveform” tocmai pentru a crea forma de undă ce urmează a fi analizată.</w:t>
-      </w:r>
-    </w:p>
-    <w:p>
-      <w:pPr>
-        <w:pStyle w:val="Normal1"/>
-        <w:rPr>
-          <w:b/>
-        </w:rPr>
-      </w:pPr>
-    </w:p>
-    <w:p>
-      <w:pPr>
-        <w:pStyle w:val="Normal1"/>
-        <w:ind w:firstLine="0"/>
-        <w:rPr>
-          <w:b/>
-        </w:rPr>
+        <w:ind w:firstLine="0"/>
+        <w:jc w:val="center"/>
+      </w:pPr>
+      <w:r>
+        <w:t>Figura 25</w:t>
+      </w:r>
+      <w:r>
+        <w:t>. Fereastra de istoric a erorilor</w:t>
+      </w:r>
+      <w:r>
+        <w:t>.</w:t>
+      </w:r>
+    </w:p>
+    <w:p>
+      <w:pPr>
+        <w:pStyle w:val="Normal1"/>
+      </w:pPr>
+    </w:p>
+    <w:p>
+      <w:pPr>
+        <w:pStyle w:val="Normal1"/>
+      </w:pPr>
+      <w:r>
+        <w:t xml:space="preserve">Elementele din următoarea figură se regăsesc în partea de jos a instrumentului virtual iar acestea, la fel ca și fereastra de </w:t>
+      </w:r>
+      <w:r>
+        <w:rPr>
+          <w:lang w:val="en-US"/>
+        </w:rPr>
+        <w:t xml:space="preserve">“DAQ LOGs”, sunt vizibile indiferent de tab-ul </w:t>
+      </w:r>
+      <w:r>
+        <w:t xml:space="preserve">în care utilizatorul se află. Acest lucru este important deoarece se redau informații elementare legate de numărul e execuții în buclă a aplicației, lucru exprimat prin </w:t>
+      </w:r>
+      <w:r>
+        <w:rPr>
+          <w:lang w:val="en-US"/>
+        </w:rPr>
+        <w:t>variabila “</w:t>
+      </w:r>
+      <w:r>
+        <w:t>Ticks</w:t>
+      </w:r>
+      <w:r>
+        <w:rPr>
+          <w:lang w:val="en-US"/>
+        </w:rPr>
+        <w:t xml:space="preserve">”, butonul de “STOP” ce va opri </w:t>
+      </w:r>
+      <w:r>
+        <w:t>execuția programului dar nu și a achiziției, iar în cele din urmă indicatorul verde care dacă acesta este aprins, semnifică faptul că rețeaua prezintă o componentă capacitivă, sau în al doilea caz, acest indicator poate fi stins pentru a indica faptul că rețeaua este de tip inductiv.</w:t>
+      </w:r>
+    </w:p>
+    <w:p>
+      <w:pPr>
+        <w:pStyle w:val="Normal1"/>
+      </w:pPr>
+    </w:p>
+    <w:p>
+      <w:pPr>
+        <w:pStyle w:val="Normal1"/>
+        <w:ind w:firstLine="0"/>
+        <w:jc w:val="center"/>
       </w:pPr>
       <w:r>
         <w:rPr>
           <w:noProof/>
+          <w:lang w:val="en-US"/>
         </w:rPr>
         <w:drawing>
-          <wp:inline distT="0" distB="0" distL="0" distR="0" wp14:anchorId="663A91C3" wp14:editId="036BB119">
-            <wp:extent cx="4537075" cy="1295400"/>
-            <wp:effectExtent l="0" t="0" r="0" b="0"/>
-            <wp:docPr id="27" name="Picture 27"/>
+          <wp:inline distT="0" distB="0" distL="0" distR="0" wp14:anchorId="56036C16" wp14:editId="38CDB55E">
+            <wp:extent cx="4352925" cy="400050"/>
+            <wp:effectExtent l="0" t="0" r="9525" b="0"/>
+            <wp:docPr id="19" name="Picture 19"/>
             <wp:cNvGraphicFramePr>
               <a:graphicFrameLocks xmlns:a="http://schemas.openxmlformats.org/drawingml/2006/main" noChangeAspect="1"/>
             </wp:cNvGraphicFramePr>
@@ -3512,7 +3833,7 @@
                   <pic:spPr>
                     <a:xfrm>
                       <a:off x="0" y="0"/>
-                      <a:ext cx="4537075" cy="1295400"/>
+                      <a:ext cx="4352925" cy="400050"/>
                     </a:xfrm>
                     <a:prstGeom prst="rect">
                       <a:avLst/>
@@ -3528,56 +3849,113 @@
     <w:p>
       <w:pPr>
         <w:pStyle w:val="Normal1"/>
+        <w:ind w:firstLine="0"/>
+        <w:jc w:val="center"/>
+      </w:pPr>
+      <w:r>
+        <w:t>Figura 26</w:t>
+      </w:r>
+      <w:r>
+        <w:t>. Elemente de informare</w:t>
+      </w:r>
+      <w:r>
+        <w:t>.</w:t>
+      </w:r>
+    </w:p>
+    <w:p>
+      <w:pPr>
+        <w:widowControl/>
+        <w:overflowPunct/>
+        <w:autoSpaceDE/>
+        <w:autoSpaceDN/>
+        <w:adjustRightInd/>
+        <w:jc w:val="center"/>
+        <w:textAlignment w:val="auto"/>
+        <w:rPr>
+          <w:sz w:val="22"/>
+          <w:szCs w:val="22"/>
+          <w:lang w:val="ro-RO"/>
+        </w:rPr>
+      </w:pPr>
+      <w:r>
+        <w:br w:type="page"/>
+      </w:r>
+      <w:r>
         <w:rPr>
           <w:b/>
-        </w:rPr>
-      </w:pPr>
-    </w:p>
-    <w:p>
-      <w:pPr>
-        <w:pStyle w:val="Normal1"/>
-        <w:rPr>
-          <w:b/>
-        </w:rPr>
-      </w:pPr>
-    </w:p>
-    <w:p>
-      <w:pPr>
-        <w:pStyle w:val="Normal1"/>
-      </w:pPr>
-      <w:r>
-        <w:t>În continuare se prezintă calculele pentru puterea aparentă, factorul de putere, puterea reală</w:t>
-      </w:r>
-      <w:r>
-        <w:t xml:space="preserve"> dar și cele două osciloscoape virtuale utilizate pentru a afișa două scale diferite, una pentru tensiune si una pentru curent în timp ce aceste două sunt afișate folosind un singur osciloscop virtual.</w:t>
-      </w:r>
-    </w:p>
-    <w:p>
-      <w:pPr>
-        <w:pStyle w:val="Normal1"/>
-        <w:rPr>
-          <w:b/>
-        </w:rPr>
-      </w:pPr>
-    </w:p>
-    <w:p>
-      <w:pPr>
-        <w:pStyle w:val="Normal1"/>
-        <w:ind w:firstLine="0"/>
-        <w:rPr>
-          <w:b/>
-        </w:rPr>
-      </w:pPr>
-      <w:r>
+          <w:sz w:val="22"/>
+          <w:lang w:val="ro-RO"/>
+        </w:rPr>
+        <w:lastRenderedPageBreak/>
+        <w:t>3. Modelul matematic de calcul dintre DAQ si LabVIEW 2013 SP1</w:t>
+      </w:r>
+    </w:p>
+    <w:p>
+      <w:pPr>
+        <w:pStyle w:val="Normal1"/>
+        <w:ind w:firstLine="0"/>
         <w:rPr>
           <w:noProof/>
         </w:rPr>
-        <w:lastRenderedPageBreak/>
+      </w:pPr>
+    </w:p>
+    <w:p>
+      <w:pPr>
+        <w:pStyle w:val="Normal1"/>
+        <w:ind w:firstLine="720"/>
+      </w:pPr>
+      <w:r>
+        <w:rPr>
+          <w:noProof/>
+        </w:rPr>
+        <w:t xml:space="preserve">Așa cum a fost menționat și anterior, se prezintă o configurație standard a cartelei de achiziție. </w:t>
+      </w:r>
+      <w:r>
+        <w:t xml:space="preserve">Se </w:t>
+      </w:r>
+      <w:r>
+        <w:t>declară</w:t>
+      </w:r>
+      <w:r>
+        <w:t xml:space="preserve"> folosind variabilele interne din</w:t>
+      </w:r>
+      <w:r>
+        <w:t xml:space="preserve"> LabVIEW faptul că achiziția va fi una în tensiune. Blocurile valorilor minime, maxime, configurația si selectarea canalelor au fost create cu setarea de control, astfel încât utilizatorul final să le poată configura cu ușurință din interfața</w:t>
+      </w:r>
+      <w:r>
+        <w:t xml:space="preserve"> grafică. </w:t>
+      </w:r>
+      <w:r>
+        <w:t>[1][3]</w:t>
+      </w:r>
+    </w:p>
+    <w:p>
+      <w:pPr>
+        <w:pStyle w:val="Normal1"/>
+        <w:ind w:firstLine="0"/>
+        <w:rPr>
+          <w:noProof/>
+        </w:rPr>
+      </w:pPr>
+    </w:p>
+    <w:p>
+      <w:pPr>
+        <w:pStyle w:val="Normal1"/>
+        <w:ind w:firstLine="0"/>
+        <w:rPr>
+          <w:noProof/>
+        </w:rPr>
+      </w:pPr>
+      <w:r>
+        <w:rPr>
+          <w:noProof/>
+          <w:lang w:val="en-US"/>
+        </w:rPr>
         <w:drawing>
-          <wp:inline distT="0" distB="0" distL="0" distR="0" wp14:anchorId="176A59E0" wp14:editId="5E1BAA0E">
-            <wp:extent cx="4537075" cy="2910840"/>
-            <wp:effectExtent l="0" t="0" r="0" b="3810"/>
-            <wp:docPr id="28" name="Picture 28"/>
+          <wp:inline distT="0" distB="0" distL="0" distR="0" wp14:anchorId="3B3B962B" wp14:editId="3BAB9A22">
+            <wp:extent cx="4537075" cy="2353310"/>
+            <wp:effectExtent l="0" t="0" r="0" b="8890"/>
+            <wp:docPr id="22" name="Picture 22"/>
             <wp:cNvGraphicFramePr>
               <a:graphicFrameLocks xmlns:a="http://schemas.openxmlformats.org/drawingml/2006/main" noChangeAspect="1"/>
             </wp:cNvGraphicFramePr>
@@ -3597,7 +3975,7 @@
                   <pic:spPr>
                     <a:xfrm>
                       <a:off x="0" y="0"/>
-                      <a:ext cx="4537075" cy="2910840"/>
+                      <a:ext cx="4537075" cy="2353310"/>
                     </a:xfrm>
                     <a:prstGeom prst="rect">
                       <a:avLst/>
@@ -3613,37 +3991,73 @@
     <w:p>
       <w:pPr>
         <w:pStyle w:val="Normal1"/>
-        <w:rPr>
-          <w:b/>
-        </w:rPr>
-      </w:pPr>
-    </w:p>
-    <w:p>
-      <w:pPr>
-        <w:pStyle w:val="Normal1"/>
-      </w:pPr>
-      <w:r>
-        <w:t>Următoarea diagramă prezintă logica din spatele indicatorului capacitiv/inductiv. Dacă puterea reactivă este pozitivă, atunci rețeaua este una capacitivă iar atunci când rezultatul acestei comparații logice este negativ, rețeaua este una de tip inductiv.</w:t>
-      </w:r>
-    </w:p>
-    <w:p>
-      <w:pPr>
-        <w:pStyle w:val="Normal1"/>
-        <w:ind w:firstLine="0"/>
-        <w:jc w:val="center"/>
-        <w:rPr>
-          <w:b/>
-        </w:rPr>
-      </w:pPr>
-      <w:r>
+        <w:ind w:firstLine="0"/>
+        <w:jc w:val="center"/>
         <w:rPr>
           <w:noProof/>
         </w:rPr>
+      </w:pPr>
+      <w:r>
+        <w:t>Figura 7</w:t>
+      </w:r>
+      <w:r>
+        <w:t>1. Configurarea cartelei de achiziție DAQmx 6009</w:t>
+      </w:r>
+      <w:r>
+        <w:t>.</w:t>
+      </w:r>
+    </w:p>
+    <w:p>
+      <w:pPr>
+        <w:pStyle w:val="Normal1"/>
+        <w:ind w:firstLine="0"/>
+        <w:rPr>
+          <w:noProof/>
+        </w:rPr>
+      </w:pPr>
+    </w:p>
+    <w:p>
+      <w:pPr>
+        <w:pStyle w:val="Normal1"/>
+        <w:ind w:firstLine="0"/>
+        <w:rPr>
+          <w:noProof/>
+        </w:rPr>
+      </w:pPr>
+      <w:r>
+        <w:rPr>
+          <w:noProof/>
+        </w:rPr>
+        <w:t>Această figură reprezintă scrierea header-ului fișierului principal. Acest lucru se face în afara buclei de calcul și control întrucât dorim ca acest lucru să fie efectuat doar o singură dată.</w:t>
+      </w:r>
+    </w:p>
+    <w:p>
+      <w:pPr>
+        <w:pStyle w:val="Normal1"/>
+        <w:ind w:firstLine="0"/>
+        <w:rPr>
+          <w:noProof/>
+        </w:rPr>
+      </w:pPr>
+    </w:p>
+    <w:p>
+      <w:pPr>
+        <w:pStyle w:val="Normal1"/>
+        <w:ind w:firstLine="0"/>
+        <w:rPr>
+          <w:noProof/>
+        </w:rPr>
+      </w:pPr>
+      <w:r>
+        <w:rPr>
+          <w:noProof/>
+          <w:lang w:val="en-US"/>
+        </w:rPr>
         <w:drawing>
-          <wp:inline distT="0" distB="0" distL="0" distR="0" wp14:anchorId="738D17DD" wp14:editId="5CEF7161">
-            <wp:extent cx="3162300" cy="2105025"/>
-            <wp:effectExtent l="0" t="0" r="0" b="9525"/>
-            <wp:docPr id="30" name="Picture 30"/>
+          <wp:inline distT="0" distB="0" distL="0" distR="0" wp14:anchorId="7C46243D" wp14:editId="1383590E">
+            <wp:extent cx="4537075" cy="1070610"/>
+            <wp:effectExtent l="0" t="0" r="0" b="0"/>
+            <wp:docPr id="23" name="Picture 23"/>
             <wp:cNvGraphicFramePr>
               <a:graphicFrameLocks xmlns:a="http://schemas.openxmlformats.org/drawingml/2006/main" noChangeAspect="1"/>
             </wp:cNvGraphicFramePr>
@@ -3663,7 +4077,7 @@
                   <pic:spPr>
                     <a:xfrm>
                       <a:off x="0" y="0"/>
-                      <a:ext cx="3162300" cy="2105025"/>
+                      <a:ext cx="4537075" cy="1070610"/>
                     </a:xfrm>
                     <a:prstGeom prst="rect">
                       <a:avLst/>
@@ -3679,58 +4093,93 @@
     <w:p>
       <w:pPr>
         <w:pStyle w:val="Normal1"/>
-        <w:rPr>
-          <w:b/>
-        </w:rPr>
-      </w:pPr>
-    </w:p>
-    <w:p>
-      <w:pPr>
-        <w:pStyle w:val="Normal1"/>
-      </w:pPr>
-      <w:r>
-        <w:t xml:space="preserve">Reprezentarea celor 3 semnale în același osciloscop virtual a fost </w:t>
-      </w:r>
-      <w:r>
-        <w:t xml:space="preserve">realizată prin utilizarea unui bloc de tipul </w:t>
-      </w:r>
-      <w:r>
-        <w:rPr>
-          <w:lang w:val="en-US"/>
-        </w:rPr>
-        <w:t>“Bundle”</w:t>
-      </w:r>
-      <w:r>
-        <w:t xml:space="preserve"> după care în interiorul blocului</w:t>
-      </w:r>
-      <w:r>
-        <w:rPr>
-          <w:lang w:val="en-US"/>
-        </w:rPr>
-        <w:t xml:space="preserve"> “For” au fost introdus elementul de “Waveform Build” tocmai pentru a putea creea 3 semnale concurente dar reprezentabile </w:t>
-      </w:r>
-      <w:r>
-        <w:t>în același grafic.</w:t>
-      </w:r>
-    </w:p>
-    <w:p>
-      <w:pPr>
-        <w:pStyle w:val="Normal1"/>
-        <w:ind w:firstLine="0"/>
-        <w:rPr>
-          <w:b/>
-        </w:rPr>
-      </w:pPr>
-      <w:r>
+        <w:ind w:firstLine="0"/>
+        <w:jc w:val="center"/>
         <w:rPr>
           <w:noProof/>
+        </w:rPr>
+      </w:pPr>
+      <w:r>
+        <w:t>Figura 2</w:t>
+      </w:r>
+      <w:r>
+        <w:t>8</w:t>
+      </w:r>
+      <w:r>
+        <w:t>. Scrierea header-ului în fișier</w:t>
+      </w:r>
+    </w:p>
+    <w:p>
+      <w:pPr>
+        <w:pStyle w:val="Normal1"/>
+        <w:ind w:firstLine="0"/>
+        <w:rPr>
+          <w:noProof/>
+        </w:rPr>
+      </w:pPr>
+    </w:p>
+    <w:p>
+      <w:pPr>
+        <w:pStyle w:val="Normal1"/>
+        <w:ind w:firstLine="0"/>
+        <w:rPr>
+          <w:noProof/>
+        </w:rPr>
+      </w:pPr>
+      <w:r>
+        <w:rPr>
+          <w:noProof/>
+        </w:rPr>
+        <w:t xml:space="preserve">În continuare s-a folosit blocul </w:t>
+      </w:r>
+      <w:r>
+        <w:rPr>
+          <w:noProof/>
+          <w:lang w:val="en-US"/>
+        </w:rPr>
+        <w:t>“Format into string”</w:t>
+      </w:r>
+      <w:r>
+        <w:rPr>
+          <w:noProof/>
+        </w:rPr>
+        <w:t xml:space="preserve"> deoarece scrierea în fișiere trebuie făcută astfel. </w:t>
+      </w:r>
+      <w:r>
+        <w:rPr>
+          <w:noProof/>
+        </w:rPr>
+        <w:t>[1]</w:t>
+      </w:r>
+    </w:p>
+    <w:p>
+      <w:pPr>
+        <w:pStyle w:val="Normal1"/>
+        <w:ind w:firstLine="0"/>
+        <w:rPr>
+          <w:noProof/>
+        </w:rPr>
+      </w:pPr>
+    </w:p>
+    <w:p>
+      <w:pPr>
+        <w:pStyle w:val="Normal1"/>
+        <w:ind w:firstLine="0"/>
+        <w:rPr>
+          <w:noProof/>
+        </w:rPr>
+      </w:pPr>
+      <w:r>
+        <w:rPr>
+          <w:noProof/>
+          <w:lang w:val="en-US"/>
         </w:rPr>
         <w:lastRenderedPageBreak/>
         <w:drawing>
-          <wp:inline distT="0" distB="0" distL="0" distR="0" wp14:anchorId="59F495C2" wp14:editId="6E4DB134">
-            <wp:extent cx="4537075" cy="1252220"/>
-            <wp:effectExtent l="0" t="0" r="0" b="5080"/>
-            <wp:docPr id="31" name="Picture 31"/>
+          <wp:inline distT="0" distB="0" distL="0" distR="0" wp14:anchorId="51C65737" wp14:editId="64725B8B">
+            <wp:extent cx="4537075" cy="1613535"/>
+            <wp:effectExtent l="0" t="0" r="0" b="5715"/>
+            <wp:docPr id="29" name="Picture 29"/>
             <wp:cNvGraphicFramePr>
               <a:graphicFrameLocks xmlns:a="http://schemas.openxmlformats.org/drawingml/2006/main" noChangeAspect="1"/>
             </wp:cNvGraphicFramePr>
@@ -3750,7 +4199,7 @@
                   <pic:spPr>
                     <a:xfrm>
                       <a:off x="0" y="0"/>
-                      <a:ext cx="4537075" cy="1252220"/>
+                      <a:ext cx="4537075" cy="1613535"/>
                     </a:xfrm>
                     <a:prstGeom prst="rect">
                       <a:avLst/>
@@ -3766,64 +4215,70 @@
     <w:p>
       <w:pPr>
         <w:pStyle w:val="Normal1"/>
-      </w:pPr>
-    </w:p>
-    <w:p>
-      <w:pPr>
-        <w:pStyle w:val="Normal1"/>
-      </w:pPr>
-      <w:bookmarkStart w:id="0" w:name="_GoBack"/>
-      <w:bookmarkEnd w:id="0"/>
-    </w:p>
-    <w:p>
-      <w:pPr>
-        <w:pStyle w:val="Normal1"/>
-        <w:rPr>
-          <w:lang w:val="en-US"/>
-        </w:rPr>
-      </w:pPr>
-      <w:r>
-        <w:t xml:space="preserve">Funcția ce returnează erorile întâmpinate de către LabVIEW în timpul utilizării cartelei de achiziție DAQ 6009 a fost deconstruita și reconstruită folosind blocurile </w:t>
-      </w:r>
-      <w:r>
-        <w:rPr>
-          <w:lang w:val="en-US"/>
-        </w:rPr>
-        <w:t>“Unbundle” și  “</w:t>
-      </w:r>
-      <w:r>
-        <w:t>Bundle</w:t>
-      </w:r>
-      <w:r>
-        <w:rPr>
-          <w:lang w:val="en-US"/>
-        </w:rPr>
-        <w:t>” în vederea realizării unei interfețe de utilizator mai ușor de folosit.</w:t>
-      </w:r>
-    </w:p>
-    <w:p>
-      <w:pPr>
-        <w:pStyle w:val="Normal1"/>
-      </w:pPr>
-    </w:p>
-    <w:p>
-      <w:pPr>
-        <w:pStyle w:val="Normal1"/>
-        <w:ind w:firstLine="0"/>
-        <w:jc w:val="center"/>
-        <w:rPr>
-          <w:b/>
-        </w:rPr>
-      </w:pPr>
-      <w:r>
+        <w:ind w:firstLine="0"/>
+        <w:jc w:val="center"/>
         <w:rPr>
           <w:noProof/>
         </w:rPr>
+      </w:pPr>
+      <w:r>
+        <w:t>Figura 2</w:t>
+      </w:r>
+      <w:r>
+        <w:t>9</w:t>
+      </w:r>
+      <w:r>
+        <w:t>. Scrierea datelor achiziționate și calculate în fișier.</w:t>
+      </w:r>
+    </w:p>
+    <w:p>
+      <w:pPr>
+        <w:pStyle w:val="Normal1"/>
+        <w:rPr>
+          <w:noProof/>
+        </w:rPr>
+      </w:pPr>
+    </w:p>
+    <w:p>
+      <w:pPr>
+        <w:pStyle w:val="Normal1"/>
+        <w:rPr>
+          <w:noProof/>
+        </w:rPr>
+      </w:pPr>
+      <w:r>
+        <w:rPr>
+          <w:noProof/>
+        </w:rPr>
+        <w:t>Se poate vizualiza fișierul și felul în care datele achiziționate au fost salvate în următoarea diagramă.</w:t>
+      </w:r>
+    </w:p>
+    <w:p>
+      <w:pPr>
+        <w:pStyle w:val="Normal1"/>
+        <w:rPr>
+          <w:noProof/>
+        </w:rPr>
+      </w:pPr>
+    </w:p>
+    <w:p>
+      <w:pPr>
+        <w:pStyle w:val="Normal1"/>
+        <w:ind w:firstLine="0"/>
+        <w:rPr>
+          <w:noProof/>
+        </w:rPr>
+      </w:pPr>
+      <w:r>
+        <w:rPr>
+          <w:noProof/>
+          <w:lang w:val="en-US"/>
+        </w:rPr>
         <w:drawing>
-          <wp:inline distT="0" distB="0" distL="0" distR="0" wp14:anchorId="4E459B7D" wp14:editId="5A39F521">
-            <wp:extent cx="4537075" cy="1962785"/>
+          <wp:inline distT="0" distB="0" distL="0" distR="0" wp14:anchorId="513DF541" wp14:editId="4EA95CE6">
+            <wp:extent cx="4537075" cy="1660525"/>
             <wp:effectExtent l="0" t="0" r="0" b="0"/>
-            <wp:docPr id="32" name="Picture 32"/>
+            <wp:docPr id="24" name="Picture 24"/>
             <wp:cNvGraphicFramePr>
               <a:graphicFrameLocks xmlns:a="http://schemas.openxmlformats.org/drawingml/2006/main" noChangeAspect="1"/>
             </wp:cNvGraphicFramePr>
@@ -3843,6 +4298,683 @@
                   <pic:spPr>
                     <a:xfrm>
                       <a:off x="0" y="0"/>
+                      <a:ext cx="4537075" cy="1660525"/>
+                    </a:xfrm>
+                    <a:prstGeom prst="rect">
+                      <a:avLst/>
+                    </a:prstGeom>
+                  </pic:spPr>
+                </pic:pic>
+              </a:graphicData>
+            </a:graphic>
+          </wp:inline>
+        </w:drawing>
+      </w:r>
+    </w:p>
+    <w:p>
+      <w:pPr>
+        <w:pStyle w:val="Normal1"/>
+        <w:ind w:firstLine="0"/>
+        <w:jc w:val="center"/>
+        <w:rPr>
+          <w:noProof/>
+        </w:rPr>
+      </w:pPr>
+      <w:r>
+        <w:t>Figura 30</w:t>
+      </w:r>
+      <w:r>
+        <w:t>. Vizualizarea datelor inregistrate în fișier.</w:t>
+      </w:r>
+    </w:p>
+    <w:p>
+      <w:pPr>
+        <w:pStyle w:val="Normal1"/>
+        <w:rPr>
+          <w:noProof/>
+        </w:rPr>
+      </w:pPr>
+    </w:p>
+    <w:p>
+      <w:pPr>
+        <w:pStyle w:val="Normal1"/>
+        <w:rPr>
+          <w:noProof/>
+        </w:rPr>
+      </w:pPr>
+      <w:r>
+        <w:rPr>
+          <w:noProof/>
+        </w:rPr>
+        <w:t>Aceste elemente nu au o funcționalitate propriu zisă, fiind folosite doar pentru crearea de panouri în vederea construirii unei interfețe grafice pentru utilizatorul final.</w:t>
+      </w:r>
+    </w:p>
+    <w:p>
+      <w:pPr>
+        <w:pStyle w:val="Normal1"/>
+        <w:ind w:firstLine="0"/>
+        <w:jc w:val="center"/>
+        <w:rPr>
+          <w:noProof/>
+        </w:rPr>
+      </w:pPr>
+      <w:r>
+        <w:rPr>
+          <w:noProof/>
+          <w:lang w:val="en-US"/>
+        </w:rPr>
+        <w:drawing>
+          <wp:inline distT="0" distB="0" distL="0" distR="0" wp14:anchorId="1F0F5797" wp14:editId="27771CBE">
+            <wp:extent cx="2449002" cy="1627243"/>
+            <wp:effectExtent l="0" t="0" r="8890" b="0"/>
+            <wp:docPr id="25" name="Picture 25"/>
+            <wp:cNvGraphicFramePr>
+              <a:graphicFrameLocks xmlns:a="http://schemas.openxmlformats.org/drawingml/2006/main" noChangeAspect="1"/>
+            </wp:cNvGraphicFramePr>
+            <a:graphic xmlns:a="http://schemas.openxmlformats.org/drawingml/2006/main">
+              <a:graphicData uri="http://schemas.openxmlformats.org/drawingml/2006/picture">
+                <pic:pic xmlns:pic="http://schemas.openxmlformats.org/drawingml/2006/picture">
+                  <pic:nvPicPr>
+                    <pic:cNvPr id="1" name=""/>
+                    <pic:cNvPicPr/>
+                  </pic:nvPicPr>
+                  <pic:blipFill>
+                    <a:blip r:embed="rId43"/>
+                    <a:stretch>
+                      <a:fillRect/>
+                    </a:stretch>
+                  </pic:blipFill>
+                  <pic:spPr>
+                    <a:xfrm>
+                      <a:off x="0" y="0"/>
+                      <a:ext cx="2496550" cy="1658836"/>
+                    </a:xfrm>
+                    <a:prstGeom prst="rect">
+                      <a:avLst/>
+                    </a:prstGeom>
+                  </pic:spPr>
+                </pic:pic>
+              </a:graphicData>
+            </a:graphic>
+          </wp:inline>
+        </w:drawing>
+      </w:r>
+    </w:p>
+    <w:p>
+      <w:pPr>
+        <w:pStyle w:val="Normal1"/>
+        <w:ind w:firstLine="0"/>
+        <w:jc w:val="center"/>
+      </w:pPr>
+      <w:r>
+        <w:t>Figura 31</w:t>
+      </w:r>
+      <w:r>
+        <w:t>. Vizualizarea elementelor logice ale interfeței de utilizator.</w:t>
+      </w:r>
+    </w:p>
+    <w:p>
+      <w:pPr>
+        <w:pStyle w:val="Normal1"/>
+        <w:ind w:firstLine="720"/>
+        <w:rPr>
+          <w:noProof/>
+        </w:rPr>
+      </w:pPr>
+      <w:r>
+        <w:rPr>
+          <w:noProof/>
+        </w:rPr>
+        <w:lastRenderedPageBreak/>
+        <w:t>Figura următoare prezintă prima parte din modelul matematic al instrumentului virtual, loc în care realizăm scalarea valorilor achiziționate astfel încât valorile acestora să fie normalizate în vederea efectuării de calcule ulterioare. Tot aici se poate observa felul în care puterea reală instantanee este calculată.</w:t>
+      </w:r>
+      <w:r>
+        <w:rPr>
+          <w:noProof/>
+        </w:rPr>
+        <w:t>[1][4][5]</w:t>
+      </w:r>
+    </w:p>
+    <w:p>
+      <w:pPr>
+        <w:pStyle w:val="Normal1"/>
+        <w:ind w:firstLine="0"/>
+        <w:rPr>
+          <w:b/>
+        </w:rPr>
+      </w:pPr>
+      <w:r>
+        <w:rPr>
+          <w:noProof/>
+          <w:lang w:val="en-US"/>
+        </w:rPr>
+        <w:drawing>
+          <wp:inline distT="0" distB="0" distL="0" distR="0" wp14:anchorId="444AFC97" wp14:editId="788A8D71">
+            <wp:extent cx="4537075" cy="3519805"/>
+            <wp:effectExtent l="0" t="0" r="0" b="4445"/>
+            <wp:docPr id="26" name="Picture 26"/>
+            <wp:cNvGraphicFramePr>
+              <a:graphicFrameLocks xmlns:a="http://schemas.openxmlformats.org/drawingml/2006/main" noChangeAspect="1"/>
+            </wp:cNvGraphicFramePr>
+            <a:graphic xmlns:a="http://schemas.openxmlformats.org/drawingml/2006/main">
+              <a:graphicData uri="http://schemas.openxmlformats.org/drawingml/2006/picture">
+                <pic:pic xmlns:pic="http://schemas.openxmlformats.org/drawingml/2006/picture">
+                  <pic:nvPicPr>
+                    <pic:cNvPr id="1" name=""/>
+                    <pic:cNvPicPr/>
+                  </pic:nvPicPr>
+                  <pic:blipFill>
+                    <a:blip r:embed="rId44"/>
+                    <a:stretch>
+                      <a:fillRect/>
+                    </a:stretch>
+                  </pic:blipFill>
+                  <pic:spPr>
+                    <a:xfrm>
+                      <a:off x="0" y="0"/>
+                      <a:ext cx="4537075" cy="3519805"/>
+                    </a:xfrm>
+                    <a:prstGeom prst="rect">
+                      <a:avLst/>
+                    </a:prstGeom>
+                  </pic:spPr>
+                </pic:pic>
+              </a:graphicData>
+            </a:graphic>
+          </wp:inline>
+        </w:drawing>
+      </w:r>
+    </w:p>
+    <w:p>
+      <w:pPr>
+        <w:pStyle w:val="Normal1"/>
+        <w:ind w:firstLine="0"/>
+        <w:jc w:val="center"/>
+        <w:rPr>
+          <w:noProof/>
+        </w:rPr>
+      </w:pPr>
+      <w:r>
+        <w:t>Figura 32</w:t>
+      </w:r>
+      <w:r>
+        <w:t>. Vizualizarea modelului de calcul a tensiunii, curentului și a puterii instantanee.</w:t>
+      </w:r>
+    </w:p>
+    <w:p>
+      <w:pPr>
+        <w:pStyle w:val="Normal1"/>
+      </w:pPr>
+    </w:p>
+    <w:p>
+      <w:pPr>
+        <w:pStyle w:val="Normal1"/>
+        <w:rPr>
+          <w:lang w:val="en-US"/>
+        </w:rPr>
+      </w:pPr>
+      <w:r>
+        <w:t xml:space="preserve">Următoarea figură prezintă felul în care afișarea armonicilor este efectuată de către blocul </w:t>
+      </w:r>
+      <w:r>
+        <w:rPr>
+          <w:lang w:val="en-US"/>
+        </w:rPr>
+        <w:t>“FFT Power Spectrum and PSD” dar și felul în care folosim blocul “Build Waveform” tocmai pentru a crea forma de undă ce urmează a fi analizată.</w:t>
+      </w:r>
+      <w:r>
+        <w:rPr>
+          <w:lang w:val="en-US"/>
+        </w:rPr>
+        <w:t>[1]</w:t>
+      </w:r>
+    </w:p>
+    <w:p>
+      <w:pPr>
+        <w:pStyle w:val="Normal1"/>
+        <w:ind w:firstLine="0"/>
+        <w:jc w:val="center"/>
+        <w:rPr>
+          <w:b/>
+        </w:rPr>
+      </w:pPr>
+    </w:p>
+    <w:p>
+      <w:pPr>
+        <w:pStyle w:val="Normal1"/>
+        <w:ind w:firstLine="0"/>
+        <w:jc w:val="center"/>
+        <w:rPr>
+          <w:b/>
+        </w:rPr>
+      </w:pPr>
+      <w:r>
+        <w:rPr>
+          <w:noProof/>
+          <w:lang w:val="en-US"/>
+        </w:rPr>
+        <w:drawing>
+          <wp:inline distT="0" distB="0" distL="0" distR="0" wp14:anchorId="663A91C3" wp14:editId="036BB119">
+            <wp:extent cx="3633746" cy="1037488"/>
+            <wp:effectExtent l="0" t="0" r="5080" b="0"/>
+            <wp:docPr id="27" name="Picture 27"/>
+            <wp:cNvGraphicFramePr>
+              <a:graphicFrameLocks xmlns:a="http://schemas.openxmlformats.org/drawingml/2006/main" noChangeAspect="1"/>
+            </wp:cNvGraphicFramePr>
+            <a:graphic xmlns:a="http://schemas.openxmlformats.org/drawingml/2006/main">
+              <a:graphicData uri="http://schemas.openxmlformats.org/drawingml/2006/picture">
+                <pic:pic xmlns:pic="http://schemas.openxmlformats.org/drawingml/2006/picture">
+                  <pic:nvPicPr>
+                    <pic:cNvPr id="1" name=""/>
+                    <pic:cNvPicPr/>
+                  </pic:nvPicPr>
+                  <pic:blipFill>
+                    <a:blip r:embed="rId45"/>
+                    <a:stretch>
+                      <a:fillRect/>
+                    </a:stretch>
+                  </pic:blipFill>
+                  <pic:spPr>
+                    <a:xfrm>
+                      <a:off x="0" y="0"/>
+                      <a:ext cx="3780262" cy="1079320"/>
+                    </a:xfrm>
+                    <a:prstGeom prst="rect">
+                      <a:avLst/>
+                    </a:prstGeom>
+                  </pic:spPr>
+                </pic:pic>
+              </a:graphicData>
+            </a:graphic>
+          </wp:inline>
+        </w:drawing>
+      </w:r>
+    </w:p>
+    <w:p>
+      <w:pPr>
+        <w:pStyle w:val="Normal1"/>
+        <w:ind w:firstLine="0"/>
+        <w:jc w:val="center"/>
+        <w:rPr>
+          <w:noProof/>
+        </w:rPr>
+      </w:pPr>
+      <w:r>
+        <w:t>Figura 33</w:t>
+      </w:r>
+      <w:r>
+        <w:t>. Vizualizarea modelului de calcul pentru armonici.</w:t>
+      </w:r>
+    </w:p>
+    <w:p>
+      <w:pPr>
+        <w:pStyle w:val="Normal1"/>
+      </w:pPr>
+      <w:r>
+        <w:lastRenderedPageBreak/>
+        <w:t>În continuare se prezintă calculele pentru puterea aparentă, factorul de putere, puterea reală</w:t>
+      </w:r>
+      <w:r>
+        <w:t xml:space="preserve"> dar și cele două osciloscoape virtuale utilizate pentru a afișa două scale diferite, una pentru tensiune si una pentru curent în timp ce aceste două sunt afișate folosind un singur osciloscop virtual.</w:t>
+      </w:r>
+      <w:r>
+        <w:t>[1][4][5]</w:t>
+      </w:r>
+    </w:p>
+    <w:p>
+      <w:pPr>
+        <w:pStyle w:val="Normal1"/>
+        <w:rPr>
+          <w:b/>
+        </w:rPr>
+      </w:pPr>
+    </w:p>
+    <w:p>
+      <w:pPr>
+        <w:pStyle w:val="Normal1"/>
+        <w:ind w:firstLine="0"/>
+        <w:rPr>
+          <w:b/>
+        </w:rPr>
+      </w:pPr>
+      <w:r>
+        <w:rPr>
+          <w:noProof/>
+          <w:lang w:val="en-US"/>
+        </w:rPr>
+        <w:drawing>
+          <wp:inline distT="0" distB="0" distL="0" distR="0" wp14:anchorId="176A59E0" wp14:editId="5E1BAA0E">
+            <wp:extent cx="4537075" cy="2910840"/>
+            <wp:effectExtent l="0" t="0" r="0" b="3810"/>
+            <wp:docPr id="28" name="Picture 28"/>
+            <wp:cNvGraphicFramePr>
+              <a:graphicFrameLocks xmlns:a="http://schemas.openxmlformats.org/drawingml/2006/main" noChangeAspect="1"/>
+            </wp:cNvGraphicFramePr>
+            <a:graphic xmlns:a="http://schemas.openxmlformats.org/drawingml/2006/main">
+              <a:graphicData uri="http://schemas.openxmlformats.org/drawingml/2006/picture">
+                <pic:pic xmlns:pic="http://schemas.openxmlformats.org/drawingml/2006/picture">
+                  <pic:nvPicPr>
+                    <pic:cNvPr id="1" name=""/>
+                    <pic:cNvPicPr/>
+                  </pic:nvPicPr>
+                  <pic:blipFill>
+                    <a:blip r:embed="rId46"/>
+                    <a:stretch>
+                      <a:fillRect/>
+                    </a:stretch>
+                  </pic:blipFill>
+                  <pic:spPr>
+                    <a:xfrm>
+                      <a:off x="0" y="0"/>
+                      <a:ext cx="4537075" cy="2910840"/>
+                    </a:xfrm>
+                    <a:prstGeom prst="rect">
+                      <a:avLst/>
+                    </a:prstGeom>
+                  </pic:spPr>
+                </pic:pic>
+              </a:graphicData>
+            </a:graphic>
+          </wp:inline>
+        </w:drawing>
+      </w:r>
+    </w:p>
+    <w:p>
+      <w:pPr>
+        <w:pStyle w:val="Normal1"/>
+        <w:ind w:firstLine="0"/>
+        <w:jc w:val="center"/>
+        <w:rPr>
+          <w:noProof/>
+        </w:rPr>
+      </w:pPr>
+      <w:r>
+        <w:t>Figura 34</w:t>
+      </w:r>
+      <w:r>
+        <w:t>. Vizualizarea modelului de calcul pentru puterea aparentă, puterea reală și factorul de putere. Suprapunerea celor două grafice în Grid Scope.</w:t>
+      </w:r>
+    </w:p>
+    <w:p>
+      <w:pPr>
+        <w:pStyle w:val="Normal1"/>
+        <w:rPr>
+          <w:b/>
+        </w:rPr>
+      </w:pPr>
+    </w:p>
+    <w:p>
+      <w:pPr>
+        <w:pStyle w:val="Normal1"/>
+      </w:pPr>
+      <w:r>
+        <w:t>Următoarea diagramă prezintă logica din spatele indicatorului capacitiv/inductiv. Dacă puterea reactivă este pozitivă, atunci rețeaua este una capacitivă iar atunci când rezultatul acestei comparații logice este negativ, rețeaua este una de tip inductiv.</w:t>
+      </w:r>
+    </w:p>
+    <w:p>
+      <w:pPr>
+        <w:pStyle w:val="Normal1"/>
+        <w:ind w:firstLine="0"/>
+        <w:jc w:val="center"/>
+        <w:rPr>
+          <w:b/>
+        </w:rPr>
+      </w:pPr>
+      <w:r>
+        <w:rPr>
+          <w:noProof/>
+          <w:lang w:val="en-US"/>
+        </w:rPr>
+        <w:lastRenderedPageBreak/>
+        <w:drawing>
+          <wp:inline distT="0" distB="0" distL="0" distR="0" wp14:anchorId="738D17DD" wp14:editId="5CEF7161">
+            <wp:extent cx="3162300" cy="2105025"/>
+            <wp:effectExtent l="0" t="0" r="0" b="9525"/>
+            <wp:docPr id="30" name="Picture 30"/>
+            <wp:cNvGraphicFramePr>
+              <a:graphicFrameLocks xmlns:a="http://schemas.openxmlformats.org/drawingml/2006/main" noChangeAspect="1"/>
+            </wp:cNvGraphicFramePr>
+            <a:graphic xmlns:a="http://schemas.openxmlformats.org/drawingml/2006/main">
+              <a:graphicData uri="http://schemas.openxmlformats.org/drawingml/2006/picture">
+                <pic:pic xmlns:pic="http://schemas.openxmlformats.org/drawingml/2006/picture">
+                  <pic:nvPicPr>
+                    <pic:cNvPr id="1" name=""/>
+                    <pic:cNvPicPr/>
+                  </pic:nvPicPr>
+                  <pic:blipFill>
+                    <a:blip r:embed="rId47"/>
+                    <a:stretch>
+                      <a:fillRect/>
+                    </a:stretch>
+                  </pic:blipFill>
+                  <pic:spPr>
+                    <a:xfrm>
+                      <a:off x="0" y="0"/>
+                      <a:ext cx="3162300" cy="2105025"/>
+                    </a:xfrm>
+                    <a:prstGeom prst="rect">
+                      <a:avLst/>
+                    </a:prstGeom>
+                  </pic:spPr>
+                </pic:pic>
+              </a:graphicData>
+            </a:graphic>
+          </wp:inline>
+        </w:drawing>
+      </w:r>
+    </w:p>
+    <w:p>
+      <w:pPr>
+        <w:pStyle w:val="Normal1"/>
+        <w:ind w:firstLine="0"/>
+        <w:jc w:val="center"/>
+      </w:pPr>
+      <w:r>
+        <w:t>Figura 35</w:t>
+      </w:r>
+      <w:r>
+        <w:t xml:space="preserve">. Vizualizarea modelului de comparație </w:t>
+      </w:r>
+    </w:p>
+    <w:p>
+      <w:pPr>
+        <w:pStyle w:val="Normal1"/>
+        <w:ind w:firstLine="0"/>
+        <w:jc w:val="center"/>
+      </w:pPr>
+      <w:r>
+        <w:t>pentru determinarea unei rețele capacitive sau inductive.</w:t>
+      </w:r>
+    </w:p>
+    <w:p>
+      <w:pPr>
+        <w:pStyle w:val="Normal1"/>
+        <w:rPr>
+          <w:b/>
+        </w:rPr>
+      </w:pPr>
+    </w:p>
+    <w:p>
+      <w:pPr>
+        <w:pStyle w:val="Normal1"/>
+      </w:pPr>
+      <w:r>
+        <w:t xml:space="preserve">Reprezentarea celor 3 semnale în același osciloscop virtual a fost </w:t>
+      </w:r>
+      <w:r>
+        <w:t xml:space="preserve">realizată prin utilizarea unui bloc de tipul </w:t>
+      </w:r>
+      <w:r>
+        <w:rPr>
+          <w:lang w:val="en-US"/>
+        </w:rPr>
+        <w:t>“Bundle”</w:t>
+      </w:r>
+      <w:r>
+        <w:t xml:space="preserve"> după care în interiorul blocului</w:t>
+      </w:r>
+      <w:r>
+        <w:rPr>
+          <w:lang w:val="en-US"/>
+        </w:rPr>
+        <w:t xml:space="preserve"> “For” au fost introdus elementul de “Waveform Build” tocmai pentru a putea creea 3 semnale concurente dar reprezentabile </w:t>
+      </w:r>
+      <w:r>
+        <w:t>în același grafic.</w:t>
+      </w:r>
+      <w:r>
+        <w:t>[1][3]</w:t>
+      </w:r>
+    </w:p>
+    <w:p>
+      <w:pPr>
+        <w:pStyle w:val="Normal1"/>
+      </w:pPr>
+    </w:p>
+    <w:p>
+      <w:pPr>
+        <w:pStyle w:val="Normal1"/>
+        <w:ind w:firstLine="0"/>
+        <w:rPr>
+          <w:b/>
+        </w:rPr>
+      </w:pPr>
+      <w:r>
+        <w:rPr>
+          <w:noProof/>
+          <w:lang w:val="en-US"/>
+        </w:rPr>
+        <w:drawing>
+          <wp:inline distT="0" distB="0" distL="0" distR="0" wp14:anchorId="59F495C2" wp14:editId="6E4DB134">
+            <wp:extent cx="4537075" cy="1252220"/>
+            <wp:effectExtent l="0" t="0" r="0" b="5080"/>
+            <wp:docPr id="31" name="Picture 31"/>
+            <wp:cNvGraphicFramePr>
+              <a:graphicFrameLocks xmlns:a="http://schemas.openxmlformats.org/drawingml/2006/main" noChangeAspect="1"/>
+            </wp:cNvGraphicFramePr>
+            <a:graphic xmlns:a="http://schemas.openxmlformats.org/drawingml/2006/main">
+              <a:graphicData uri="http://schemas.openxmlformats.org/drawingml/2006/picture">
+                <pic:pic xmlns:pic="http://schemas.openxmlformats.org/drawingml/2006/picture">
+                  <pic:nvPicPr>
+                    <pic:cNvPr id="1" name=""/>
+                    <pic:cNvPicPr/>
+                  </pic:nvPicPr>
+                  <pic:blipFill>
+                    <a:blip r:embed="rId48"/>
+                    <a:stretch>
+                      <a:fillRect/>
+                    </a:stretch>
+                  </pic:blipFill>
+                  <pic:spPr>
+                    <a:xfrm>
+                      <a:off x="0" y="0"/>
+                      <a:ext cx="4537075" cy="1252220"/>
+                    </a:xfrm>
+                    <a:prstGeom prst="rect">
+                      <a:avLst/>
+                    </a:prstGeom>
+                  </pic:spPr>
+                </pic:pic>
+              </a:graphicData>
+            </a:graphic>
+          </wp:inline>
+        </w:drawing>
+      </w:r>
+    </w:p>
+    <w:p>
+      <w:pPr>
+        <w:pStyle w:val="Normal1"/>
+        <w:ind w:firstLine="0"/>
+        <w:jc w:val="center"/>
+      </w:pPr>
+      <w:r>
+        <w:t>Figura 36</w:t>
+      </w:r>
+      <w:r>
+        <w:t>. Vizualizarea modelului de construire a semnalelor combinate.</w:t>
+      </w:r>
+    </w:p>
+    <w:p>
+      <w:pPr>
+        <w:pStyle w:val="Normal1"/>
+      </w:pPr>
+    </w:p>
+    <w:p>
+      <w:pPr>
+        <w:pStyle w:val="Normal1"/>
+        <w:rPr>
+          <w:lang w:val="en-US"/>
+        </w:rPr>
+      </w:pPr>
+      <w:r>
+        <w:t xml:space="preserve">Funcția ce returnează erorile întâmpinate de către LabVIEW în timpul utilizării cartelei de achiziție DAQ 6009 a fost deconstruita și reconstruită folosind blocurile </w:t>
+      </w:r>
+      <w:r>
+        <w:rPr>
+          <w:lang w:val="en-US"/>
+        </w:rPr>
+        <w:t>“Unbundle” și  “</w:t>
+      </w:r>
+      <w:r>
+        <w:t>Bundle</w:t>
+      </w:r>
+      <w:r>
+        <w:rPr>
+          <w:lang w:val="en-US"/>
+        </w:rPr>
+        <w:t>” în vederea realizării unei interfețe de utilizator mai ușor de folosit.</w:t>
+      </w:r>
+      <w:r>
+        <w:rPr>
+          <w:lang w:val="en-US"/>
+        </w:rPr>
+        <w:t>[1][3]</w:t>
+      </w:r>
+    </w:p>
+    <w:p>
+      <w:pPr>
+        <w:pStyle w:val="Normal1"/>
+      </w:pPr>
+    </w:p>
+    <w:p>
+      <w:pPr>
+        <w:pStyle w:val="Normal1"/>
+        <w:ind w:firstLine="0"/>
+        <w:jc w:val="center"/>
+        <w:rPr>
+          <w:b/>
+        </w:rPr>
+      </w:pPr>
+      <w:r>
+        <w:rPr>
+          <w:noProof/>
+          <w:lang w:val="en-US"/>
+        </w:rPr>
+        <w:lastRenderedPageBreak/>
+        <w:drawing>
+          <wp:inline distT="0" distB="0" distL="0" distR="0" wp14:anchorId="4E459B7D" wp14:editId="5A39F521">
+            <wp:extent cx="4537075" cy="1962785"/>
+            <wp:effectExtent l="0" t="0" r="0" b="0"/>
+            <wp:docPr id="32" name="Picture 32"/>
+            <wp:cNvGraphicFramePr>
+              <a:graphicFrameLocks xmlns:a="http://schemas.openxmlformats.org/drawingml/2006/main" noChangeAspect="1"/>
+            </wp:cNvGraphicFramePr>
+            <a:graphic xmlns:a="http://schemas.openxmlformats.org/drawingml/2006/main">
+              <a:graphicData uri="http://schemas.openxmlformats.org/drawingml/2006/picture">
+                <pic:pic xmlns:pic="http://schemas.openxmlformats.org/drawingml/2006/picture">
+                  <pic:nvPicPr>
+                    <pic:cNvPr id="1" name=""/>
+                    <pic:cNvPicPr/>
+                  </pic:nvPicPr>
+                  <pic:blipFill>
+                    <a:blip r:embed="rId49"/>
+                    <a:stretch>
+                      <a:fillRect/>
+                    </a:stretch>
+                  </pic:blipFill>
+                  <pic:spPr>
+                    <a:xfrm>
+                      <a:off x="0" y="0"/>
                       <a:ext cx="4537075" cy="1962785"/>
                     </a:xfrm>
                     <a:prstGeom prst="rect">
@@ -3859,18 +4991,21 @@
     <w:p>
       <w:pPr>
         <w:pStyle w:val="Normal1"/>
+        <w:ind w:firstLine="0"/>
+        <w:jc w:val="center"/>
         <w:rPr>
           <w:b/>
         </w:rPr>
       </w:pPr>
-    </w:p>
-    <w:p>
-      <w:pPr>
-        <w:pStyle w:val="Normal1"/>
-        <w:rPr>
-          <w:b/>
-        </w:rPr>
-      </w:pPr>
+      <w:r>
+        <w:t>Figura 3</w:t>
+      </w:r>
+      <w:r>
+        <w:t>7</w:t>
+      </w:r>
+      <w:r>
+        <w:t>. Vizualizarea metodei de creare a interfeței utilizator în vederea diagnosticării problemel dintre LabVIEW și cartela de achiziții.</w:t>
+      </w:r>
     </w:p>
     <w:p>
       <w:pPr>
@@ -3881,16 +5016,14 @@
           <w:lang w:val="ro-RO"/>
         </w:rPr>
       </w:pPr>
-    </w:p>
-    <w:p>
-      <w:pPr>
-        <w:spacing w:before="400" w:after="200"/>
+      <w:r>
         <w:rPr>
           <w:b/>
           <w:sz w:val="22"/>
           <w:lang w:val="ro-RO"/>
         </w:rPr>
-      </w:pPr>
+        <w:t xml:space="preserve"> </w:t>
+      </w:r>
       <w:r>
         <w:rPr>
           <w:b/>
@@ -3934,14 +5067,17 @@
         </w:rPr>
         <w:t xml:space="preserve">LabVIEW 2013 </w:t>
       </w:r>
-      <w:r>
-        <w:rPr>
-          <w:sz w:val="18"/>
-          <w:szCs w:val="18"/>
-          <w:lang w:val="ro-RO" w:eastAsia="ro-RO"/>
-        </w:rPr>
-        <w:t>https://www.ni.com/en/shop/labview</w:t>
-      </w:r>
+      <w:hyperlink r:id="rId50" w:history="1">
+        <w:r>
+          <w:rPr>
+            <w:rStyle w:val="Hyperlink"/>
+            <w:sz w:val="18"/>
+            <w:szCs w:val="18"/>
+            <w:lang w:val="ro-RO" w:eastAsia="ro-RO"/>
+          </w:rPr>
+          <w:t>https://www.ni.com/en/shop/labview</w:t>
+        </w:r>
+      </w:hyperlink>
     </w:p>
     <w:p>
       <w:pPr>
@@ -3957,61 +5093,43 @@
           <w:szCs w:val="18"/>
           <w:lang w:eastAsia="ro-RO"/>
         </w:rPr>
-        <w:t>[2]</w:t>
-      </w:r>
-      <w:r>
+        <w:t>https://www.alldatasheet.com/datasheet-pdf/pdf/240951/TALEMA/ASM-010.html</w:t>
+      </w:r>
+    </w:p>
+    <w:p>
+      <w:pPr>
         <w:rPr>
           <w:sz w:val="18"/>
           <w:szCs w:val="18"/>
           <w:lang w:eastAsia="ro-RO"/>
         </w:rPr>
-        <w:tab/>
-        <w:t>Talema – ASM sensor series</w:t>
-      </w:r>
-    </w:p>
-    <w:p>
-      <w:pPr>
+      </w:pPr>
+      <w:r>
         <w:rPr>
           <w:sz w:val="18"/>
           <w:szCs w:val="18"/>
           <w:lang w:eastAsia="ro-RO"/>
         </w:rPr>
-      </w:pPr>
+        <w:t>[2</w:t>
+      </w:r>
       <w:r>
         <w:rPr>
           <w:sz w:val="18"/>
           <w:szCs w:val="18"/>
           <w:lang w:eastAsia="ro-RO"/>
         </w:rPr>
-        <w:t>https://www.alldatasheet.com/datasheet-pdf/pdf/240951/TALEMA/ASM-010.html</w:t>
-      </w:r>
-    </w:p>
-    <w:p>
-      <w:pPr>
+        <w:t>]</w:t>
+      </w:r>
+      <w:r>
         <w:rPr>
           <w:sz w:val="18"/>
           <w:szCs w:val="18"/>
           <w:lang w:eastAsia="ro-RO"/>
         </w:rPr>
-      </w:pPr>
-      <w:r>
-        <w:rPr>
-          <w:sz w:val="18"/>
-          <w:szCs w:val="18"/>
-          <w:lang w:eastAsia="ro-RO"/>
-        </w:rPr>
-        <w:t>[3]</w:t>
-      </w:r>
-      <w:r>
-        <w:rPr>
-          <w:sz w:val="18"/>
-          <w:szCs w:val="18"/>
-          <w:lang w:eastAsia="ro-RO"/>
-        </w:rPr>
         <w:tab/>
         <w:t xml:space="preserve">NI USB-6009 DOCUMENTATION </w:t>
       </w:r>
-      <w:hyperlink r:id="rId43" w:history="1">
+      <w:hyperlink r:id="rId51" w:history="1">
         <w:r>
           <w:rPr>
             <w:rStyle w:val="Hyperlink"/>
@@ -4026,18 +5144,25 @@
     <w:p>
       <w:pPr>
         <w:rPr>
+          <w:sz w:val="20"/>
+          <w:lang w:val="ro-RO"/>
+        </w:rPr>
+      </w:pPr>
+      <w:r>
+        <w:rPr>
           <w:sz w:val="18"/>
           <w:szCs w:val="18"/>
           <w:lang w:eastAsia="ro-RO"/>
         </w:rPr>
-      </w:pPr>
+        <w:t>[3</w:t>
+      </w:r>
       <w:r>
         <w:rPr>
           <w:sz w:val="18"/>
           <w:szCs w:val="18"/>
           <w:lang w:eastAsia="ro-RO"/>
         </w:rPr>
-        <w:t>[4]</w:t>
+        <w:t>]</w:t>
       </w:r>
       <w:r>
         <w:rPr>
@@ -4046,68 +5171,253 @@
           <w:lang w:eastAsia="ro-RO"/>
         </w:rPr>
         <w:tab/>
-        <w:t xml:space="preserve">FurMark – GPU Benchmark </w:t>
-      </w:r>
-      <w:hyperlink r:id="rId44" w:history="1">
+        <w:t xml:space="preserve">Curs Sisteme automate de </w:t>
+      </w:r>
+      <w:r>
+        <w:rPr>
+          <w:sz w:val="18"/>
+          <w:szCs w:val="18"/>
+          <w:lang w:val="ro-RO" w:eastAsia="ro-RO"/>
+        </w:rPr>
+        <w:t xml:space="preserve">măsură </w:t>
+      </w:r>
+      <w:hyperlink r:id="rId52" w:history="1">
         <w:r>
           <w:rPr>
             <w:rStyle w:val="Hyperlink"/>
             <w:sz w:val="18"/>
             <w:szCs w:val="18"/>
-            <w:lang w:eastAsia="ro-RO"/>
+            <w:lang w:val="ro-RO" w:eastAsia="ro-RO"/>
           </w:rPr>
-          <w:t>https://www.geeks3d.com/furmark/</w:t>
+          <w:t>https://edu.tuiasi.ro/course/view.php?id=1946</w:t>
         </w:r>
       </w:hyperlink>
     </w:p>
     <w:p>
       <w:pPr>
         <w:rPr>
-          <w:sz w:val="20"/>
-          <w:lang w:val="ro-RO"/>
-        </w:rPr>
-      </w:pPr>
-      <w:r>
-        <w:rPr>
+          <w:bCs/>
+          <w:sz w:val="18"/>
+          <w:szCs w:val="18"/>
+          <w:lang w:val="ro-RO" w:eastAsia="ro-RO"/>
+        </w:rPr>
+      </w:pPr>
+      <w:r>
+        <w:rPr>
+          <w:bCs/>
+          <w:sz w:val="18"/>
+          <w:szCs w:val="18"/>
+          <w:lang w:val="ro-RO" w:eastAsia="ro-RO"/>
+        </w:rPr>
+        <w:t>[</w:t>
+      </w:r>
+      <w:r>
+        <w:rPr>
+          <w:bCs/>
+          <w:sz w:val="18"/>
+          <w:szCs w:val="18"/>
+          <w:lang w:val="ro-RO" w:eastAsia="ro-RO"/>
+        </w:rPr>
+        <w:t>4</w:t>
+      </w:r>
+      <w:r>
+        <w:rPr>
+          <w:bCs/>
+          <w:sz w:val="18"/>
+          <w:szCs w:val="18"/>
+          <w:lang w:val="ro-RO" w:eastAsia="ro-RO"/>
+        </w:rPr>
+        <w:t>]</w:t>
+      </w:r>
+      <w:r>
+        <w:rPr>
+          <w:bCs/>
+          <w:sz w:val="18"/>
+          <w:szCs w:val="18"/>
+          <w:lang w:val="ro-RO" w:eastAsia="ro-RO"/>
+        </w:rPr>
+        <w:tab/>
+        <w:t>MATLAB SIMULINK</w:t>
+      </w:r>
+    </w:p>
+    <w:p>
+      <w:pPr>
+        <w:rPr>
+          <w:bCs/>
+          <w:sz w:val="18"/>
+          <w:szCs w:val="18"/>
+          <w:lang w:val="ro-RO" w:eastAsia="ro-RO"/>
+        </w:rPr>
+      </w:pPr>
+      <w:r>
+        <w:rPr>
+          <w:bCs/>
+          <w:sz w:val="18"/>
+          <w:szCs w:val="18"/>
+          <w:lang w:val="ro-RO" w:eastAsia="ro-RO"/>
+        </w:rPr>
+        <w:t>https://www.mathworks.com/help/sps/ref/powermeasurement.html</w:t>
+      </w:r>
+    </w:p>
+    <w:p>
+      <w:pPr>
+        <w:rPr>
+          <w:b/>
+          <w:bCs/>
           <w:sz w:val="18"/>
           <w:szCs w:val="18"/>
           <w:lang w:eastAsia="ro-RO"/>
         </w:rPr>
-        <w:t>[5]</w:t>
-      </w:r>
-      <w:r>
-        <w:rPr>
+      </w:pPr>
+      <w:r>
+        <w:rPr>
+          <w:bCs/>
           <w:sz w:val="18"/>
           <w:szCs w:val="18"/>
           <w:lang w:eastAsia="ro-RO"/>
         </w:rPr>
+        <w:t>[5]</w:t>
+      </w:r>
+      <w:r>
+        <w:rPr>
+          <w:bCs/>
+          <w:sz w:val="18"/>
+          <w:szCs w:val="18"/>
+          <w:lang w:eastAsia="ro-RO"/>
+        </w:rPr>
         <w:tab/>
-        <w:t xml:space="preserve">Curs Sisteme automate de </w:t>
-      </w:r>
-      <w:r>
+      </w:r>
+      <w:r>
+        <w:rPr>
+          <w:bCs/>
+          <w:sz w:val="18"/>
+          <w:szCs w:val="18"/>
+          <w:lang w:eastAsia="ro-RO"/>
+        </w:rPr>
+        <w:t>Active, Reactive, Apparent and Complex Power</w:t>
+      </w:r>
+    </w:p>
+    <w:p>
+      <w:pPr>
+        <w:rPr>
+          <w:b/>
+          <w:bCs/>
+          <w:sz w:val="18"/>
+          <w:szCs w:val="18"/>
+          <w:lang w:eastAsia="ro-RO"/>
+        </w:rPr>
+      </w:pPr>
+      <w:hyperlink r:id="rId53" w:history="1">
+        <w:r>
+          <w:rPr>
+            <w:rStyle w:val="Hyperlink"/>
+            <w:b/>
+            <w:bCs/>
+            <w:sz w:val="18"/>
+            <w:szCs w:val="18"/>
+            <w:lang w:eastAsia="ro-RO"/>
+          </w:rPr>
+          <w:t>https://www.electricaltechnology.org/2013/07/active-reactive-apparent-and-complex.html</w:t>
+        </w:r>
+      </w:hyperlink>
+    </w:p>
+    <w:p>
+      <w:pPr>
         <w:rPr>
           <w:sz w:val="18"/>
           <w:szCs w:val="18"/>
           <w:lang w:val="ro-RO" w:eastAsia="ro-RO"/>
         </w:rPr>
-        <w:t xml:space="preserve">măsură </w:t>
-      </w:r>
+      </w:pPr>
       <w:r>
         <w:rPr>
           <w:sz w:val="18"/>
           <w:szCs w:val="18"/>
           <w:lang w:val="ro-RO" w:eastAsia="ro-RO"/>
         </w:rPr>
-        <w:t>https://edu.tuiasi.ro/course/view.php?id=1946</w:t>
+        <w:t>[6]</w:t>
+      </w:r>
+      <w:r>
+        <w:rPr>
+          <w:sz w:val="18"/>
+          <w:szCs w:val="18"/>
+          <w:lang w:val="ro-RO" w:eastAsia="ro-RO"/>
+        </w:rPr>
+        <w:tab/>
+      </w:r>
+      <w:r>
+        <w:rPr>
+          <w:sz w:val="18"/>
+          <w:szCs w:val="18"/>
+          <w:lang w:eastAsia="ro-RO"/>
+        </w:rPr>
+        <w:t> </w:t>
+      </w:r>
+      <w:r>
+        <w:rPr>
+          <w:sz w:val="18"/>
+          <w:szCs w:val="18"/>
+          <w:lang w:eastAsia="ro-RO"/>
+        </w:rPr>
+        <w:t>P2 Documentare privind partea hardware</w:t>
+      </w:r>
+    </w:p>
+    <w:p>
+      <w:pPr>
+        <w:rPr>
+          <w:sz w:val="18"/>
+          <w:szCs w:val="18"/>
+          <w:lang w:val="ro-RO" w:eastAsia="ro-RO"/>
+        </w:rPr>
+      </w:pPr>
+      <w:r>
+        <w:rPr>
+          <w:sz w:val="18"/>
+          <w:szCs w:val="18"/>
+          <w:lang w:val="ro-RO" w:eastAsia="ro-RO"/>
+        </w:rPr>
+        <w:t>[7]</w:t>
+      </w:r>
+      <w:r>
+        <w:rPr>
+          <w:sz w:val="18"/>
+          <w:szCs w:val="18"/>
+          <w:lang w:val="ro-RO" w:eastAsia="ro-RO"/>
+        </w:rPr>
+        <w:tab/>
+      </w:r>
+      <w:r>
+        <w:rPr>
+          <w:sz w:val="18"/>
+          <w:szCs w:val="18"/>
+          <w:lang w:eastAsia="ro-RO"/>
+        </w:rPr>
+        <w:t> P3 Testarea senzorilor si a elementelor de actionare</w:t>
+      </w:r>
+      <w:r>
+        <w:rPr>
+          <w:sz w:val="18"/>
+          <w:szCs w:val="18"/>
+          <w:lang w:eastAsia="ro-RO"/>
+        </w:rPr>
+        <w:t>, Ghervas</w:t>
+      </w:r>
+      <w:r>
+        <w:rPr>
+          <w:sz w:val="18"/>
+          <w:szCs w:val="18"/>
+          <w:lang w:val="ro-RO" w:eastAsia="ro-RO"/>
+        </w:rPr>
+        <w:t>ă Cristian</w:t>
       </w:r>
     </w:p>
     <w:sectPr>
-      <w:headerReference w:type="even" r:id="rId45"/>
-      <w:headerReference w:type="default" r:id="rId46"/>
-      <w:footerReference w:type="even" r:id="rId47"/>
-      <w:footerReference w:type="default" r:id="rId48"/>
-      <w:headerReference w:type="first" r:id="rId49"/>
-      <w:footerReference w:type="first" r:id="rId50"/>
+      <w:headerReference w:type="even" r:id="rId54"/>
+      <w:headerReference w:type="default" r:id="rId55"/>
+      <w:footerReference w:type="even" r:id="rId56"/>
+      <w:footerReference w:type="default" r:id="rId57"/>
+      <w:headerReference w:type="first" r:id="rId58"/>
+      <w:footerReference w:type="first" r:id="rId59"/>
       <w:pgSz w:w="11907" w:h="16840" w:code="9"/>
       <w:pgMar w:top="2552" w:right="2381" w:bottom="2835" w:left="2381" w:header="2552" w:footer="0" w:gutter="0"/>
       <w:cols w:space="720"/>
@@ -4169,7 +5479,7 @@
         <w:rStyle w:val="PageNumber"/>
         <w:noProof/>
       </w:rPr>
-      <w:t>18</w:t>
+      <w:t>16</w:t>
     </w:r>
     <w:r>
       <w:rPr>
@@ -5829,6 +7139,7 @@
   <w:style w:type="character" w:default="1" w:styleId="DefaultParagraphFont">
     <w:name w:val="Default Paragraph Font"/>
     <w:uiPriority w:val="1"/>
+    <w:semiHidden/>
     <w:unhideWhenUsed/>
   </w:style>
   <w:style w:type="table" w:default="1" w:styleId="TableNormal">
@@ -6226,6 +7537,28 @@
     <w:basedOn w:val="DefaultParagraphFont"/>
     <w:rsid w:val="006A5198"/>
   </w:style>
+  <w:style w:type="paragraph" w:styleId="BalloonText">
+    <w:name w:val="Balloon Text"/>
+    <w:basedOn w:val="Normal"/>
+    <w:link w:val="BalloonTextChar"/>
+    <w:rsid w:val="00CB2039"/>
+    <w:rPr>
+      <w:rFonts w:ascii="Segoe UI" w:hAnsi="Segoe UI" w:cs="Segoe UI"/>
+      <w:sz w:val="18"/>
+      <w:szCs w:val="18"/>
+    </w:rPr>
+  </w:style>
+  <w:style w:type="character" w:customStyle="1" w:styleId="BalloonTextChar">
+    <w:name w:val="Balloon Text Char"/>
+    <w:basedOn w:val="DefaultParagraphFont"/>
+    <w:link w:val="BalloonText"/>
+    <w:rsid w:val="00CB2039"/>
+    <w:rPr>
+      <w:rFonts w:ascii="Segoe UI" w:hAnsi="Segoe UI" w:cs="Segoe UI"/>
+      <w:sz w:val="18"/>
+      <w:szCs w:val="18"/>
+    </w:rPr>
+  </w:style>
 </w:styles>
 </file>
 
@@ -6491,6 +7824,21 @@
 </file>
 
 <file path=customXml/item1.xml><?xml version="1.0" encoding="utf-8"?>
+<p:properties xmlns:p="http://schemas.microsoft.com/office/2006/metadata/properties" xmlns:xsi="http://www.w3.org/2001/XMLSchema-instance" xmlns:pc="http://schemas.microsoft.com/office/infopath/2007/PartnerControls">
+  <documentManagement/>
+</p:properties>
+</file>
+
+<file path=customXml/item2.xml><?xml version="1.0" encoding="utf-8"?>
+<?mso-contentType ?>
+<FormTemplates xmlns="http://schemas.microsoft.com/sharepoint/v3/contenttype/forms">
+  <Display>DocumentLibraryForm</Display>
+  <Edit>DocumentLibraryForm</Edit>
+  <New>DocumentLibraryForm</New>
+</FormTemplates>
+</file>
+
+<file path=customXml/item3.xml><?xml version="1.0" encoding="utf-8"?>
 <ct:contentTypeSchema xmlns:ct="http://schemas.microsoft.com/office/2006/metadata/contentType" xmlns:ma="http://schemas.microsoft.com/office/2006/metadata/properties/metaAttributes" ct:_="" ma:_="" ma:contentTypeName="Document" ma:contentTypeID="0x01010048E3735DDDFF3E4B91B5712878CB80EB" ma:contentTypeVersion="3" ma:contentTypeDescription="Creați un document nou." ma:contentTypeScope="" ma:versionID="e7229b9a9307016fcc40734719034527">
   <xsd:schema xmlns:xsd="http://www.w3.org/2001/XMLSchema" xmlns:xs="http://www.w3.org/2001/XMLSchema" xmlns:p="http://schemas.microsoft.com/office/2006/metadata/properties" xmlns:ns2="50547c37-e22e-46b6-9404-40eb8f5be217" targetNamespace="http://schemas.microsoft.com/office/2006/metadata/properties" ma:root="true" ma:fieldsID="bd69766b1d9b7c461f826bef6164dd03" ns2:_="">
     <xsd:import namespace="50547c37-e22e-46b6-9404-40eb8f5be217"/>
@@ -6628,26 +7976,28 @@
 </ct:contentTypeSchema>
 </file>
 
-<file path=customXml/item2.xml><?xml version="1.0" encoding="utf-8"?>
-<p:properties xmlns:p="http://schemas.microsoft.com/office/2006/metadata/properties" xmlns:xsi="http://www.w3.org/2001/XMLSchema-instance" xmlns:pc="http://schemas.microsoft.com/office/infopath/2007/PartnerControls">
-  <documentManagement/>
-</p:properties>
-</file>
-
-<file path=customXml/item3.xml><?xml version="1.0" encoding="utf-8"?>
-<?mso-contentType ?>
-<FormTemplates xmlns="http://schemas.microsoft.com/sharepoint/v3/contenttype/forms">
-  <Display>DocumentLibraryForm</Display>
-  <Edit>DocumentLibraryForm</Edit>
-  <New>DocumentLibraryForm</New>
-</FormTemplates>
-</file>
-
 <file path=customXml/item4.xml><?xml version="1.0" encoding="utf-8"?>
 <b:Sources xmlns:b="http://schemas.openxmlformats.org/officeDocument/2006/bibliography" xmlns="http://schemas.openxmlformats.org/officeDocument/2006/bibliography" SelectedStyle="\IEEE2006OfficeOnline.xsl" StyleName="IEEE" Version="2006"/>
 </file>
 
 <file path=customXml/itemProps1.xml><?xml version="1.0" encoding="utf-8"?>
+<ds:datastoreItem xmlns:ds="http://schemas.openxmlformats.org/officeDocument/2006/customXml" ds:itemID="{55AF1944-BE18-435F-825F-717B22BD9BA8}">
+  <ds:schemaRefs>
+    <ds:schemaRef ds:uri="http://schemas.microsoft.com/office/2006/metadata/properties"/>
+    <ds:schemaRef ds:uri="http://schemas.microsoft.com/office/infopath/2007/PartnerControls"/>
+  </ds:schemaRefs>
+</ds:datastoreItem>
+</file>
+
+<file path=customXml/itemProps2.xml><?xml version="1.0" encoding="utf-8"?>
+<ds:datastoreItem xmlns:ds="http://schemas.openxmlformats.org/officeDocument/2006/customXml" ds:itemID="{43379135-5C40-429C-BBA3-04337B5464B5}">
+  <ds:schemaRefs>
+    <ds:schemaRef ds:uri="http://schemas.microsoft.com/sharepoint/v3/contenttype/forms"/>
+  </ds:schemaRefs>
+</ds:datastoreItem>
+</file>
+
+<file path=customXml/itemProps3.xml><?xml version="1.0" encoding="utf-8"?>
 <ds:datastoreItem xmlns:ds="http://schemas.openxmlformats.org/officeDocument/2006/customXml" ds:itemID="{8D823B3D-862A-4194-8AF8-DCE2E7A66A99}">
   <ds:schemaRefs>
     <ds:schemaRef ds:uri="http://schemas.microsoft.com/office/2006/metadata/contentType"/>
@@ -6665,25 +8015,8 @@
 </ds:datastoreItem>
 </file>
 
-<file path=customXml/itemProps2.xml><?xml version="1.0" encoding="utf-8"?>
-<ds:datastoreItem xmlns:ds="http://schemas.openxmlformats.org/officeDocument/2006/customXml" ds:itemID="{55AF1944-BE18-435F-825F-717B22BD9BA8}">
-  <ds:schemaRefs>
-    <ds:schemaRef ds:uri="http://schemas.microsoft.com/office/2006/metadata/properties"/>
-    <ds:schemaRef ds:uri="http://schemas.microsoft.com/office/infopath/2007/PartnerControls"/>
-  </ds:schemaRefs>
-</ds:datastoreItem>
-</file>
-
-<file path=customXml/itemProps3.xml><?xml version="1.0" encoding="utf-8"?>
-<ds:datastoreItem xmlns:ds="http://schemas.openxmlformats.org/officeDocument/2006/customXml" ds:itemID="{43379135-5C40-429C-BBA3-04337B5464B5}">
-  <ds:schemaRefs>
-    <ds:schemaRef ds:uri="http://schemas.microsoft.com/sharepoint/v3/contenttype/forms"/>
-  </ds:schemaRefs>
-</ds:datastoreItem>
-</file>
-
 <file path=customXml/itemProps4.xml><?xml version="1.0" encoding="utf-8"?>
-<ds:datastoreItem xmlns:ds="http://schemas.openxmlformats.org/officeDocument/2006/customXml" ds:itemID="{77DE24C0-9D43-496B-AACA-2BC61BC4B4AB}">
+<ds:datastoreItem xmlns:ds="http://schemas.openxmlformats.org/officeDocument/2006/customXml" ds:itemID="{28544E7F-888D-4864-909F-3FFF7AAF2A85}">
   <ds:schemaRefs>
     <ds:schemaRef ds:uri="http://schemas.openxmlformats.org/officeDocument/2006/bibliography"/>
   </ds:schemaRefs>
